--- a/Voiture_documento_atualizado.docx
+++ b/Voiture_documento_atualizado.docx
@@ -1879,14 +1879,30 @@
           <w:b/>
           <w:bCs/>
         </w:rPr>
-        <w:t>funcionario_ddi</w:t>
+        <w:t>funcionario_</w:t>
+      </w:r>
+      <w:proofErr w:type="gramStart"/>
+      <w:r>
+        <w:rPr>
+          <w:rFonts w:cs="Times New Roman"/>
+          <w:b/>
+          <w:bCs/>
+        </w:rPr>
+        <w:t>ddi</w:t>
       </w:r>
       <w:proofErr w:type="spellEnd"/>
       <w:r>
         <w:rPr>
           <w:rFonts w:cs="Times New Roman"/>
         </w:rPr>
-        <w:t xml:space="preserve">(VARCHAR (2), </w:t>
+        <w:t>(</w:t>
+      </w:r>
+      <w:proofErr w:type="gramEnd"/>
+      <w:r>
+        <w:rPr>
+          <w:rFonts w:cs="Times New Roman"/>
+        </w:rPr>
+        <w:t xml:space="preserve">VARCHAR (2), </w:t>
       </w:r>
       <w:proofErr w:type="spellStart"/>
       <w:r>
@@ -1932,13 +1948,29 @@
           <w:b/>
           <w:bCs/>
         </w:rPr>
-        <w:t>funcionario_ddd</w:t>
-      </w:r>
-      <w:r>
-        <w:rPr>
-          <w:rFonts w:cs="Times New Roman"/>
-        </w:rPr>
-        <w:t>(VARCHAR (2), Not Null), é o código de área do telefone do funcionário;</w:t>
+        <w:t>funcionario_</w:t>
+      </w:r>
+      <w:proofErr w:type="gramStart"/>
+      <w:r>
+        <w:rPr>
+          <w:rFonts w:cs="Times New Roman"/>
+          <w:b/>
+          <w:bCs/>
+        </w:rPr>
+        <w:t>ddd</w:t>
+      </w:r>
+      <w:r>
+        <w:rPr>
+          <w:rFonts w:cs="Times New Roman"/>
+        </w:rPr>
+        <w:t>(</w:t>
+      </w:r>
+      <w:proofErr w:type="gramEnd"/>
+      <w:r>
+        <w:rPr>
+          <w:rFonts w:cs="Times New Roman"/>
+        </w:rPr>
+        <w:t>VARCHAR (2), Not Null), é o código de área do telefone do funcionário;</w:t>
       </w:r>
     </w:p>
     <w:p>
@@ -2157,13 +2189,29 @@
           <w:b/>
           <w:bCs/>
         </w:rPr>
-        <w:t>cliente_ddi</w:t>
-      </w:r>
-      <w:r>
-        <w:rPr>
-          <w:rFonts w:cs="Times New Roman"/>
-        </w:rPr>
-        <w:t>(VARCHAR (2), Not Null), é o código internacional do telefone do cliente;</w:t>
+        <w:t>cliente_</w:t>
+      </w:r>
+      <w:proofErr w:type="gramStart"/>
+      <w:r>
+        <w:rPr>
+          <w:rFonts w:cs="Times New Roman"/>
+          <w:b/>
+          <w:bCs/>
+        </w:rPr>
+        <w:t>ddi</w:t>
+      </w:r>
+      <w:r>
+        <w:rPr>
+          <w:rFonts w:cs="Times New Roman"/>
+        </w:rPr>
+        <w:t>(</w:t>
+      </w:r>
+      <w:proofErr w:type="gramEnd"/>
+      <w:r>
+        <w:rPr>
+          <w:rFonts w:cs="Times New Roman"/>
+        </w:rPr>
+        <w:t>VARCHAR (2), Not Null), é o código internacional do telefone do cliente;</w:t>
       </w:r>
     </w:p>
     <w:p>
@@ -2182,13 +2230,29 @@
           <w:bCs/>
         </w:rPr>
         <w:lastRenderedPageBreak/>
-        <w:t>cliente_ddd</w:t>
-      </w:r>
-      <w:r>
-        <w:rPr>
-          <w:rFonts w:cs="Times New Roman"/>
-        </w:rPr>
-        <w:t>(VARCHAR (2), Not Null), é o código de área do telefone do cliente;</w:t>
+        <w:t>cliente_</w:t>
+      </w:r>
+      <w:proofErr w:type="gramStart"/>
+      <w:r>
+        <w:rPr>
+          <w:rFonts w:cs="Times New Roman"/>
+          <w:b/>
+          <w:bCs/>
+        </w:rPr>
+        <w:t>ddd</w:t>
+      </w:r>
+      <w:r>
+        <w:rPr>
+          <w:rFonts w:cs="Times New Roman"/>
+        </w:rPr>
+        <w:t>(</w:t>
+      </w:r>
+      <w:proofErr w:type="gramEnd"/>
+      <w:r>
+        <w:rPr>
+          <w:rFonts w:cs="Times New Roman"/>
+        </w:rPr>
+        <w:t>VARCHAR (2), Not Null), é o código de área do telefone do cliente;</w:t>
       </w:r>
     </w:p>
     <w:p>
@@ -2230,13 +2294,29 @@
           <w:b/>
           <w:bCs/>
         </w:rPr>
-        <w:t>cliente_descricao</w:t>
-      </w:r>
-      <w:r>
-        <w:rPr>
-          <w:rFonts w:cs="Times New Roman"/>
-        </w:rPr>
-        <w:t>(VARCHAR (700), Not Null), é a descrição do trabalho do cliente para nossa empresa.</w:t>
+        <w:t>cliente_</w:t>
+      </w:r>
+      <w:proofErr w:type="gramStart"/>
+      <w:r>
+        <w:rPr>
+          <w:rFonts w:cs="Times New Roman"/>
+          <w:b/>
+          <w:bCs/>
+        </w:rPr>
+        <w:t>descricao</w:t>
+      </w:r>
+      <w:r>
+        <w:rPr>
+          <w:rFonts w:cs="Times New Roman"/>
+        </w:rPr>
+        <w:t>(</w:t>
+      </w:r>
+      <w:proofErr w:type="gramEnd"/>
+      <w:r>
+        <w:rPr>
+          <w:rFonts w:cs="Times New Roman"/>
+        </w:rPr>
+        <w:t>VARCHAR (700), Not Null), é a descrição do trabalho do cliente para nossa empresa.</w:t>
       </w:r>
     </w:p>
     <w:p>
@@ -2409,13 +2489,29 @@
           <w:b/>
           <w:bCs/>
         </w:rPr>
-        <w:t>fornecedor_ddi</w:t>
-      </w:r>
-      <w:r>
-        <w:rPr>
-          <w:rFonts w:cs="Times New Roman"/>
-        </w:rPr>
-        <w:t>(VARCHAR (2), Not Null), é o código internacional do telefone do fornecedor;</w:t>
+        <w:t>fornecedor_</w:t>
+      </w:r>
+      <w:proofErr w:type="gramStart"/>
+      <w:r>
+        <w:rPr>
+          <w:rFonts w:cs="Times New Roman"/>
+          <w:b/>
+          <w:bCs/>
+        </w:rPr>
+        <w:t>ddi</w:t>
+      </w:r>
+      <w:r>
+        <w:rPr>
+          <w:rFonts w:cs="Times New Roman"/>
+        </w:rPr>
+        <w:t>(</w:t>
+      </w:r>
+      <w:proofErr w:type="gramEnd"/>
+      <w:r>
+        <w:rPr>
+          <w:rFonts w:cs="Times New Roman"/>
+        </w:rPr>
+        <w:t>VARCHAR (2), Not Null), é o código internacional do telefone do fornecedor;</w:t>
       </w:r>
     </w:p>
     <w:p>
@@ -2433,13 +2529,29 @@
           <w:b/>
           <w:bCs/>
         </w:rPr>
-        <w:t>fornecedor_ddd</w:t>
-      </w:r>
-      <w:r>
-        <w:rPr>
-          <w:rFonts w:cs="Times New Roman"/>
-        </w:rPr>
-        <w:t>(VARCHAR (2), Not Null), é o código de área do telefone do fornecedor;</w:t>
+        <w:t>fornecedor_</w:t>
+      </w:r>
+      <w:proofErr w:type="gramStart"/>
+      <w:r>
+        <w:rPr>
+          <w:rFonts w:cs="Times New Roman"/>
+          <w:b/>
+          <w:bCs/>
+        </w:rPr>
+        <w:t>ddd</w:t>
+      </w:r>
+      <w:r>
+        <w:rPr>
+          <w:rFonts w:cs="Times New Roman"/>
+        </w:rPr>
+        <w:t>(</w:t>
+      </w:r>
+      <w:proofErr w:type="gramEnd"/>
+      <w:r>
+        <w:rPr>
+          <w:rFonts w:cs="Times New Roman"/>
+        </w:rPr>
+        <w:t>VARCHAR (2), Not Null), é o código de área do telefone do fornecedor;</w:t>
       </w:r>
     </w:p>
     <w:p>
@@ -2481,13 +2593,29 @@
           <w:b/>
           <w:bCs/>
         </w:rPr>
-        <w:t>fornecedor_descricao</w:t>
-      </w:r>
-      <w:r>
-        <w:rPr>
-          <w:rFonts w:cs="Times New Roman"/>
-        </w:rPr>
-        <w:t>(VARCHAR(700), Not Null), é a descrição do trabalho do fornecedor para nossa empresa.</w:t>
+        <w:t>fornecedor_</w:t>
+      </w:r>
+      <w:proofErr w:type="gramStart"/>
+      <w:r>
+        <w:rPr>
+          <w:rFonts w:cs="Times New Roman"/>
+          <w:b/>
+          <w:bCs/>
+        </w:rPr>
+        <w:t>descricao</w:t>
+      </w:r>
+      <w:r>
+        <w:rPr>
+          <w:rFonts w:cs="Times New Roman"/>
+        </w:rPr>
+        <w:t>(VARCHAR(</w:t>
+      </w:r>
+      <w:proofErr w:type="gramEnd"/>
+      <w:r>
+        <w:rPr>
+          <w:rFonts w:cs="Times New Roman"/>
+        </w:rPr>
+        <w:t>700), Not Null), é a descrição do trabalho do fornecedor para nossa empresa.</w:t>
       </w:r>
     </w:p>
     <w:p>
@@ -2566,13 +2694,29 @@
           <w:b/>
           <w:bCs/>
         </w:rPr>
-        <w:t>produto_nome</w:t>
-      </w:r>
-      <w:r>
-        <w:rPr>
-          <w:rFonts w:cs="Times New Roman"/>
-        </w:rPr>
-        <w:t>(VARCHAR (50), Not Null), é o nome do produto;</w:t>
+        <w:t>produto_</w:t>
+      </w:r>
+      <w:proofErr w:type="gramStart"/>
+      <w:r>
+        <w:rPr>
+          <w:rFonts w:cs="Times New Roman"/>
+          <w:b/>
+          <w:bCs/>
+        </w:rPr>
+        <w:t>nome</w:t>
+      </w:r>
+      <w:r>
+        <w:rPr>
+          <w:rFonts w:cs="Times New Roman"/>
+        </w:rPr>
+        <w:t>(</w:t>
+      </w:r>
+      <w:proofErr w:type="gramEnd"/>
+      <w:r>
+        <w:rPr>
+          <w:rFonts w:cs="Times New Roman"/>
+        </w:rPr>
+        <w:t>VARCHAR (50), Not Null), é o nome do produto;</w:t>
       </w:r>
     </w:p>
     <w:p>
@@ -2614,31 +2758,31 @@
           <w:b/>
           <w:bCs/>
         </w:rPr>
+        <w:t xml:space="preserve">produto_categoria </w:t>
+      </w:r>
+      <w:r>
+        <w:rPr>
+          <w:rFonts w:cs="Times New Roman"/>
+        </w:rPr>
+        <w:t>(VARCHAR (50), Not Null), é a categoria do produto;</w:t>
+      </w:r>
+    </w:p>
+    <w:p>
+      <w:pPr>
+        <w:pStyle w:val="PargrafodaLista"/>
+        <w:spacing w:line="360" w:lineRule="auto"/>
+        <w:ind w:left="2160"/>
+        <w:rPr>
+          <w:rFonts w:cs="Times New Roman"/>
+        </w:rPr>
+      </w:pPr>
+      <w:r>
+        <w:rPr>
+          <w:rFonts w:cs="Times New Roman"/>
+          <w:b/>
+          <w:bCs/>
+        </w:rPr>
         <w:lastRenderedPageBreak/>
-        <w:t xml:space="preserve">produto_categoria </w:t>
-      </w:r>
-      <w:r>
-        <w:rPr>
-          <w:rFonts w:cs="Times New Roman"/>
-        </w:rPr>
-        <w:t>(VARCHAR (50), Not Null), é a categoria do produto;</w:t>
-      </w:r>
-    </w:p>
-    <w:p>
-      <w:pPr>
-        <w:pStyle w:val="PargrafodaLista"/>
-        <w:spacing w:line="360" w:lineRule="auto"/>
-        <w:ind w:left="2160"/>
-        <w:rPr>
-          <w:rFonts w:cs="Times New Roman"/>
-        </w:rPr>
-      </w:pPr>
-      <w:r>
-        <w:rPr>
-          <w:rFonts w:cs="Times New Roman"/>
-          <w:b/>
-          <w:bCs/>
-        </w:rPr>
         <w:t xml:space="preserve">produto_quantidade_minima </w:t>
       </w:r>
       <w:r>
@@ -3034,62 +3178,78 @@
           <w:b/>
           <w:bCs/>
         </w:rPr>
+        <w:t xml:space="preserve">uso_empilhadeira </w:t>
+      </w:r>
+      <w:r>
+        <w:rPr>
+          <w:rFonts w:cs="Times New Roman"/>
+        </w:rPr>
+        <w:t>(é o registro de uso de uma empilhadeira)</w:t>
+      </w:r>
+    </w:p>
+    <w:p>
+      <w:pPr>
+        <w:pStyle w:val="PargrafodaLista"/>
+        <w:spacing w:line="360" w:lineRule="auto"/>
+        <w:ind w:left="2160"/>
+        <w:rPr>
+          <w:rFonts w:cs="Times New Roman"/>
+        </w:rPr>
+      </w:pPr>
+      <w:r>
+        <w:rPr>
+          <w:rFonts w:cs="Times New Roman"/>
+          <w:b/>
+          <w:bCs/>
+        </w:rPr>
+        <w:t xml:space="preserve">id </w:t>
+      </w:r>
+      <w:r>
+        <w:rPr>
+          <w:rFonts w:cs="Times New Roman"/>
+        </w:rPr>
+        <w:t>(INT, Primary Key, Auto Increment, Not Null), é o identificador da tabela uso;</w:t>
+      </w:r>
+    </w:p>
+    <w:p>
+      <w:pPr>
+        <w:pStyle w:val="PargrafodaLista"/>
+        <w:spacing w:line="360" w:lineRule="auto"/>
+        <w:ind w:left="2160"/>
+        <w:rPr>
+          <w:rFonts w:cs="Times New Roman"/>
+        </w:rPr>
+      </w:pPr>
+      <w:r>
+        <w:rPr>
+          <w:rFonts w:cs="Times New Roman"/>
+          <w:b/>
+          <w:bCs/>
+        </w:rPr>
         <w:lastRenderedPageBreak/>
-        <w:t xml:space="preserve">uso_empilhadeira </w:t>
-      </w:r>
-      <w:r>
-        <w:rPr>
-          <w:rFonts w:cs="Times New Roman"/>
-        </w:rPr>
-        <w:t>(é o registro de uso de uma empilhadeira)</w:t>
-      </w:r>
-    </w:p>
-    <w:p>
-      <w:pPr>
-        <w:pStyle w:val="PargrafodaLista"/>
-        <w:spacing w:line="360" w:lineRule="auto"/>
-        <w:ind w:left="2160"/>
-        <w:rPr>
-          <w:rFonts w:cs="Times New Roman"/>
-        </w:rPr>
-      </w:pPr>
-      <w:r>
-        <w:rPr>
-          <w:rFonts w:cs="Times New Roman"/>
-          <w:b/>
-          <w:bCs/>
-        </w:rPr>
-        <w:t xml:space="preserve">id </w:t>
-      </w:r>
-      <w:r>
-        <w:rPr>
-          <w:rFonts w:cs="Times New Roman"/>
-        </w:rPr>
-        <w:t>(INT, Primary Key, Auto Increment, Not Null), é o identificador da tabela uso;</w:t>
-      </w:r>
-    </w:p>
-    <w:p>
-      <w:pPr>
-        <w:pStyle w:val="PargrafodaLista"/>
-        <w:spacing w:line="360" w:lineRule="auto"/>
-        <w:ind w:left="2160"/>
-        <w:rPr>
-          <w:rFonts w:cs="Times New Roman"/>
-        </w:rPr>
-      </w:pPr>
-      <w:r>
-        <w:rPr>
-          <w:rFonts w:cs="Times New Roman"/>
-          <w:b/>
-          <w:bCs/>
-        </w:rPr>
-        <w:t>uso_empilhadeira_datahora</w:t>
-      </w:r>
-      <w:r>
-        <w:rPr>
-          <w:rFonts w:cs="Times New Roman"/>
-        </w:rPr>
-        <w:t>(DATETIME, Not Null), é a data e a hora em que a empilhadeira foi utilizada;</w:t>
+        <w:t>uso_empilhadeira_</w:t>
+      </w:r>
+      <w:proofErr w:type="gramStart"/>
+      <w:r>
+        <w:rPr>
+          <w:rFonts w:cs="Times New Roman"/>
+          <w:b/>
+          <w:bCs/>
+        </w:rPr>
+        <w:t>datahora</w:t>
+      </w:r>
+      <w:r>
+        <w:rPr>
+          <w:rFonts w:cs="Times New Roman"/>
+        </w:rPr>
+        <w:t>(</w:t>
+      </w:r>
+      <w:proofErr w:type="gramEnd"/>
+      <w:r>
+        <w:rPr>
+          <w:rFonts w:cs="Times New Roman"/>
+        </w:rPr>
+        <w:t>DATETIME, Not Null), é a data e a hora em que a empilhadeira foi utilizada;</w:t>
       </w:r>
     </w:p>
     <w:p>
@@ -3238,13 +3398,29 @@
           <w:b/>
           <w:bCs/>
         </w:rPr>
-        <w:t>fornecedor_id</w:t>
-      </w:r>
-      <w:r>
-        <w:rPr>
-          <w:rFonts w:cs="Times New Roman"/>
-        </w:rPr>
-        <w:t>(INT, Foreign Key, Not Null), é o identificador do fornecedor que está fornecendo as peças.</w:t>
+        <w:t>fornecedor_</w:t>
+      </w:r>
+      <w:proofErr w:type="gramStart"/>
+      <w:r>
+        <w:rPr>
+          <w:rFonts w:cs="Times New Roman"/>
+          <w:b/>
+          <w:bCs/>
+        </w:rPr>
+        <w:t>id</w:t>
+      </w:r>
+      <w:r>
+        <w:rPr>
+          <w:rFonts w:cs="Times New Roman"/>
+        </w:rPr>
+        <w:t>(</w:t>
+      </w:r>
+      <w:proofErr w:type="gramEnd"/>
+      <w:r>
+        <w:rPr>
+          <w:rFonts w:cs="Times New Roman"/>
+        </w:rPr>
+        <w:t>INT, Foreign Key, Not Null), é o identificador do fornecedor que está fornecendo as peças.</w:t>
       </w:r>
     </w:p>
     <w:p>
@@ -3333,13 +3509,29 @@
           <w:b/>
           <w:bCs/>
         </w:rPr>
-        <w:t>detalhe_entrada_quantidade</w:t>
-      </w:r>
-      <w:r>
-        <w:rPr>
-          <w:rFonts w:cs="Times New Roman"/>
-        </w:rPr>
-        <w:t>(INT, Not Null), é a quantidade dos produtos do pedido</w:t>
+        <w:t>detalhe_entrada_</w:t>
+      </w:r>
+      <w:proofErr w:type="gramStart"/>
+      <w:r>
+        <w:rPr>
+          <w:rFonts w:cs="Times New Roman"/>
+          <w:b/>
+          <w:bCs/>
+        </w:rPr>
+        <w:t>quantidade</w:t>
+      </w:r>
+      <w:r>
+        <w:rPr>
+          <w:rFonts w:cs="Times New Roman"/>
+        </w:rPr>
+        <w:t>(</w:t>
+      </w:r>
+      <w:proofErr w:type="gramEnd"/>
+      <w:r>
+        <w:rPr>
+          <w:rFonts w:cs="Times New Roman"/>
+        </w:rPr>
+        <w:t>INT, Not Null), é a quantidade dos produtos do pedido</w:t>
       </w:r>
     </w:p>
     <w:p>
@@ -3357,13 +3549,29 @@
           <w:b/>
           <w:bCs/>
         </w:rPr>
-        <w:t>estoque_id</w:t>
-      </w:r>
-      <w:r>
-        <w:rPr>
-          <w:rFonts w:cs="Times New Roman"/>
-        </w:rPr>
-        <w:t>(INT, Foreign Key, Not Null), é o identificador do estoque daqueles produtos;</w:t>
+        <w:t>estoque_</w:t>
+      </w:r>
+      <w:proofErr w:type="gramStart"/>
+      <w:r>
+        <w:rPr>
+          <w:rFonts w:cs="Times New Roman"/>
+          <w:b/>
+          <w:bCs/>
+        </w:rPr>
+        <w:t>id</w:t>
+      </w:r>
+      <w:r>
+        <w:rPr>
+          <w:rFonts w:cs="Times New Roman"/>
+        </w:rPr>
+        <w:t>(</w:t>
+      </w:r>
+      <w:proofErr w:type="gramEnd"/>
+      <w:r>
+        <w:rPr>
+          <w:rFonts w:cs="Times New Roman"/>
+        </w:rPr>
+        <w:t>INT, Foreign Key, Not Null), é o identificador do estoque daqueles produtos;</w:t>
       </w:r>
     </w:p>
     <w:p>
@@ -3381,13 +3589,29 @@
           <w:b/>
           <w:bCs/>
         </w:rPr>
-        <w:t>pedido_entrada_id</w:t>
-      </w:r>
-      <w:r>
-        <w:rPr>
-          <w:rFonts w:cs="Times New Roman"/>
-        </w:rPr>
-        <w:t>(INT, Primary Key, Not Null), é o identificador do pedido em questão.</w:t>
+        <w:t>pedido_entrada_</w:t>
+      </w:r>
+      <w:proofErr w:type="gramStart"/>
+      <w:r>
+        <w:rPr>
+          <w:rFonts w:cs="Times New Roman"/>
+          <w:b/>
+          <w:bCs/>
+        </w:rPr>
+        <w:t>id</w:t>
+      </w:r>
+      <w:r>
+        <w:rPr>
+          <w:rFonts w:cs="Times New Roman"/>
+        </w:rPr>
+        <w:t>(</w:t>
+      </w:r>
+      <w:proofErr w:type="gramEnd"/>
+      <w:r>
+        <w:rPr>
+          <w:rFonts w:cs="Times New Roman"/>
+        </w:rPr>
+        <w:t>INT, Primary Key, Not Null), é o identificador do pedido em questão.</w:t>
       </w:r>
     </w:p>
     <w:p>
@@ -3508,78 +3732,110 @@
           <w:b/>
           <w:bCs/>
         </w:rPr>
+        <w:t>datahora_movimentacao_entrada</w:t>
+      </w:r>
+      <w:r>
+        <w:rPr>
+          <w:rFonts w:cs="Times New Roman"/>
+        </w:rPr>
+        <w:t xml:space="preserve"> (DATETIME, Not Null),</w:t>
+      </w:r>
+    </w:p>
+    <w:p>
+      <w:pPr>
+        <w:pStyle w:val="PargrafodaLista"/>
+        <w:spacing w:line="360" w:lineRule="auto"/>
+        <w:ind w:left="2160"/>
+        <w:rPr>
+          <w:rFonts w:cs="Times New Roman"/>
+        </w:rPr>
+      </w:pPr>
+      <w:r>
+        <w:rPr>
+          <w:rFonts w:cs="Times New Roman"/>
+        </w:rPr>
+        <w:t>marca a data e a hora em que ocorreu a movimentação;</w:t>
+      </w:r>
+    </w:p>
+    <w:p>
+      <w:pPr>
+        <w:pStyle w:val="PargrafodaLista"/>
+        <w:spacing w:line="360" w:lineRule="auto"/>
+        <w:ind w:left="2160"/>
+        <w:rPr>
+          <w:rFonts w:cs="Times New Roman"/>
+        </w:rPr>
+      </w:pPr>
+      <w:r>
+        <w:rPr>
+          <w:rFonts w:cs="Times New Roman"/>
+          <w:b/>
+          <w:bCs/>
+        </w:rPr>
+        <w:t>detalhe_entrada_</w:t>
+      </w:r>
+      <w:proofErr w:type="gramStart"/>
+      <w:r>
+        <w:rPr>
+          <w:rFonts w:cs="Times New Roman"/>
+          <w:b/>
+          <w:bCs/>
+        </w:rPr>
+        <w:t>id</w:t>
+      </w:r>
+      <w:r>
+        <w:rPr>
+          <w:rFonts w:cs="Times New Roman"/>
+        </w:rPr>
+        <w:t>(</w:t>
+      </w:r>
+      <w:proofErr w:type="gramEnd"/>
+      <w:r>
+        <w:rPr>
+          <w:rFonts w:cs="Times New Roman"/>
+        </w:rPr>
+        <w:t>INT, Foreign Key, Not Null), é o identificador das quantidades e dos produtos relacionados àquela movimentação;</w:t>
+      </w:r>
+    </w:p>
+    <w:p>
+      <w:pPr>
+        <w:pStyle w:val="PargrafodaLista"/>
+        <w:spacing w:line="360" w:lineRule="auto"/>
+        <w:ind w:left="2160"/>
+        <w:rPr>
+          <w:rFonts w:cs="Times New Roman"/>
+        </w:rPr>
+      </w:pPr>
+      <w:r>
+        <w:rPr>
+          <w:rFonts w:cs="Times New Roman"/>
+          <w:b/>
+          <w:bCs/>
+        </w:rPr>
         <w:lastRenderedPageBreak/>
-        <w:t>datahora_movimentacao_entrada</w:t>
-      </w:r>
-      <w:r>
-        <w:rPr>
-          <w:rFonts w:cs="Times New Roman"/>
-        </w:rPr>
-        <w:t xml:space="preserve"> (DATETIME, Not Null),</w:t>
-      </w:r>
-    </w:p>
-    <w:p>
-      <w:pPr>
-        <w:pStyle w:val="PargrafodaLista"/>
-        <w:spacing w:line="360" w:lineRule="auto"/>
-        <w:ind w:left="2160"/>
-        <w:rPr>
-          <w:rFonts w:cs="Times New Roman"/>
-        </w:rPr>
-      </w:pPr>
-      <w:r>
-        <w:rPr>
-          <w:rFonts w:cs="Times New Roman"/>
-        </w:rPr>
-        <w:t>marca a data e a hora em que ocorreu a movimentação;</w:t>
-      </w:r>
-    </w:p>
-    <w:p>
-      <w:pPr>
-        <w:pStyle w:val="PargrafodaLista"/>
-        <w:spacing w:line="360" w:lineRule="auto"/>
-        <w:ind w:left="2160"/>
-        <w:rPr>
-          <w:rFonts w:cs="Times New Roman"/>
-        </w:rPr>
-      </w:pPr>
-      <w:r>
-        <w:rPr>
-          <w:rFonts w:cs="Times New Roman"/>
-          <w:b/>
-          <w:bCs/>
-        </w:rPr>
-        <w:t>detalhe_entrada_id</w:t>
-      </w:r>
-      <w:r>
-        <w:rPr>
-          <w:rFonts w:cs="Times New Roman"/>
-        </w:rPr>
-        <w:t>(INT, Foreign Key, Not Null), é o identificador das quantidades e dos produtos relacionados àquela movimentação;</w:t>
-      </w:r>
-    </w:p>
-    <w:p>
-      <w:pPr>
-        <w:pStyle w:val="PargrafodaLista"/>
-        <w:spacing w:line="360" w:lineRule="auto"/>
-        <w:ind w:left="2160"/>
-        <w:rPr>
-          <w:rFonts w:cs="Times New Roman"/>
-        </w:rPr>
-      </w:pPr>
-      <w:r>
-        <w:rPr>
-          <w:rFonts w:cs="Times New Roman"/>
-          <w:b/>
-          <w:bCs/>
-        </w:rPr>
-        <w:t>detalhe_entrada_pedido_entrada_id</w:t>
-      </w:r>
-      <w:r>
-        <w:rPr>
-          <w:rFonts w:cs="Times New Roman"/>
-        </w:rPr>
-        <w:t>(INT, Foreign Key, Not Null), é o identificador das quantidades e dos produtos relacionados àquela movimentação.</w:t>
+        <w:t>detalhe_entrada_pedido_entrada_</w:t>
+      </w:r>
+      <w:proofErr w:type="gramStart"/>
+      <w:r>
+        <w:rPr>
+          <w:rFonts w:cs="Times New Roman"/>
+          <w:b/>
+          <w:bCs/>
+        </w:rPr>
+        <w:t>id</w:t>
+      </w:r>
+      <w:r>
+        <w:rPr>
+          <w:rFonts w:cs="Times New Roman"/>
+        </w:rPr>
+        <w:t>(</w:t>
+      </w:r>
+      <w:proofErr w:type="gramEnd"/>
+      <w:r>
+        <w:rPr>
+          <w:rFonts w:cs="Times New Roman"/>
+        </w:rPr>
+        <w:t>INT, Foreign Key, Not Null), é o identificador das quantidades e dos produtos relacionados àquela movimentação.</w:t>
       </w:r>
     </w:p>
     <w:p>
@@ -3666,13 +3922,29 @@
           <w:b/>
           <w:bCs/>
         </w:rPr>
-        <w:t>cliente_id</w:t>
-      </w:r>
-      <w:r>
-        <w:rPr>
-          <w:rFonts w:cs="Times New Roman"/>
-        </w:rPr>
-        <w:t>(INT, Foreign Key, Not Null), é o identificador do cliente que está comprando as peças;</w:t>
+        <w:t>cliente_</w:t>
+      </w:r>
+      <w:proofErr w:type="gramStart"/>
+      <w:r>
+        <w:rPr>
+          <w:rFonts w:cs="Times New Roman"/>
+          <w:b/>
+          <w:bCs/>
+        </w:rPr>
+        <w:t>id</w:t>
+      </w:r>
+      <w:r>
+        <w:rPr>
+          <w:rFonts w:cs="Times New Roman"/>
+        </w:rPr>
+        <w:t>(</w:t>
+      </w:r>
+      <w:proofErr w:type="gramEnd"/>
+      <w:r>
+        <w:rPr>
+          <w:rFonts w:cs="Times New Roman"/>
+        </w:rPr>
+        <w:t>INT, Foreign Key, Not Null), é o identificador do cliente que está comprando as peças;</w:t>
       </w:r>
     </w:p>
     <w:p>
@@ -3773,13 +4045,29 @@
           <w:b/>
           <w:bCs/>
         </w:rPr>
-        <w:t>detalhe_saida_quantidade</w:t>
-      </w:r>
-      <w:r>
-        <w:rPr>
-          <w:rFonts w:cs="Times New Roman"/>
-        </w:rPr>
-        <w:t>(INT, Not Null), é a quantidade dos produtos do pedido;</w:t>
+        <w:t>detalhe_saida_</w:t>
+      </w:r>
+      <w:proofErr w:type="gramStart"/>
+      <w:r>
+        <w:rPr>
+          <w:rFonts w:cs="Times New Roman"/>
+          <w:b/>
+          <w:bCs/>
+        </w:rPr>
+        <w:t>quantidade</w:t>
+      </w:r>
+      <w:r>
+        <w:rPr>
+          <w:rFonts w:cs="Times New Roman"/>
+        </w:rPr>
+        <w:t>(</w:t>
+      </w:r>
+      <w:proofErr w:type="gramEnd"/>
+      <w:r>
+        <w:rPr>
+          <w:rFonts w:cs="Times New Roman"/>
+        </w:rPr>
+        <w:t>INT, Not Null), é a quantidade dos produtos do pedido;</w:t>
       </w:r>
     </w:p>
     <w:p>
@@ -3797,13 +4085,29 @@
           <w:b/>
           <w:bCs/>
         </w:rPr>
-        <w:t>pedido_saida_id</w:t>
-      </w:r>
-      <w:r>
-        <w:rPr>
-          <w:rFonts w:cs="Times New Roman"/>
-        </w:rPr>
-        <w:t>(INT, Primary Key, Not Null), é o identificador do pedido em questão;</w:t>
+        <w:t>pedido_saida_</w:t>
+      </w:r>
+      <w:proofErr w:type="gramStart"/>
+      <w:r>
+        <w:rPr>
+          <w:rFonts w:cs="Times New Roman"/>
+          <w:b/>
+          <w:bCs/>
+        </w:rPr>
+        <w:t>id</w:t>
+      </w:r>
+      <w:r>
+        <w:rPr>
+          <w:rFonts w:cs="Times New Roman"/>
+        </w:rPr>
+        <w:t>(</w:t>
+      </w:r>
+      <w:proofErr w:type="gramEnd"/>
+      <w:r>
+        <w:rPr>
+          <w:rFonts w:cs="Times New Roman"/>
+        </w:rPr>
+        <w:t>INT, Primary Key, Not Null), é o identificador do pedido em questão;</w:t>
       </w:r>
     </w:p>
     <w:p>
@@ -3821,13 +4125,29 @@
           <w:b/>
           <w:bCs/>
         </w:rPr>
-        <w:t>estoque_id</w:t>
-      </w:r>
-      <w:r>
-        <w:rPr>
-          <w:rFonts w:cs="Times New Roman"/>
-        </w:rPr>
-        <w:t>(INT, Foreign Key, Not Null), é o identificador do estoque daqueles produtos;</w:t>
+        <w:t>estoque_</w:t>
+      </w:r>
+      <w:proofErr w:type="gramStart"/>
+      <w:r>
+        <w:rPr>
+          <w:rFonts w:cs="Times New Roman"/>
+          <w:b/>
+          <w:bCs/>
+        </w:rPr>
+        <w:t>id</w:t>
+      </w:r>
+      <w:r>
+        <w:rPr>
+          <w:rFonts w:cs="Times New Roman"/>
+        </w:rPr>
+        <w:t>(</w:t>
+      </w:r>
+      <w:proofErr w:type="gramEnd"/>
+      <w:r>
+        <w:rPr>
+          <w:rFonts w:cs="Times New Roman"/>
+        </w:rPr>
+        <w:t>INT, Foreign Key, Not Null), é o identificador do estoque daqueles produtos;</w:t>
       </w:r>
     </w:p>
     <w:p>
@@ -3958,13 +4278,29 @@
           <w:b/>
           <w:bCs/>
         </w:rPr>
-        <w:t>datahora_movimentacao_saida</w:t>
-      </w:r>
-      <w:r>
-        <w:rPr>
-          <w:rFonts w:cs="Times New Roman"/>
-        </w:rPr>
-        <w:t>(DATETIME, Not Null),</w:t>
+        <w:t>datahora_movimentacao_</w:t>
+      </w:r>
+      <w:proofErr w:type="gramStart"/>
+      <w:r>
+        <w:rPr>
+          <w:rFonts w:cs="Times New Roman"/>
+          <w:b/>
+          <w:bCs/>
+        </w:rPr>
+        <w:t>saida</w:t>
+      </w:r>
+      <w:r>
+        <w:rPr>
+          <w:rFonts w:cs="Times New Roman"/>
+        </w:rPr>
+        <w:t>(</w:t>
+      </w:r>
+      <w:proofErr w:type="gramEnd"/>
+      <w:r>
+        <w:rPr>
+          <w:rFonts w:cs="Times New Roman"/>
+        </w:rPr>
+        <w:t>DATETIME, Not Null),</w:t>
       </w:r>
     </w:p>
     <w:p>
@@ -3999,15 +4335,30 @@
           <w:b/>
           <w:bCs/>
         </w:rPr>
-        <w:lastRenderedPageBreak/>
-        <w:t>detalhe_saida_id</w:t>
+        <w:t>detalhe_saida_</w:t>
+      </w:r>
+      <w:proofErr w:type="gramStart"/>
+      <w:r>
+        <w:rPr>
+          <w:rFonts w:cs="Times New Roman"/>
+          <w:b/>
+          <w:bCs/>
+        </w:rPr>
+        <w:t>id</w:t>
       </w:r>
       <w:proofErr w:type="spellEnd"/>
       <w:r>
         <w:rPr>
           <w:rFonts w:cs="Times New Roman"/>
         </w:rPr>
-        <w:t xml:space="preserve">(INT, </w:t>
+        <w:t>(</w:t>
+      </w:r>
+      <w:proofErr w:type="gramEnd"/>
+      <w:r>
+        <w:rPr>
+          <w:rFonts w:cs="Times New Roman"/>
+        </w:rPr>
+        <w:t xml:space="preserve">INT, </w:t>
       </w:r>
       <w:proofErr w:type="spellStart"/>
       <w:r>
@@ -4054,14 +4405,30 @@
           <w:b/>
           <w:bCs/>
         </w:rPr>
-        <w:t>detalhe_entrada_pedido_saida_id</w:t>
+        <w:t>detalhe_entrada_pedido_saida_</w:t>
+      </w:r>
+      <w:proofErr w:type="gramStart"/>
+      <w:r>
+        <w:rPr>
+          <w:rFonts w:cs="Times New Roman"/>
+          <w:b/>
+          <w:bCs/>
+        </w:rPr>
+        <w:t>id</w:t>
       </w:r>
       <w:proofErr w:type="spellEnd"/>
       <w:r>
         <w:rPr>
           <w:rFonts w:cs="Times New Roman"/>
         </w:rPr>
-        <w:t xml:space="preserve">(INT, </w:t>
+        <w:t>(</w:t>
+      </w:r>
+      <w:proofErr w:type="gramEnd"/>
+      <w:r>
+        <w:rPr>
+          <w:rFonts w:cs="Times New Roman"/>
+        </w:rPr>
+        <w:t xml:space="preserve">INT, </w:t>
       </w:r>
       <w:proofErr w:type="spellStart"/>
       <w:r>
@@ -4690,6 +5057,7 @@
           <w:szCs w:val="24"/>
           <w:lang w:val="pt-BR"/>
         </w:rPr>
+        <w:lastRenderedPageBreak/>
         <w:t>Cadastro de produto</w:t>
       </w:r>
     </w:p>
@@ -5090,7 +5458,45 @@
           <w:szCs w:val="24"/>
           <w:lang w:val="pt-BR"/>
         </w:rPr>
-        <w:t xml:space="preserve">RF36 – O registro deve ter os campos de cliente, produtos selecionados e suas </w:t>
+        <w:t>RF36 – O registro deve ter os campos de cliente, produtos selecionados e suas respectivas quantidades;</w:t>
+      </w:r>
+    </w:p>
+    <w:p>
+      <w:pPr>
+        <w:spacing w:line="360" w:lineRule="auto"/>
+        <w:ind w:firstLine="708"/>
+        <w:rPr>
+          <w:bCs/>
+          <w:szCs w:val="24"/>
+          <w:lang w:val="pt-BR"/>
+        </w:rPr>
+      </w:pPr>
+      <w:r>
+        <w:rPr>
+          <w:bCs/>
+          <w:szCs w:val="24"/>
+          <w:lang w:val="pt-BR"/>
+        </w:rPr>
+        <w:t>RF37 – O sistema deve registrar pedidos com status inicial ‘’PENDENTE’’;</w:t>
+      </w:r>
+    </w:p>
+    <w:p>
+      <w:pPr>
+        <w:spacing w:line="360" w:lineRule="auto"/>
+        <w:ind w:left="708"/>
+        <w:rPr>
+          <w:bCs/>
+          <w:szCs w:val="24"/>
+          <w:lang w:val="pt-BR"/>
+        </w:rPr>
+      </w:pPr>
+      <w:r>
+        <w:rPr>
+          <w:bCs/>
+          <w:szCs w:val="24"/>
+          <w:lang w:val="pt-BR"/>
+        </w:rPr>
+        <w:t xml:space="preserve">RF38 – O sistema deve validar se os produtos informados no pedido já estão </w:t>
       </w:r>
       <w:r>
         <w:rPr>
@@ -5099,7 +5505,45 @@
           <w:lang w:val="pt-BR"/>
         </w:rPr>
         <w:lastRenderedPageBreak/>
-        <w:t>respectivas quantidades;</w:t>
+        <w:t>cadastrados;</w:t>
+      </w:r>
+    </w:p>
+    <w:p>
+      <w:pPr>
+        <w:spacing w:line="360" w:lineRule="auto"/>
+        <w:ind w:left="708"/>
+        <w:rPr>
+          <w:bCs/>
+          <w:szCs w:val="24"/>
+          <w:lang w:val="pt-BR"/>
+        </w:rPr>
+      </w:pPr>
+      <w:r>
+        <w:rPr>
+          <w:bCs/>
+          <w:szCs w:val="24"/>
+          <w:lang w:val="pt-BR"/>
+        </w:rPr>
+        <w:t>RF39 – O sistema deve validar se as quantidades do pedido são menores ou iguais as em estoque;</w:t>
+      </w:r>
+    </w:p>
+    <w:p>
+      <w:pPr>
+        <w:spacing w:line="360" w:lineRule="auto"/>
+        <w:ind w:left="708"/>
+        <w:rPr>
+          <w:bCs/>
+          <w:szCs w:val="24"/>
+          <w:lang w:val="pt-BR"/>
+        </w:rPr>
+      </w:pPr>
+      <w:r>
+        <w:rPr>
+          <w:bCs/>
+          <w:szCs w:val="24"/>
+          <w:lang w:val="pt-BR"/>
+        </w:rPr>
+        <w:t>RF40 – O sistema deve atualizar o status do pedido para “ADIADO” em caso de deixar o produto abaixo do estoque mínimo;</w:t>
       </w:r>
     </w:p>
     <w:p>
@@ -5118,64 +5562,7 @@
           <w:szCs w:val="24"/>
           <w:lang w:val="pt-BR"/>
         </w:rPr>
-        <w:t>RF37 – O sistema deve registrar pedidos com status inicial ‘’PENDENTE’’;</w:t>
-      </w:r>
-    </w:p>
-    <w:p>
-      <w:pPr>
-        <w:spacing w:line="360" w:lineRule="auto"/>
-        <w:ind w:left="708"/>
-        <w:rPr>
-          <w:bCs/>
-          <w:szCs w:val="24"/>
-          <w:lang w:val="pt-BR"/>
-        </w:rPr>
-      </w:pPr>
-      <w:r>
-        <w:rPr>
-          <w:bCs/>
-          <w:szCs w:val="24"/>
-          <w:lang w:val="pt-BR"/>
-        </w:rPr>
-        <w:t>RF38 – O sistema deve validar se os produtos informados no pedido já estão cadastrados;</w:t>
-      </w:r>
-    </w:p>
-    <w:p>
-      <w:pPr>
-        <w:spacing w:line="360" w:lineRule="auto"/>
-        <w:ind w:left="708"/>
-        <w:rPr>
-          <w:bCs/>
-          <w:szCs w:val="24"/>
-          <w:lang w:val="pt-BR"/>
-        </w:rPr>
-      </w:pPr>
-      <w:r>
-        <w:rPr>
-          <w:bCs/>
-          <w:szCs w:val="24"/>
-          <w:lang w:val="pt-BR"/>
-        </w:rPr>
-        <w:t>RF39 – O sistema deve validar se as quantidades do pedido são menores ou iguais as em estoque;</w:t>
-      </w:r>
-    </w:p>
-    <w:p>
-      <w:pPr>
-        <w:spacing w:line="360" w:lineRule="auto"/>
-        <w:ind w:left="708"/>
-        <w:rPr>
-          <w:bCs/>
-          <w:szCs w:val="24"/>
-          <w:lang w:val="pt-BR"/>
-        </w:rPr>
-      </w:pPr>
-      <w:r>
-        <w:rPr>
-          <w:bCs/>
-          <w:szCs w:val="24"/>
-          <w:lang w:val="pt-BR"/>
-        </w:rPr>
-        <w:t>RF40 – O sistema deve atualizar o status do pedido para “ADIADO” em caso de deixar o produto abaixo do estoque mínimo;</w:t>
+        <w:t>RF41 – O sistema deve permitir a aprovação ou rejeição de pedidos de saída;</w:t>
       </w:r>
     </w:p>
     <w:p>
@@ -5194,744 +5581,1095 @@
           <w:szCs w:val="24"/>
           <w:lang w:val="pt-BR"/>
         </w:rPr>
-        <w:t>RF41 – O sistema deve permitir a aprovação ou rejeição de pedidos de saída;</w:t>
-      </w:r>
-    </w:p>
-    <w:p>
-      <w:pPr>
+        <w:t>RF42 – O sistema deve atualizar o status do pedido como aprovado ou negado;</w:t>
+      </w:r>
+    </w:p>
+    <w:p>
+      <w:pPr>
+        <w:spacing w:line="360" w:lineRule="auto"/>
+        <w:ind w:left="708"/>
+        <w:rPr>
+          <w:bCs/>
+          <w:szCs w:val="24"/>
+          <w:lang w:val="pt-BR"/>
+        </w:rPr>
+      </w:pPr>
+      <w:r>
+        <w:rPr>
+          <w:bCs/>
+          <w:szCs w:val="24"/>
+          <w:lang w:val="pt-BR"/>
+        </w:rPr>
+        <w:t>RF43 – O sistema deve atualizar o estoque subtraindo as quantidades dos produtos após a aprovação do pedido;</w:t>
+      </w:r>
+    </w:p>
+    <w:p>
+      <w:pPr>
+        <w:spacing w:line="360" w:lineRule="auto"/>
+        <w:ind w:left="708"/>
+        <w:rPr>
+          <w:bCs/>
+          <w:szCs w:val="24"/>
+          <w:lang w:val="pt-BR"/>
+        </w:rPr>
+      </w:pPr>
+      <w:r>
+        <w:rPr>
+          <w:bCs/>
+          <w:szCs w:val="24"/>
+          <w:lang w:val="pt-BR"/>
+        </w:rPr>
+        <w:t>RF44 – O sistema deve registrar a movimentação com seus respectivos dados automaticamente, incluindo data e hora;</w:t>
+      </w:r>
+    </w:p>
+    <w:p>
+      <w:pPr>
+        <w:spacing w:line="360" w:lineRule="auto"/>
+        <w:rPr>
+          <w:bCs/>
+          <w:szCs w:val="24"/>
+          <w:lang w:val="pt-BR"/>
+        </w:rPr>
+      </w:pPr>
+    </w:p>
+    <w:p>
+      <w:pPr>
+        <w:spacing w:line="360" w:lineRule="auto"/>
+        <w:ind w:left="708"/>
+        <w:rPr>
+          <w:b/>
+          <w:szCs w:val="24"/>
+          <w:lang w:val="pt-BR"/>
+        </w:rPr>
+      </w:pPr>
+      <w:r>
+        <w:rPr>
+          <w:b/>
+          <w:szCs w:val="24"/>
+          <w:lang w:val="pt-BR"/>
+        </w:rPr>
+        <w:t>Registro da empilhadeira</w:t>
+      </w:r>
+    </w:p>
+    <w:p>
+      <w:pPr>
+        <w:spacing w:line="360" w:lineRule="auto"/>
+        <w:ind w:left="708"/>
+        <w:rPr>
+          <w:bCs/>
+          <w:szCs w:val="24"/>
+          <w:lang w:val="pt-BR"/>
+        </w:rPr>
+      </w:pPr>
+      <w:r>
+        <w:rPr>
+          <w:bCs/>
+          <w:szCs w:val="24"/>
+          <w:lang w:val="pt-BR"/>
+        </w:rPr>
+        <w:t>RF45 – O sistema deve permitir o registro de empilhadeira;</w:t>
+      </w:r>
+    </w:p>
+    <w:p>
+      <w:pPr>
+        <w:spacing w:line="360" w:lineRule="auto"/>
+        <w:ind w:left="708"/>
+        <w:rPr>
+          <w:bCs/>
+          <w:szCs w:val="24"/>
+          <w:lang w:val="pt-BR"/>
+        </w:rPr>
+      </w:pPr>
+      <w:r>
+        <w:rPr>
+          <w:bCs/>
+          <w:szCs w:val="24"/>
+          <w:lang w:val="pt-BR"/>
+        </w:rPr>
+        <w:t>RF46 – O registro deve ter os campos obrigatórios de número de chassi, modelo e marca;</w:t>
+      </w:r>
+    </w:p>
+    <w:p>
+      <w:pPr>
+        <w:spacing w:line="360" w:lineRule="auto"/>
+        <w:ind w:left="708"/>
+        <w:rPr>
+          <w:bCs/>
+          <w:szCs w:val="24"/>
+          <w:lang w:val="pt-BR"/>
+        </w:rPr>
+      </w:pPr>
+      <w:r>
+        <w:rPr>
+          <w:bCs/>
+          <w:szCs w:val="24"/>
+          <w:lang w:val="pt-BR"/>
+        </w:rPr>
+        <w:t>RF47 – O sistema deve validar os campos obrigatórios;</w:t>
+      </w:r>
+    </w:p>
+    <w:p>
+      <w:pPr>
+        <w:spacing w:line="360" w:lineRule="auto"/>
+        <w:ind w:left="708"/>
+        <w:rPr>
+          <w:bCs/>
+          <w:szCs w:val="24"/>
+          <w:lang w:val="pt-BR"/>
+        </w:rPr>
+      </w:pPr>
+      <w:r>
+        <w:rPr>
+          <w:bCs/>
+          <w:szCs w:val="24"/>
+          <w:lang w:val="pt-BR"/>
+        </w:rPr>
+        <w:t>RF48 – O sistema deve exibir mensagem de erro quando campos obrigatórios não forem preenchidos;</w:t>
+      </w:r>
+    </w:p>
+    <w:p>
+      <w:pPr>
+        <w:spacing w:line="360" w:lineRule="auto"/>
+        <w:ind w:left="708"/>
+        <w:rPr>
+          <w:bCs/>
+          <w:szCs w:val="24"/>
+          <w:lang w:val="pt-BR"/>
+        </w:rPr>
+      </w:pPr>
+      <w:r>
+        <w:rPr>
+          <w:bCs/>
+          <w:szCs w:val="24"/>
+          <w:lang w:val="pt-BR"/>
+        </w:rPr>
+        <w:t>RF49 – O sistema deve permitir editar as informações da empilhadeira;</w:t>
+      </w:r>
+    </w:p>
+    <w:p>
+      <w:pPr>
+        <w:spacing w:line="360" w:lineRule="auto"/>
+        <w:ind w:left="708"/>
+        <w:rPr>
+          <w:bCs/>
+          <w:szCs w:val="24"/>
+          <w:lang w:val="pt-BR"/>
+        </w:rPr>
+      </w:pPr>
+      <w:r>
+        <w:rPr>
+          <w:bCs/>
+          <w:szCs w:val="24"/>
+          <w:lang w:val="pt-BR"/>
+        </w:rPr>
+        <w:t>RF50 – O sistema deve atualizar o status inicial “Inativa”;</w:t>
+      </w:r>
+    </w:p>
+    <w:p>
+      <w:pPr>
+        <w:spacing w:line="360" w:lineRule="auto"/>
+        <w:ind w:left="708"/>
+        <w:rPr>
+          <w:bCs/>
+          <w:szCs w:val="24"/>
+          <w:lang w:val="pt-BR"/>
+        </w:rPr>
+      </w:pPr>
+      <w:r>
+        <w:rPr>
+          <w:bCs/>
+          <w:szCs w:val="24"/>
+          <w:lang w:val="pt-BR"/>
+        </w:rPr>
+        <w:t>RF51 – O sistema deve atualizar a ocupação inicial “NÃO OCUPADA”;</w:t>
+      </w:r>
+    </w:p>
+    <w:p>
+      <w:pPr>
+        <w:spacing w:line="360" w:lineRule="auto"/>
+        <w:ind w:left="708"/>
+        <w:rPr>
+          <w:bCs/>
+          <w:szCs w:val="24"/>
+          <w:lang w:val="pt-BR"/>
+        </w:rPr>
+      </w:pPr>
+    </w:p>
+    <w:p>
+      <w:pPr>
+        <w:spacing w:line="360" w:lineRule="auto"/>
+        <w:ind w:left="708"/>
+        <w:rPr>
+          <w:b/>
+          <w:szCs w:val="24"/>
+          <w:lang w:val="pt-BR"/>
+        </w:rPr>
+      </w:pPr>
+      <w:r>
+        <w:rPr>
+          <w:b/>
+          <w:szCs w:val="24"/>
+          <w:lang w:val="pt-BR"/>
+        </w:rPr>
+        <w:t>Uso de empilhadeira</w:t>
+      </w:r>
+    </w:p>
+    <w:p>
+      <w:pPr>
+        <w:spacing w:line="360" w:lineRule="auto"/>
+        <w:ind w:left="708"/>
+        <w:rPr>
+          <w:bCs/>
+          <w:szCs w:val="24"/>
+          <w:lang w:val="pt-BR"/>
+        </w:rPr>
+      </w:pPr>
+      <w:r>
+        <w:rPr>
+          <w:bCs/>
+          <w:szCs w:val="24"/>
+          <w:lang w:val="pt-BR"/>
+        </w:rPr>
+        <w:t>RF52 – O sistema deve registrar o usuário que está utilização da empilhadeira;</w:t>
+      </w:r>
+    </w:p>
+    <w:p>
+      <w:pPr>
+        <w:spacing w:line="360" w:lineRule="auto"/>
+        <w:ind w:left="708"/>
+        <w:rPr>
+          <w:bCs/>
+          <w:szCs w:val="24"/>
+          <w:lang w:val="pt-BR"/>
+        </w:rPr>
+      </w:pPr>
+      <w:r>
+        <w:rPr>
+          <w:bCs/>
+          <w:szCs w:val="24"/>
+          <w:lang w:val="pt-BR"/>
+        </w:rPr>
+        <w:t>RF53 – O sistema deve registrar a empilhadeira que está sendo utilizada;</w:t>
+      </w:r>
+    </w:p>
+    <w:p>
+      <w:pPr>
+        <w:spacing w:line="360" w:lineRule="auto"/>
+        <w:ind w:left="708"/>
+        <w:rPr>
+          <w:bCs/>
+          <w:szCs w:val="24"/>
+          <w:lang w:val="pt-BR"/>
+        </w:rPr>
+      </w:pPr>
+      <w:r>
+        <w:rPr>
+          <w:bCs/>
+          <w:szCs w:val="24"/>
+          <w:lang w:val="pt-BR"/>
+        </w:rPr>
+        <w:t>RF54 – O sistema deve atualizar o status da empilhadeira como Ativo ou Inativo;</w:t>
+      </w:r>
+    </w:p>
+    <w:p>
+      <w:pPr>
+        <w:spacing w:line="360" w:lineRule="auto"/>
+        <w:ind w:left="708"/>
+        <w:rPr>
+          <w:bCs/>
+          <w:szCs w:val="24"/>
+          <w:lang w:val="pt-BR"/>
+        </w:rPr>
+      </w:pPr>
+      <w:r>
+        <w:rPr>
+          <w:bCs/>
+          <w:szCs w:val="24"/>
+          <w:lang w:val="pt-BR"/>
+        </w:rPr>
+        <w:t>RF55 – O sistema deve registrar início do uso da empilhadeira;</w:t>
+      </w:r>
+    </w:p>
+    <w:p>
+      <w:pPr>
+        <w:spacing w:line="360" w:lineRule="auto"/>
+        <w:ind w:left="708"/>
+        <w:rPr>
+          <w:bCs/>
+          <w:szCs w:val="24"/>
+          <w:lang w:val="pt-BR"/>
+        </w:rPr>
+      </w:pPr>
+      <w:r>
+        <w:rPr>
+          <w:bCs/>
+          <w:szCs w:val="24"/>
+          <w:lang w:val="pt-BR"/>
+        </w:rPr>
+        <w:t>RF56 – O sistema deve registrar o fim do uso da empilhadeira;</w:t>
+      </w:r>
+    </w:p>
+    <w:p>
+      <w:pPr>
+        <w:spacing w:line="360" w:lineRule="auto"/>
+        <w:ind w:left="708"/>
+        <w:rPr>
+          <w:bCs/>
+          <w:szCs w:val="24"/>
+          <w:lang w:val="pt-BR"/>
+        </w:rPr>
+      </w:pPr>
+      <w:r>
+        <w:rPr>
+          <w:bCs/>
+          <w:szCs w:val="24"/>
+          <w:lang w:val="pt-BR"/>
+        </w:rPr>
+        <w:t>RF57 – O sistema deve impedir uso simultâneo da mesma empilhadeira;</w:t>
+      </w:r>
+    </w:p>
+    <w:p>
+      <w:pPr>
+        <w:spacing w:line="360" w:lineRule="auto"/>
+        <w:rPr>
+          <w:bCs/>
+          <w:szCs w:val="24"/>
+          <w:lang w:val="pt-BR"/>
+        </w:rPr>
+      </w:pPr>
+    </w:p>
+    <w:p>
+      <w:pPr>
+        <w:spacing w:line="360" w:lineRule="auto"/>
+        <w:ind w:left="708"/>
+        <w:rPr>
+          <w:b/>
+          <w:szCs w:val="24"/>
+          <w:lang w:val="pt-BR"/>
+        </w:rPr>
+      </w:pPr>
+      <w:r>
+        <w:rPr>
+          <w:b/>
+          <w:szCs w:val="24"/>
+          <w:lang w:val="pt-BR"/>
+        </w:rPr>
+        <w:t>Fornecedor</w:t>
+      </w:r>
+    </w:p>
+    <w:p>
+      <w:pPr>
+        <w:spacing w:line="360" w:lineRule="auto"/>
+        <w:ind w:left="708"/>
+        <w:rPr>
+          <w:bCs/>
+          <w:szCs w:val="24"/>
+          <w:lang w:val="pt-BR"/>
+        </w:rPr>
+      </w:pPr>
+      <w:r>
+        <w:rPr>
+          <w:bCs/>
+          <w:szCs w:val="24"/>
+          <w:lang w:val="pt-BR"/>
+        </w:rPr>
+        <w:t>RF58 – O sistema deve registrar fornecedores;</w:t>
+      </w:r>
+    </w:p>
+    <w:p>
+      <w:pPr>
+        <w:spacing w:line="360" w:lineRule="auto"/>
+        <w:ind w:left="708"/>
+        <w:rPr>
+          <w:bCs/>
+          <w:szCs w:val="24"/>
+          <w:lang w:val="pt-BR"/>
+        </w:rPr>
+      </w:pPr>
+      <w:r>
+        <w:rPr>
+          <w:bCs/>
+          <w:szCs w:val="24"/>
+          <w:lang w:val="pt-BR"/>
+        </w:rPr>
+        <w:t>RF59 – O sistema deve cadastrar nome, e-mail, CEP, CPF, DDD, DDI e telefone;</w:t>
+      </w:r>
+    </w:p>
+    <w:p>
+      <w:pPr>
+        <w:spacing w:line="360" w:lineRule="auto"/>
+        <w:ind w:left="708"/>
+        <w:rPr>
+          <w:bCs/>
+          <w:szCs w:val="24"/>
+          <w:lang w:val="pt-BR"/>
+        </w:rPr>
+      </w:pPr>
+      <w:r>
+        <w:rPr>
+          <w:bCs/>
+          <w:szCs w:val="24"/>
+          <w:lang w:val="pt-BR"/>
+        </w:rPr>
+        <w:t>RF60 – O sistema deve validar os campos;</w:t>
+      </w:r>
+    </w:p>
+    <w:p>
+      <w:pPr>
+        <w:spacing w:line="360" w:lineRule="auto"/>
+        <w:ind w:left="708"/>
+        <w:rPr>
+          <w:bCs/>
+          <w:szCs w:val="24"/>
+          <w:lang w:val="pt-BR"/>
+        </w:rPr>
+      </w:pPr>
+      <w:r>
+        <w:rPr>
+          <w:bCs/>
+          <w:szCs w:val="24"/>
+          <w:lang w:val="pt-BR"/>
+        </w:rPr>
+        <w:lastRenderedPageBreak/>
+        <w:t>RF61 – O sistema deve exibir mensagem de erro quando campos obrigatórios não forem preenchidos;</w:t>
+      </w:r>
+    </w:p>
+    <w:p>
+      <w:pPr>
+        <w:spacing w:line="360" w:lineRule="auto"/>
+        <w:ind w:left="708"/>
+        <w:rPr>
+          <w:bCs/>
+          <w:szCs w:val="24"/>
+          <w:lang w:val="pt-BR"/>
+        </w:rPr>
+      </w:pPr>
+      <w:r>
+        <w:rPr>
+          <w:bCs/>
+          <w:szCs w:val="24"/>
+          <w:lang w:val="pt-BR"/>
+        </w:rPr>
+        <w:t>RF62 – O sistema deve permitir editar as informações do fornecedor;</w:t>
+      </w:r>
+    </w:p>
+    <w:p>
+      <w:pPr>
+        <w:spacing w:line="360" w:lineRule="auto"/>
+        <w:ind w:left="708"/>
+        <w:rPr>
+          <w:bCs/>
+          <w:szCs w:val="24"/>
+          <w:lang w:val="pt-BR"/>
+        </w:rPr>
+      </w:pPr>
+    </w:p>
+    <w:p>
+      <w:pPr>
+        <w:spacing w:line="360" w:lineRule="auto"/>
+        <w:ind w:left="708"/>
+        <w:rPr>
+          <w:b/>
+          <w:szCs w:val="24"/>
+          <w:lang w:val="pt-BR"/>
+        </w:rPr>
+      </w:pPr>
+      <w:r>
+        <w:rPr>
+          <w:b/>
+          <w:szCs w:val="24"/>
+          <w:lang w:val="pt-BR"/>
+        </w:rPr>
+        <w:t>Cliente</w:t>
+      </w:r>
+    </w:p>
+    <w:p>
+      <w:pPr>
+        <w:spacing w:line="360" w:lineRule="auto"/>
+        <w:ind w:left="708"/>
+        <w:rPr>
+          <w:bCs/>
+          <w:szCs w:val="24"/>
+          <w:lang w:val="pt-BR"/>
+        </w:rPr>
+      </w:pPr>
+      <w:r>
+        <w:rPr>
+          <w:bCs/>
+          <w:szCs w:val="24"/>
+          <w:lang w:val="pt-BR"/>
+        </w:rPr>
+        <w:t>RF63 – O sistema deve registrar clientes;</w:t>
+      </w:r>
+    </w:p>
+    <w:p>
+      <w:pPr>
+        <w:spacing w:line="360" w:lineRule="auto"/>
+        <w:ind w:left="708"/>
+        <w:rPr>
+          <w:bCs/>
+          <w:szCs w:val="24"/>
+          <w:lang w:val="pt-BR"/>
+        </w:rPr>
+      </w:pPr>
+      <w:r>
+        <w:rPr>
+          <w:bCs/>
+          <w:szCs w:val="24"/>
+          <w:lang w:val="pt-BR"/>
+        </w:rPr>
+        <w:t>RF64 – O cadastro de clientes deve conter nome, e-mail, CEP, CPF, DDD, DDI e telefone;</w:t>
+      </w:r>
+    </w:p>
+    <w:p>
+      <w:pPr>
+        <w:spacing w:line="360" w:lineRule="auto"/>
+        <w:ind w:left="708"/>
+        <w:rPr>
+          <w:bCs/>
+          <w:szCs w:val="24"/>
+          <w:lang w:val="pt-BR"/>
+        </w:rPr>
+      </w:pPr>
+      <w:r>
+        <w:rPr>
+          <w:bCs/>
+          <w:szCs w:val="24"/>
+          <w:lang w:val="pt-BR"/>
+        </w:rPr>
+        <w:t>RF65 – O sistema deve validar os campos;</w:t>
+      </w:r>
+    </w:p>
+    <w:p>
+      <w:pPr>
+        <w:spacing w:line="360" w:lineRule="auto"/>
+        <w:ind w:left="708"/>
+        <w:rPr>
+          <w:bCs/>
+          <w:szCs w:val="24"/>
+          <w:lang w:val="pt-BR"/>
+        </w:rPr>
+      </w:pPr>
+      <w:r>
+        <w:rPr>
+          <w:bCs/>
+          <w:szCs w:val="24"/>
+          <w:lang w:val="pt-BR"/>
+        </w:rPr>
+        <w:t>RF66 – O sistema deve exibir mensagem de erro quando campos obrigatórios não forem preenchidos;</w:t>
+      </w:r>
+    </w:p>
+    <w:p>
+      <w:pPr>
+        <w:spacing w:line="360" w:lineRule="auto"/>
+        <w:ind w:left="708"/>
+        <w:rPr>
+          <w:bCs/>
+          <w:szCs w:val="24"/>
+          <w:lang w:val="pt-BR"/>
+        </w:rPr>
+      </w:pPr>
+      <w:r>
+        <w:rPr>
+          <w:bCs/>
+          <w:szCs w:val="24"/>
+          <w:lang w:val="pt-BR"/>
+        </w:rPr>
+        <w:t>RF67 – O sistema deve permitir editar as informações do cliente;</w:t>
+      </w:r>
+    </w:p>
+    <w:p>
+      <w:pPr>
+        <w:spacing w:line="360" w:lineRule="auto"/>
+        <w:ind w:left="708"/>
+        <w:rPr>
+          <w:bCs/>
+          <w:szCs w:val="24"/>
+          <w:lang w:val="pt-BR"/>
+        </w:rPr>
+      </w:pPr>
+    </w:p>
+    <w:p>
+      <w:pPr>
+        <w:spacing w:line="360" w:lineRule="auto"/>
+        <w:ind w:left="708"/>
+        <w:rPr>
+          <w:b/>
+          <w:szCs w:val="24"/>
+          <w:lang w:val="pt-BR"/>
+        </w:rPr>
+      </w:pPr>
+      <w:r>
+        <w:rPr>
+          <w:b/>
+          <w:szCs w:val="24"/>
+          <w:lang w:val="pt-BR"/>
+        </w:rPr>
+        <w:t>Funcionário</w:t>
+      </w:r>
+    </w:p>
+    <w:p>
+      <w:pPr>
+        <w:spacing w:line="360" w:lineRule="auto"/>
+        <w:ind w:left="708"/>
+        <w:rPr>
+          <w:bCs/>
+          <w:szCs w:val="24"/>
+          <w:lang w:val="pt-BR"/>
+        </w:rPr>
+      </w:pPr>
+      <w:r>
+        <w:rPr>
+          <w:bCs/>
+          <w:szCs w:val="24"/>
+          <w:lang w:val="pt-BR"/>
+        </w:rPr>
+        <w:t>RF68 – O sistema deve realizar o cadastro de funcionário;</w:t>
+      </w:r>
+    </w:p>
+    <w:p>
+      <w:pPr>
+        <w:spacing w:line="360" w:lineRule="auto"/>
+        <w:ind w:left="708"/>
+        <w:rPr>
+          <w:bCs/>
+          <w:szCs w:val="24"/>
+          <w:lang w:val="pt-BR"/>
+        </w:rPr>
+      </w:pPr>
+      <w:r>
+        <w:rPr>
+          <w:bCs/>
+          <w:szCs w:val="24"/>
+          <w:lang w:val="pt-BR"/>
+        </w:rPr>
+        <w:t>RF69 – O cadastro de funcionário deve conter os campos de nome, e-mail, senha, telefone, CEP, CPF e cargo;</w:t>
+      </w:r>
+    </w:p>
+    <w:p>
+      <w:pPr>
+        <w:spacing w:line="360" w:lineRule="auto"/>
+        <w:ind w:left="708"/>
+        <w:rPr>
+          <w:bCs/>
+          <w:szCs w:val="24"/>
+          <w:lang w:val="pt-BR"/>
+        </w:rPr>
+      </w:pPr>
+      <w:r>
+        <w:rPr>
+          <w:bCs/>
+          <w:szCs w:val="24"/>
+          <w:lang w:val="pt-BR"/>
+        </w:rPr>
+        <w:t>RF70 – O sistema deve validar os campos;</w:t>
+      </w:r>
+    </w:p>
+    <w:p>
+      <w:pPr>
+        <w:spacing w:line="360" w:lineRule="auto"/>
+        <w:ind w:left="708"/>
+        <w:rPr>
+          <w:bCs/>
+          <w:szCs w:val="24"/>
+          <w:lang w:val="pt-BR"/>
+        </w:rPr>
+      </w:pPr>
+      <w:r>
+        <w:rPr>
+          <w:bCs/>
+          <w:szCs w:val="24"/>
+          <w:lang w:val="pt-BR"/>
+        </w:rPr>
+        <w:t>RF71 – O sistema deve exibir mensagem de erro quando campos obrigatórios não forem preenchidos;</w:t>
+      </w:r>
+    </w:p>
+    <w:p>
+      <w:pPr>
+        <w:spacing w:line="360" w:lineRule="auto"/>
+        <w:ind w:left="708"/>
+        <w:rPr>
+          <w:bCs/>
+          <w:szCs w:val="24"/>
+          <w:lang w:val="pt-BR"/>
+        </w:rPr>
+      </w:pPr>
+      <w:r>
+        <w:rPr>
+          <w:bCs/>
+          <w:szCs w:val="24"/>
+          <w:lang w:val="pt-BR"/>
+        </w:rPr>
+        <w:t>RF72 – O sistema deve permitir editar as informações do funcionário;</w:t>
+      </w:r>
+    </w:p>
+    <w:p>
+      <w:pPr>
+        <w:spacing w:line="360" w:lineRule="auto"/>
+        <w:ind w:left="708"/>
+        <w:rPr>
+          <w:bCs/>
+          <w:szCs w:val="24"/>
+          <w:lang w:val="pt-BR"/>
+        </w:rPr>
+      </w:pPr>
+    </w:p>
+    <w:p>
+      <w:pPr>
+        <w:pStyle w:val="Ttulo2"/>
         <w:spacing w:line="360" w:lineRule="auto"/>
         <w:ind w:firstLine="708"/>
-        <w:rPr>
-          <w:bCs/>
-          <w:szCs w:val="24"/>
-          <w:lang w:val="pt-BR"/>
-        </w:rPr>
-      </w:pPr>
-      <w:r>
-        <w:rPr>
-          <w:bCs/>
-          <w:szCs w:val="24"/>
-          <w:lang w:val="pt-BR"/>
-        </w:rPr>
-        <w:t>RF42 – O sistema deve atualizar o status do pedido como aprovado ou negado;</w:t>
-      </w:r>
-    </w:p>
-    <w:p>
-      <w:pPr>
-        <w:spacing w:line="360" w:lineRule="auto"/>
-        <w:ind w:left="708"/>
-        <w:rPr>
-          <w:bCs/>
-          <w:szCs w:val="24"/>
-          <w:lang w:val="pt-BR"/>
-        </w:rPr>
-      </w:pPr>
-      <w:r>
-        <w:rPr>
-          <w:bCs/>
-          <w:szCs w:val="24"/>
-          <w:lang w:val="pt-BR"/>
-        </w:rPr>
-        <w:t>RF43 – O sistema deve atualizar o estoque subtraindo as quantidades dos produtos após a aprovação do pedido;</w:t>
-      </w:r>
-    </w:p>
-    <w:p>
-      <w:pPr>
-        <w:spacing w:line="360" w:lineRule="auto"/>
-        <w:ind w:left="708"/>
-        <w:rPr>
-          <w:bCs/>
-          <w:szCs w:val="24"/>
-          <w:lang w:val="pt-BR"/>
-        </w:rPr>
-      </w:pPr>
-      <w:r>
-        <w:rPr>
-          <w:bCs/>
-          <w:szCs w:val="24"/>
-          <w:lang w:val="pt-BR"/>
-        </w:rPr>
-        <w:t>RF44 – O sistema deve registrar a movimentação com seus respectivos dados automaticamente, incluindo data e hora;</w:t>
-      </w:r>
-    </w:p>
-    <w:p>
-      <w:pPr>
-        <w:spacing w:line="360" w:lineRule="auto"/>
-        <w:rPr>
-          <w:bCs/>
-          <w:szCs w:val="24"/>
-          <w:lang w:val="pt-BR"/>
-        </w:rPr>
-      </w:pPr>
-    </w:p>
-    <w:p>
-      <w:pPr>
-        <w:spacing w:line="360" w:lineRule="auto"/>
-        <w:ind w:left="708"/>
-        <w:rPr>
-          <w:b/>
-          <w:szCs w:val="24"/>
-          <w:lang w:val="pt-BR"/>
-        </w:rPr>
-      </w:pPr>
-      <w:r>
-        <w:rPr>
-          <w:b/>
-          <w:szCs w:val="24"/>
-          <w:lang w:val="pt-BR"/>
-        </w:rPr>
-        <w:t>Registro da empilhadeira</w:t>
-      </w:r>
-    </w:p>
-    <w:p>
-      <w:pPr>
-        <w:spacing w:line="360" w:lineRule="auto"/>
-        <w:ind w:left="708"/>
-        <w:rPr>
-          <w:bCs/>
-          <w:szCs w:val="24"/>
-          <w:lang w:val="pt-BR"/>
-        </w:rPr>
-      </w:pPr>
-      <w:r>
-        <w:rPr>
-          <w:bCs/>
-          <w:szCs w:val="24"/>
-          <w:lang w:val="pt-BR"/>
-        </w:rPr>
-        <w:t>RF45 – O sistema deve permitir o registro de empilhadeira;</w:t>
-      </w:r>
-    </w:p>
-    <w:p>
-      <w:pPr>
-        <w:spacing w:line="360" w:lineRule="auto"/>
-        <w:ind w:left="708"/>
-        <w:rPr>
-          <w:bCs/>
-          <w:szCs w:val="24"/>
-          <w:lang w:val="pt-BR"/>
-        </w:rPr>
-      </w:pPr>
-      <w:r>
-        <w:rPr>
-          <w:bCs/>
-          <w:szCs w:val="24"/>
-          <w:lang w:val="pt-BR"/>
-        </w:rPr>
-        <w:t>RF46 – O registro deve ter os campos obrigatórios de número de chassi, modelo e marca;</w:t>
-      </w:r>
-    </w:p>
-    <w:p>
-      <w:pPr>
-        <w:spacing w:line="360" w:lineRule="auto"/>
-        <w:ind w:left="708"/>
-        <w:rPr>
-          <w:bCs/>
-          <w:szCs w:val="24"/>
-          <w:lang w:val="pt-BR"/>
-        </w:rPr>
-      </w:pPr>
-      <w:r>
-        <w:rPr>
-          <w:bCs/>
-          <w:szCs w:val="24"/>
-          <w:lang w:val="pt-BR"/>
-        </w:rPr>
-        <w:t>RF47 – O sistema deve validar os campos obrigatórios;</w:t>
-      </w:r>
-    </w:p>
-    <w:p>
-      <w:pPr>
-        <w:spacing w:line="360" w:lineRule="auto"/>
-        <w:ind w:left="708"/>
-        <w:rPr>
-          <w:bCs/>
-          <w:szCs w:val="24"/>
-          <w:lang w:val="pt-BR"/>
-        </w:rPr>
-      </w:pPr>
-      <w:r>
-        <w:rPr>
-          <w:bCs/>
-          <w:szCs w:val="24"/>
-          <w:lang w:val="pt-BR"/>
-        </w:rPr>
-        <w:t>RF48 – O sistema deve exibir mensagem de erro quando campos obrigatórios não forem preenchidos;</w:t>
-      </w:r>
-    </w:p>
-    <w:p>
-      <w:pPr>
-        <w:spacing w:line="360" w:lineRule="auto"/>
-        <w:ind w:left="708"/>
-        <w:rPr>
-          <w:bCs/>
-          <w:szCs w:val="24"/>
-          <w:lang w:val="pt-BR"/>
-        </w:rPr>
-      </w:pPr>
-      <w:r>
-        <w:rPr>
-          <w:bCs/>
-          <w:szCs w:val="24"/>
-          <w:lang w:val="pt-BR"/>
-        </w:rPr>
-        <w:t>RF49 – O sistema deve permitir editar as informações da empilhadeira;</w:t>
-      </w:r>
-    </w:p>
-    <w:p>
-      <w:pPr>
-        <w:spacing w:line="360" w:lineRule="auto"/>
-        <w:ind w:left="708"/>
-        <w:rPr>
-          <w:bCs/>
-          <w:szCs w:val="24"/>
-          <w:lang w:val="pt-BR"/>
-        </w:rPr>
-      </w:pPr>
-      <w:r>
-        <w:rPr>
-          <w:bCs/>
-          <w:szCs w:val="24"/>
-          <w:lang w:val="pt-BR"/>
-        </w:rPr>
-        <w:t>RF50 – O sistema deve atualizar o status inicial “Inativa”;</w:t>
-      </w:r>
-    </w:p>
-    <w:p>
-      <w:pPr>
-        <w:spacing w:line="360" w:lineRule="auto"/>
-        <w:ind w:left="708"/>
-        <w:rPr>
-          <w:bCs/>
-          <w:szCs w:val="24"/>
-          <w:lang w:val="pt-BR"/>
-        </w:rPr>
-      </w:pPr>
-      <w:r>
-        <w:rPr>
-          <w:bCs/>
-          <w:szCs w:val="24"/>
-          <w:lang w:val="pt-BR"/>
-        </w:rPr>
-        <w:t>RF51 – O sistema deve atualizar a ocupação inicial “NÃO OCUPADA”;</w:t>
-      </w:r>
-    </w:p>
-    <w:p>
-      <w:pPr>
-        <w:spacing w:line="360" w:lineRule="auto"/>
-        <w:ind w:left="708"/>
-        <w:rPr>
-          <w:bCs/>
-          <w:szCs w:val="24"/>
-          <w:lang w:val="pt-BR"/>
-        </w:rPr>
-      </w:pPr>
-    </w:p>
-    <w:p>
-      <w:pPr>
-        <w:spacing w:line="360" w:lineRule="auto"/>
-        <w:ind w:left="708"/>
-        <w:rPr>
-          <w:b/>
-          <w:szCs w:val="24"/>
-          <w:lang w:val="pt-BR"/>
-        </w:rPr>
-      </w:pPr>
-      <w:r>
-        <w:rPr>
-          <w:b/>
-          <w:szCs w:val="24"/>
-          <w:lang w:val="pt-BR"/>
-        </w:rPr>
-        <w:t>Uso de empilhadeira</w:t>
-      </w:r>
-    </w:p>
-    <w:p>
-      <w:pPr>
-        <w:spacing w:line="360" w:lineRule="auto"/>
-        <w:ind w:left="708"/>
-        <w:rPr>
-          <w:bCs/>
-          <w:szCs w:val="24"/>
-          <w:lang w:val="pt-BR"/>
-        </w:rPr>
-      </w:pPr>
-      <w:r>
-        <w:rPr>
-          <w:bCs/>
-          <w:szCs w:val="24"/>
-          <w:lang w:val="pt-BR"/>
-        </w:rPr>
-        <w:t>RF52 – O sistema deve registrar o usuário que está utilização da empilhadeira;</w:t>
-      </w:r>
-    </w:p>
-    <w:p>
-      <w:pPr>
-        <w:spacing w:line="360" w:lineRule="auto"/>
-        <w:ind w:left="708"/>
-        <w:rPr>
-          <w:bCs/>
-          <w:szCs w:val="24"/>
-          <w:lang w:val="pt-BR"/>
-        </w:rPr>
-      </w:pPr>
-      <w:r>
-        <w:rPr>
-          <w:bCs/>
-          <w:szCs w:val="24"/>
-          <w:lang w:val="pt-BR"/>
-        </w:rPr>
-        <w:t>RF53 – O sistema deve registrar a empilhadeira que está sendo utilizada;</w:t>
-      </w:r>
-    </w:p>
-    <w:p>
-      <w:pPr>
-        <w:spacing w:line="360" w:lineRule="auto"/>
-        <w:ind w:left="708"/>
-        <w:rPr>
-          <w:bCs/>
-          <w:szCs w:val="24"/>
-          <w:lang w:val="pt-BR"/>
-        </w:rPr>
-      </w:pPr>
-      <w:r>
-        <w:rPr>
-          <w:bCs/>
-          <w:szCs w:val="24"/>
-          <w:lang w:val="pt-BR"/>
-        </w:rPr>
-        <w:t>RF54 – O sistema deve atualizar o status da empilhadeira como Ativo ou Inativo;</w:t>
-      </w:r>
-    </w:p>
-    <w:p>
-      <w:pPr>
-        <w:spacing w:line="360" w:lineRule="auto"/>
-        <w:ind w:left="708"/>
-        <w:rPr>
-          <w:bCs/>
-          <w:szCs w:val="24"/>
-          <w:lang w:val="pt-BR"/>
-        </w:rPr>
-      </w:pPr>
-      <w:r>
-        <w:rPr>
-          <w:bCs/>
-          <w:szCs w:val="24"/>
-          <w:lang w:val="pt-BR"/>
-        </w:rPr>
-        <w:t>RF55 – O sistema deve registrar início do uso da empilhadeira;</w:t>
-      </w:r>
-    </w:p>
-    <w:p>
-      <w:pPr>
-        <w:spacing w:line="360" w:lineRule="auto"/>
-        <w:ind w:left="708"/>
-        <w:rPr>
-          <w:bCs/>
-          <w:szCs w:val="24"/>
-          <w:lang w:val="pt-BR"/>
-        </w:rPr>
-      </w:pPr>
-      <w:r>
-        <w:rPr>
-          <w:bCs/>
-          <w:szCs w:val="24"/>
-          <w:lang w:val="pt-BR"/>
-        </w:rPr>
-        <w:t>RF56 – O sistema deve registrar o fim do uso da empilhadeira;</w:t>
-      </w:r>
-    </w:p>
-    <w:p>
-      <w:pPr>
-        <w:spacing w:line="360" w:lineRule="auto"/>
-        <w:ind w:left="708"/>
-        <w:rPr>
-          <w:bCs/>
-          <w:szCs w:val="24"/>
-          <w:lang w:val="pt-BR"/>
-        </w:rPr>
-      </w:pPr>
-      <w:r>
-        <w:rPr>
-          <w:bCs/>
-          <w:szCs w:val="24"/>
-          <w:lang w:val="pt-BR"/>
-        </w:rPr>
-        <w:t>RF57 – O sistema deve impedir uso simultâneo da mesma empilhadeira;</w:t>
-      </w:r>
-    </w:p>
-    <w:p>
-      <w:pPr>
-        <w:spacing w:line="360" w:lineRule="auto"/>
-        <w:rPr>
-          <w:bCs/>
-          <w:szCs w:val="24"/>
-          <w:lang w:val="pt-BR"/>
-        </w:rPr>
-      </w:pPr>
-    </w:p>
-    <w:p>
-      <w:pPr>
-        <w:spacing w:line="360" w:lineRule="auto"/>
-        <w:ind w:left="708"/>
-        <w:rPr>
-          <w:b/>
-          <w:szCs w:val="24"/>
-          <w:lang w:val="pt-BR"/>
-        </w:rPr>
-      </w:pPr>
-      <w:r>
-        <w:rPr>
-          <w:b/>
-          <w:szCs w:val="24"/>
-          <w:lang w:val="pt-BR"/>
-        </w:rPr>
-        <w:t>Fornecedor</w:t>
-      </w:r>
-    </w:p>
-    <w:p>
-      <w:pPr>
-        <w:spacing w:line="360" w:lineRule="auto"/>
-        <w:ind w:left="708"/>
-        <w:rPr>
-          <w:bCs/>
-          <w:szCs w:val="24"/>
-          <w:lang w:val="pt-BR"/>
-        </w:rPr>
-      </w:pPr>
-      <w:r>
-        <w:rPr>
-          <w:bCs/>
-          <w:szCs w:val="24"/>
-          <w:lang w:val="pt-BR"/>
-        </w:rPr>
-        <w:t>RF58 – O sistema deve registrar fornecedores;</w:t>
-      </w:r>
-    </w:p>
-    <w:p>
-      <w:pPr>
-        <w:spacing w:line="360" w:lineRule="auto"/>
-        <w:ind w:left="708"/>
-        <w:rPr>
-          <w:bCs/>
-          <w:szCs w:val="24"/>
-          <w:lang w:val="pt-BR"/>
-        </w:rPr>
-      </w:pPr>
-      <w:r>
-        <w:rPr>
-          <w:bCs/>
-          <w:szCs w:val="24"/>
-          <w:lang w:val="pt-BR"/>
-        </w:rPr>
-        <w:t>RF59 – O sistema deve cadastrar nome, e-mail, CEP, CPF, DDD, DDI e telefone;</w:t>
-      </w:r>
-    </w:p>
-    <w:p>
-      <w:pPr>
-        <w:spacing w:line="360" w:lineRule="auto"/>
-        <w:ind w:left="708"/>
-        <w:rPr>
-          <w:bCs/>
-          <w:szCs w:val="24"/>
-          <w:lang w:val="pt-BR"/>
-        </w:rPr>
-      </w:pPr>
-      <w:r>
-        <w:rPr>
-          <w:bCs/>
-          <w:szCs w:val="24"/>
-          <w:lang w:val="pt-BR"/>
-        </w:rPr>
-        <w:t>RF60 – O sistema deve validar os campos;</w:t>
-      </w:r>
-    </w:p>
-    <w:p>
-      <w:pPr>
-        <w:spacing w:line="360" w:lineRule="auto"/>
-        <w:ind w:left="708"/>
-        <w:rPr>
-          <w:bCs/>
-          <w:szCs w:val="24"/>
-          <w:lang w:val="pt-BR"/>
-        </w:rPr>
-      </w:pPr>
-      <w:r>
-        <w:rPr>
-          <w:bCs/>
-          <w:szCs w:val="24"/>
-          <w:lang w:val="pt-BR"/>
-        </w:rPr>
-        <w:t>RF61 – O sistema deve exibir mensagem de erro quando campos obrigatórios não forem preenchidos;</w:t>
-      </w:r>
-    </w:p>
-    <w:p>
-      <w:pPr>
-        <w:spacing w:line="360" w:lineRule="auto"/>
-        <w:ind w:left="708"/>
-        <w:rPr>
-          <w:bCs/>
-          <w:szCs w:val="24"/>
-          <w:lang w:val="pt-BR"/>
-        </w:rPr>
-      </w:pPr>
-      <w:r>
-        <w:rPr>
-          <w:bCs/>
-          <w:szCs w:val="24"/>
-          <w:lang w:val="pt-BR"/>
-        </w:rPr>
-        <w:t>RF62 – O sistema deve permitir editar as informações do fornecedor;</w:t>
-      </w:r>
-    </w:p>
-    <w:p>
-      <w:pPr>
-        <w:spacing w:line="360" w:lineRule="auto"/>
-        <w:ind w:left="708"/>
-        <w:rPr>
-          <w:bCs/>
-          <w:szCs w:val="24"/>
-          <w:lang w:val="pt-BR"/>
-        </w:rPr>
-      </w:pPr>
-    </w:p>
-    <w:p>
-      <w:pPr>
-        <w:spacing w:line="360" w:lineRule="auto"/>
-        <w:ind w:left="708"/>
-        <w:rPr>
-          <w:b/>
-          <w:szCs w:val="24"/>
-          <w:lang w:val="pt-BR"/>
-        </w:rPr>
-      </w:pPr>
-      <w:r>
-        <w:rPr>
-          <w:b/>
-          <w:szCs w:val="24"/>
-          <w:lang w:val="pt-BR"/>
-        </w:rPr>
-        <w:t>Cliente</w:t>
-      </w:r>
-    </w:p>
-    <w:p>
-      <w:pPr>
-        <w:spacing w:line="360" w:lineRule="auto"/>
-        <w:ind w:left="708"/>
-        <w:rPr>
-          <w:bCs/>
-          <w:szCs w:val="24"/>
-          <w:lang w:val="pt-BR"/>
-        </w:rPr>
-      </w:pPr>
-      <w:r>
-        <w:rPr>
-          <w:bCs/>
-          <w:szCs w:val="24"/>
-          <w:lang w:val="pt-BR"/>
-        </w:rPr>
-        <w:t>RF63 – O sistema deve registrar clientes;</w:t>
-      </w:r>
-    </w:p>
-    <w:p>
-      <w:pPr>
-        <w:spacing w:line="360" w:lineRule="auto"/>
-        <w:ind w:left="708"/>
-        <w:rPr>
-          <w:bCs/>
-          <w:szCs w:val="24"/>
-          <w:lang w:val="pt-BR"/>
-        </w:rPr>
-      </w:pPr>
-      <w:r>
-        <w:rPr>
-          <w:bCs/>
-          <w:szCs w:val="24"/>
-          <w:lang w:val="pt-BR"/>
-        </w:rPr>
-        <w:t>RF64 – O cadastro de clientes deve conter nome, e-mail, CEP, CPF, DDD, DDI e telefone;</w:t>
-      </w:r>
-    </w:p>
-    <w:p>
-      <w:pPr>
-        <w:spacing w:line="360" w:lineRule="auto"/>
-        <w:ind w:left="708"/>
-        <w:rPr>
-          <w:bCs/>
-          <w:szCs w:val="24"/>
-          <w:lang w:val="pt-BR"/>
-        </w:rPr>
-      </w:pPr>
-      <w:r>
-        <w:rPr>
-          <w:bCs/>
-          <w:szCs w:val="24"/>
-          <w:lang w:val="pt-BR"/>
-        </w:rPr>
-        <w:t>RF65 – O sistema deve validar os campos;</w:t>
-      </w:r>
-    </w:p>
-    <w:p>
-      <w:pPr>
-        <w:spacing w:line="360" w:lineRule="auto"/>
-        <w:ind w:left="708"/>
-        <w:rPr>
-          <w:bCs/>
-          <w:szCs w:val="24"/>
-          <w:lang w:val="pt-BR"/>
-        </w:rPr>
-      </w:pPr>
-      <w:r>
-        <w:rPr>
-          <w:bCs/>
-          <w:szCs w:val="24"/>
-          <w:lang w:val="pt-BR"/>
-        </w:rPr>
-        <w:t>RF66 – O sistema deve exibir mensagem de erro quando campos obrigatórios não forem preenchidos;</w:t>
-      </w:r>
-    </w:p>
-    <w:p>
-      <w:pPr>
-        <w:spacing w:line="360" w:lineRule="auto"/>
-        <w:ind w:left="708"/>
-        <w:rPr>
-          <w:bCs/>
-          <w:szCs w:val="24"/>
-          <w:lang w:val="pt-BR"/>
-        </w:rPr>
-      </w:pPr>
-      <w:r>
-        <w:rPr>
-          <w:bCs/>
-          <w:szCs w:val="24"/>
-          <w:lang w:val="pt-BR"/>
-        </w:rPr>
-        <w:t>RF67 – O sistema deve permitir editar as informações do cliente;</w:t>
-      </w:r>
-    </w:p>
-    <w:p>
-      <w:pPr>
-        <w:spacing w:line="360" w:lineRule="auto"/>
-        <w:ind w:left="708"/>
-        <w:rPr>
-          <w:bCs/>
-          <w:szCs w:val="24"/>
-          <w:lang w:val="pt-BR"/>
-        </w:rPr>
-      </w:pPr>
-    </w:p>
-    <w:p>
-      <w:pPr>
-        <w:spacing w:line="360" w:lineRule="auto"/>
-        <w:ind w:left="708"/>
-        <w:rPr>
-          <w:b/>
-          <w:szCs w:val="24"/>
-          <w:lang w:val="pt-BR"/>
-        </w:rPr>
-      </w:pPr>
-      <w:r>
-        <w:rPr>
-          <w:b/>
-          <w:szCs w:val="24"/>
-          <w:lang w:val="pt-BR"/>
-        </w:rPr>
-        <w:t>Funcionário</w:t>
-      </w:r>
-    </w:p>
-    <w:p>
-      <w:pPr>
-        <w:spacing w:line="360" w:lineRule="auto"/>
-        <w:ind w:left="708"/>
-        <w:rPr>
-          <w:bCs/>
-          <w:szCs w:val="24"/>
-          <w:lang w:val="pt-BR"/>
-        </w:rPr>
-      </w:pPr>
-      <w:r>
-        <w:rPr>
-          <w:bCs/>
-          <w:szCs w:val="24"/>
-          <w:lang w:val="pt-BR"/>
-        </w:rPr>
-        <w:t>RF68 – O sistema deve realizar o cadastro de funcionário;</w:t>
-      </w:r>
-    </w:p>
-    <w:p>
-      <w:pPr>
-        <w:spacing w:line="360" w:lineRule="auto"/>
-        <w:ind w:left="708"/>
-        <w:rPr>
-          <w:bCs/>
-          <w:szCs w:val="24"/>
-          <w:lang w:val="pt-BR"/>
-        </w:rPr>
-      </w:pPr>
-      <w:r>
-        <w:rPr>
-          <w:bCs/>
-          <w:szCs w:val="24"/>
-          <w:lang w:val="pt-BR"/>
-        </w:rPr>
-        <w:t>RF69 – O cadastro de funcionário deve conter os campos de nome, e-mail, senha, telefone, CEP, CPF e cargo;</w:t>
-      </w:r>
-    </w:p>
-    <w:p>
-      <w:pPr>
-        <w:spacing w:line="360" w:lineRule="auto"/>
-        <w:ind w:left="708"/>
-        <w:rPr>
-          <w:bCs/>
-          <w:szCs w:val="24"/>
-          <w:lang w:val="pt-BR"/>
-        </w:rPr>
-      </w:pPr>
-      <w:r>
-        <w:rPr>
-          <w:bCs/>
-          <w:szCs w:val="24"/>
-          <w:lang w:val="pt-BR"/>
-        </w:rPr>
-        <w:t>RF70 – O sistema deve validar os campos;</w:t>
-      </w:r>
-    </w:p>
-    <w:p>
-      <w:pPr>
-        <w:spacing w:line="360" w:lineRule="auto"/>
-        <w:ind w:left="708"/>
-        <w:rPr>
-          <w:bCs/>
-          <w:szCs w:val="24"/>
-          <w:lang w:val="pt-BR"/>
-        </w:rPr>
-      </w:pPr>
-      <w:r>
-        <w:rPr>
-          <w:bCs/>
-          <w:szCs w:val="24"/>
-          <w:lang w:val="pt-BR"/>
-        </w:rPr>
-        <w:t>RF71 – O sistema deve exibir mensagem de erro quando campos obrigatórios não forem preenchidos;</w:t>
-      </w:r>
-    </w:p>
-    <w:p>
-      <w:pPr>
-        <w:spacing w:line="360" w:lineRule="auto"/>
-        <w:ind w:left="708"/>
-        <w:rPr>
-          <w:bCs/>
-          <w:szCs w:val="24"/>
-          <w:lang w:val="pt-BR"/>
-        </w:rPr>
-      </w:pPr>
-      <w:r>
-        <w:rPr>
-          <w:bCs/>
-          <w:szCs w:val="24"/>
-          <w:lang w:val="pt-BR"/>
-        </w:rPr>
-        <w:t>RF72 – O sistema deve permitir editar as informações do funcionário;</w:t>
+      </w:pPr>
+      <w:r>
+        <w:t>3</w:t>
+      </w:r>
+      <w:r>
+        <w:t xml:space="preserve">.2 </w:t>
+      </w:r>
+      <w:r>
+        <w:t>REQUISITOS NÃO FUNCIONAIS (RNF)</w:t>
+      </w:r>
+    </w:p>
+    <w:p>
+      <w:pPr>
+        <w:spacing w:line="360" w:lineRule="auto"/>
+        <w:ind w:left="708"/>
+        <w:rPr>
+          <w:bCs/>
+          <w:szCs w:val="24"/>
+          <w:lang w:val="pt-BR"/>
+        </w:rPr>
+      </w:pPr>
+      <w:r>
+        <w:rPr>
+          <w:bCs/>
+          <w:szCs w:val="24"/>
+          <w:lang w:val="pt-BR"/>
+        </w:rPr>
+        <w:t>RNF01 – O sistema deve criptografar senhas;</w:t>
+      </w:r>
+    </w:p>
+    <w:p>
+      <w:pPr>
+        <w:spacing w:line="360" w:lineRule="auto"/>
+        <w:ind w:left="708"/>
+        <w:rPr>
+          <w:bCs/>
+          <w:szCs w:val="24"/>
+          <w:lang w:val="pt-BR"/>
+        </w:rPr>
+      </w:pPr>
+      <w:r>
+        <w:rPr>
+          <w:bCs/>
+          <w:szCs w:val="24"/>
+          <w:lang w:val="pt-BR"/>
+        </w:rPr>
+        <w:t>RNF02 – O sistema deve controlar sessões de usuários;</w:t>
+      </w:r>
+    </w:p>
+    <w:p>
+      <w:pPr>
+        <w:spacing w:line="360" w:lineRule="auto"/>
+        <w:ind w:left="708"/>
+        <w:rPr>
+          <w:bCs/>
+          <w:szCs w:val="24"/>
+          <w:lang w:val="pt-BR"/>
+        </w:rPr>
+      </w:pPr>
+      <w:r>
+        <w:rPr>
+          <w:bCs/>
+          <w:szCs w:val="24"/>
+          <w:lang w:val="pt-BR"/>
+        </w:rPr>
+        <w:t>RNF03 – O sistema deve impedir acesso não autorizado;</w:t>
+      </w:r>
+    </w:p>
+    <w:p>
+      <w:pPr>
+        <w:spacing w:line="360" w:lineRule="auto"/>
+        <w:ind w:left="708"/>
+        <w:rPr>
+          <w:bCs/>
+          <w:szCs w:val="24"/>
+          <w:lang w:val="pt-BR"/>
+        </w:rPr>
+      </w:pPr>
+      <w:r>
+        <w:rPr>
+          <w:bCs/>
+          <w:szCs w:val="24"/>
+          <w:lang w:val="pt-BR"/>
+        </w:rPr>
+        <w:t>RNF04 – O sistema deve registrar logs de ações críticas;</w:t>
+      </w:r>
+    </w:p>
+    <w:p>
+      <w:pPr>
+        <w:spacing w:line="360" w:lineRule="auto"/>
+        <w:ind w:left="708"/>
+        <w:rPr>
+          <w:bCs/>
+          <w:szCs w:val="24"/>
+          <w:lang w:val="pt-BR"/>
+        </w:rPr>
+      </w:pPr>
+      <w:r>
+        <w:rPr>
+          <w:bCs/>
+          <w:szCs w:val="24"/>
+          <w:lang w:val="pt-BR"/>
+        </w:rPr>
+        <w:t>RNF05 – O sistema deve armazenar histórico de alterações;</w:t>
+      </w:r>
+    </w:p>
+    <w:p>
+      <w:pPr>
+        <w:spacing w:line="360" w:lineRule="auto"/>
+        <w:ind w:left="708"/>
+        <w:rPr>
+          <w:bCs/>
+          <w:szCs w:val="24"/>
+          <w:lang w:val="pt-BR"/>
+        </w:rPr>
+      </w:pPr>
+      <w:r>
+        <w:rPr>
+          <w:bCs/>
+          <w:szCs w:val="24"/>
+          <w:lang w:val="pt-BR"/>
+        </w:rPr>
+        <w:t xml:space="preserve">RNF06 – O sistema deve ser desenvolvido em Python com </w:t>
+      </w:r>
+      <w:proofErr w:type="spellStart"/>
+      <w:r>
+        <w:rPr>
+          <w:bCs/>
+          <w:szCs w:val="24"/>
+          <w:lang w:val="pt-BR"/>
+        </w:rPr>
+        <w:t>Flask</w:t>
+      </w:r>
+      <w:proofErr w:type="spellEnd"/>
+      <w:r>
+        <w:rPr>
+          <w:bCs/>
+          <w:szCs w:val="24"/>
+          <w:lang w:val="pt-BR"/>
+        </w:rPr>
+        <w:t>.</w:t>
+      </w:r>
+    </w:p>
+    <w:p>
+      <w:pPr>
+        <w:spacing w:line="360" w:lineRule="auto"/>
+        <w:ind w:left="708"/>
+        <w:rPr>
+          <w:bCs/>
+          <w:szCs w:val="24"/>
+          <w:lang w:val="pt-BR"/>
+        </w:rPr>
+      </w:pPr>
+      <w:r>
+        <w:rPr>
+          <w:bCs/>
+          <w:szCs w:val="24"/>
+          <w:lang w:val="pt-BR"/>
+        </w:rPr>
+        <w:t>RNF07 – O sistema deve utilizar MySQL como banco de dados.</w:t>
+      </w:r>
+    </w:p>
+    <w:p>
+      <w:pPr>
+        <w:spacing w:line="360" w:lineRule="auto"/>
+        <w:ind w:left="708"/>
+        <w:rPr>
+          <w:bCs/>
+          <w:szCs w:val="24"/>
+          <w:lang w:val="pt-BR"/>
+        </w:rPr>
+      </w:pPr>
+      <w:r>
+        <w:rPr>
+          <w:bCs/>
+          <w:szCs w:val="24"/>
+          <w:lang w:val="pt-BR"/>
+        </w:rPr>
+        <w:t>RNF08 – O sistema deve ser estruturado com Programação Orientada a Objetos.</w:t>
+      </w:r>
+    </w:p>
+    <w:p>
+      <w:pPr>
+        <w:spacing w:line="360" w:lineRule="auto"/>
+        <w:ind w:left="708"/>
+        <w:rPr>
+          <w:bCs/>
+          <w:szCs w:val="24"/>
+          <w:lang w:val="pt-BR"/>
+        </w:rPr>
+      </w:pPr>
+      <w:r>
+        <w:rPr>
+          <w:bCs/>
+          <w:szCs w:val="24"/>
+          <w:lang w:val="pt-BR"/>
+        </w:rPr>
+        <w:t>RNF09 – O código deve ser modular e reutilizável.</w:t>
+      </w:r>
+    </w:p>
+    <w:p>
+      <w:pPr>
+        <w:spacing w:line="360" w:lineRule="auto"/>
+        <w:ind w:left="708"/>
+        <w:rPr>
+          <w:bCs/>
+          <w:szCs w:val="24"/>
+          <w:lang w:val="pt-BR"/>
+        </w:rPr>
+      </w:pPr>
+      <w:r>
+        <w:rPr>
+          <w:bCs/>
+          <w:szCs w:val="24"/>
+          <w:lang w:val="pt-BR"/>
+        </w:rPr>
+        <w:t>RNF10 – As validações devem ser centralizadas.</w:t>
+      </w:r>
+    </w:p>
+    <w:p>
+      <w:pPr>
+        <w:spacing w:line="360" w:lineRule="auto"/>
+        <w:ind w:left="708"/>
+        <w:rPr>
+          <w:bCs/>
+          <w:szCs w:val="24"/>
+          <w:lang w:val="pt-BR"/>
+        </w:rPr>
+      </w:pPr>
+      <w:r>
+        <w:rPr>
+          <w:bCs/>
+          <w:szCs w:val="24"/>
+          <w:lang w:val="pt-BR"/>
+        </w:rPr>
+        <w:lastRenderedPageBreak/>
+        <w:t>RNF11 – A interface deve ser simples e compreensível de acordo cm o planejamento.</w:t>
+      </w:r>
+    </w:p>
+    <w:p>
+      <w:pPr>
+        <w:spacing w:line="360" w:lineRule="auto"/>
+        <w:ind w:left="708"/>
+        <w:rPr>
+          <w:bCs/>
+          <w:szCs w:val="24"/>
+          <w:lang w:val="pt-BR"/>
+        </w:rPr>
+      </w:pPr>
+      <w:r>
+        <w:rPr>
+          <w:bCs/>
+          <w:szCs w:val="24"/>
+          <w:lang w:val="pt-BR"/>
+        </w:rPr>
+        <w:t>RNF12 – O sistema deve ser executável em ambiente local.</w:t>
+      </w:r>
+    </w:p>
+    <w:p>
+      <w:pPr>
+        <w:spacing w:line="360" w:lineRule="auto"/>
+        <w:ind w:left="708"/>
+        <w:rPr>
+          <w:bCs/>
+          <w:szCs w:val="24"/>
+          <w:lang w:val="pt-BR"/>
+        </w:rPr>
+      </w:pPr>
+      <w:r>
+        <w:rPr>
+          <w:bCs/>
+          <w:szCs w:val="24"/>
+          <w:lang w:val="pt-BR"/>
+        </w:rPr>
+        <w:t>RNF13 – O projeto deve ser de fácil manutenção utilizando a documentação de código.</w:t>
+      </w:r>
+    </w:p>
+    <w:p>
+      <w:pPr>
+        <w:spacing w:line="360" w:lineRule="auto"/>
+        <w:ind w:left="708"/>
+        <w:rPr>
+          <w:bCs/>
+          <w:szCs w:val="24"/>
+          <w:lang w:val="pt-BR"/>
+        </w:rPr>
+      </w:pPr>
+      <w:r>
+        <w:rPr>
+          <w:bCs/>
+          <w:szCs w:val="24"/>
+          <w:lang w:val="pt-BR"/>
+        </w:rPr>
+        <w:t>RNF14 – A estrutura deve permitir futuras atualizações.</w:t>
+      </w:r>
+    </w:p>
+    <w:p>
+      <w:pPr>
+        <w:spacing w:line="360" w:lineRule="auto"/>
+        <w:ind w:left="708"/>
+        <w:rPr>
+          <w:bCs/>
+          <w:szCs w:val="24"/>
+          <w:lang w:val="pt-BR"/>
+        </w:rPr>
+      </w:pPr>
+      <w:r>
+        <w:rPr>
+          <w:bCs/>
+          <w:szCs w:val="24"/>
+          <w:lang w:val="pt-BR"/>
+        </w:rPr>
+        <w:t>RNF15 – A documentação deve acompanhar a evolução do sistema.</w:t>
+      </w:r>
+    </w:p>
+    <w:p>
+      <w:pPr>
+        <w:spacing w:line="360" w:lineRule="auto"/>
+        <w:ind w:left="708"/>
+        <w:rPr>
+          <w:bCs/>
+          <w:szCs w:val="24"/>
+          <w:lang w:val="pt-BR"/>
+        </w:rPr>
+      </w:pPr>
+      <w:r>
+        <w:rPr>
+          <w:bCs/>
+          <w:szCs w:val="24"/>
+          <w:lang w:val="pt-BR"/>
+        </w:rPr>
+        <w:t>RNF16 – O retorno da validação dos campos deve ser no máximo 1 segundo após preenchido</w:t>
+      </w:r>
+    </w:p>
+    <w:p>
+      <w:pPr>
+        <w:spacing w:line="360" w:lineRule="auto"/>
+        <w:ind w:left="708"/>
+        <w:rPr>
+          <w:bCs/>
+          <w:szCs w:val="24"/>
+          <w:lang w:val="pt-BR"/>
+        </w:rPr>
+      </w:pPr>
+      <w:r>
+        <w:rPr>
+          <w:bCs/>
+          <w:szCs w:val="24"/>
+          <w:lang w:val="pt-BR"/>
+        </w:rPr>
+        <w:t>RNF17 – O sistema deve registrar logs de uso</w:t>
       </w:r>
     </w:p>
     <w:p>
@@ -5949,745 +6687,388 @@
       <w:pPr>
         <w:pStyle w:val="Ttulo2"/>
         <w:spacing w:line="360" w:lineRule="auto"/>
-        <w:ind w:firstLine="708"/>
-      </w:pPr>
-      <w:r>
-        <w:t>3</w:t>
-      </w:r>
-      <w:r>
-        <w:t xml:space="preserve">.2 </w:t>
-      </w:r>
-      <w:r>
-        <w:t>REQUISITOS NÃO FUNCIONAIS (RNF)</w:t>
-      </w:r>
-    </w:p>
-    <w:p>
-      <w:pPr>
-        <w:spacing w:line="360" w:lineRule="auto"/>
-        <w:ind w:left="708"/>
-        <w:rPr>
-          <w:bCs/>
-          <w:szCs w:val="24"/>
-          <w:lang w:val="pt-BR"/>
-        </w:rPr>
-      </w:pPr>
-      <w:r>
-        <w:rPr>
-          <w:bCs/>
-          <w:szCs w:val="24"/>
-          <w:lang w:val="pt-BR"/>
-        </w:rPr>
-        <w:t>RNF01 – O sistema deve criptografar senhas;</w:t>
-      </w:r>
-    </w:p>
-    <w:p>
-      <w:pPr>
-        <w:spacing w:line="360" w:lineRule="auto"/>
-        <w:ind w:left="708"/>
-        <w:rPr>
-          <w:bCs/>
-          <w:szCs w:val="24"/>
-          <w:lang w:val="pt-BR"/>
-        </w:rPr>
-      </w:pPr>
-      <w:r>
-        <w:rPr>
-          <w:bCs/>
-          <w:szCs w:val="24"/>
-          <w:lang w:val="pt-BR"/>
-        </w:rPr>
-        <w:t>RNF02 – O sistema deve controlar sessões de usuários;</w:t>
-      </w:r>
-    </w:p>
-    <w:p>
-      <w:pPr>
-        <w:spacing w:line="360" w:lineRule="auto"/>
-        <w:ind w:left="708"/>
-        <w:rPr>
-          <w:bCs/>
-          <w:szCs w:val="24"/>
-          <w:lang w:val="pt-BR"/>
-        </w:rPr>
-      </w:pPr>
-      <w:r>
-        <w:rPr>
-          <w:bCs/>
-          <w:szCs w:val="24"/>
-          <w:lang w:val="pt-BR"/>
-        </w:rPr>
-        <w:t>RNF03 – O sistema deve impedir acesso não autorizado;</w:t>
-      </w:r>
-    </w:p>
-    <w:p>
-      <w:pPr>
-        <w:spacing w:line="360" w:lineRule="auto"/>
-        <w:ind w:left="708"/>
-        <w:rPr>
-          <w:bCs/>
-          <w:szCs w:val="24"/>
-          <w:lang w:val="pt-BR"/>
-        </w:rPr>
-      </w:pPr>
-      <w:r>
-        <w:rPr>
-          <w:bCs/>
-          <w:szCs w:val="24"/>
-          <w:lang w:val="pt-BR"/>
-        </w:rPr>
-        <w:t>RNF04 – O sistema deve registrar logs de ações críticas;</w:t>
-      </w:r>
-    </w:p>
-    <w:p>
-      <w:pPr>
-        <w:spacing w:line="360" w:lineRule="auto"/>
-        <w:ind w:left="708"/>
-        <w:rPr>
-          <w:bCs/>
-          <w:szCs w:val="24"/>
-          <w:lang w:val="pt-BR"/>
-        </w:rPr>
-      </w:pPr>
-      <w:r>
-        <w:rPr>
-          <w:bCs/>
+        <w:ind w:left="708"/>
+      </w:pPr>
+      <w:r>
+        <w:t xml:space="preserve">3.3 </w:t>
+      </w:r>
+      <w:r>
+        <w:t>REGRAS DE NEGÓCIO (RN)</w:t>
+      </w:r>
+    </w:p>
+    <w:p>
+      <w:pPr>
+        <w:spacing w:line="360" w:lineRule="auto"/>
+        <w:rPr>
+          <w:lang w:val="pt-BR"/>
+        </w:rPr>
+      </w:pPr>
+    </w:p>
+    <w:p>
+      <w:pPr>
+        <w:spacing w:line="360" w:lineRule="auto"/>
+        <w:ind w:left="708"/>
+        <w:rPr>
+          <w:b/>
+          <w:szCs w:val="24"/>
+          <w:lang w:val="pt-BR"/>
+        </w:rPr>
+      </w:pPr>
+      <w:r>
+        <w:rPr>
+          <w:b/>
+          <w:szCs w:val="24"/>
+          <w:lang w:val="pt-BR"/>
+        </w:rPr>
+        <w:t>Controle de usuários</w:t>
+      </w:r>
+    </w:p>
+    <w:p>
+      <w:pPr>
+        <w:spacing w:line="360" w:lineRule="auto"/>
+        <w:ind w:left="708"/>
+        <w:rPr>
+          <w:bCs/>
+          <w:szCs w:val="24"/>
+          <w:lang w:val="pt-BR"/>
+        </w:rPr>
+      </w:pPr>
+      <w:r>
+        <w:rPr>
+          <w:bCs/>
+          <w:szCs w:val="24"/>
+          <w:lang w:val="pt-BR"/>
+        </w:rPr>
+        <w:t>RN01 – O sistema deve ter os perfis: administrador e funcionário;</w:t>
+      </w:r>
+    </w:p>
+    <w:p>
+      <w:pPr>
+        <w:spacing w:line="360" w:lineRule="auto"/>
+        <w:ind w:left="708"/>
+        <w:rPr>
+          <w:bCs/>
+          <w:szCs w:val="24"/>
+          <w:lang w:val="pt-BR"/>
+        </w:rPr>
+      </w:pPr>
+      <w:r>
+        <w:rPr>
+          <w:bCs/>
+          <w:szCs w:val="24"/>
+          <w:lang w:val="pt-BR"/>
+        </w:rPr>
+        <w:t>RN02 – As permissões de acesso às funcionalidades devem variar de acordo com o perfil do usuário;</w:t>
+      </w:r>
+    </w:p>
+    <w:p>
+      <w:pPr>
+        <w:spacing w:line="360" w:lineRule="auto"/>
+        <w:ind w:left="708"/>
+        <w:rPr>
+          <w:bCs/>
+          <w:szCs w:val="24"/>
+          <w:lang w:val="pt-BR"/>
+        </w:rPr>
+      </w:pPr>
+      <w:r>
+        <w:rPr>
+          <w:bCs/>
+          <w:szCs w:val="24"/>
+          <w:lang w:val="pt-BR"/>
+        </w:rPr>
+        <w:t>RN03 – Cada funcionalidade do sistema deve respeitar o nível de permissão do usuário;</w:t>
+      </w:r>
+    </w:p>
+    <w:p>
+      <w:pPr>
+        <w:spacing w:line="360" w:lineRule="auto"/>
+        <w:ind w:left="708"/>
+        <w:rPr>
+          <w:bCs/>
+          <w:szCs w:val="24"/>
+          <w:lang w:val="pt-BR"/>
+        </w:rPr>
+      </w:pPr>
+      <w:r>
+        <w:rPr>
+          <w:bCs/>
+          <w:szCs w:val="24"/>
+          <w:lang w:val="pt-BR"/>
+        </w:rPr>
+        <w:t>RN04 – Administradores possuem acesso total ao sistema;</w:t>
+      </w:r>
+    </w:p>
+    <w:p>
+      <w:pPr>
+        <w:spacing w:line="360" w:lineRule="auto"/>
+        <w:ind w:left="708"/>
+        <w:rPr>
+          <w:bCs/>
+          <w:szCs w:val="24"/>
+          <w:lang w:val="pt-BR"/>
+        </w:rPr>
+      </w:pPr>
+      <w:r>
+        <w:rPr>
+          <w:bCs/>
+          <w:szCs w:val="24"/>
+          <w:lang w:val="pt-BR"/>
+        </w:rPr>
+        <w:t>RN05 – Apenas administradores podem gerenciar usuários;</w:t>
+      </w:r>
+    </w:p>
+    <w:p>
+      <w:pPr>
+        <w:spacing w:line="360" w:lineRule="auto"/>
+        <w:ind w:left="708"/>
+        <w:rPr>
+          <w:bCs/>
+          <w:szCs w:val="24"/>
+          <w:lang w:val="pt-BR"/>
+        </w:rPr>
+      </w:pPr>
+      <w:r>
+        <w:rPr>
+          <w:bCs/>
+          <w:szCs w:val="24"/>
+          <w:lang w:val="pt-BR"/>
+        </w:rPr>
+        <w:t>RN06 – Apenas administradores podem redefinir senhas;</w:t>
+      </w:r>
+    </w:p>
+    <w:p>
+      <w:pPr>
+        <w:spacing w:line="360" w:lineRule="auto"/>
+        <w:ind w:left="708"/>
+        <w:rPr>
+          <w:bCs/>
+          <w:szCs w:val="24"/>
+          <w:lang w:val="pt-BR"/>
+        </w:rPr>
+      </w:pPr>
+      <w:r>
+        <w:rPr>
+          <w:bCs/>
+          <w:szCs w:val="24"/>
+          <w:lang w:val="pt-BR"/>
+        </w:rPr>
+        <w:t>RN07 – Funcionários possuem acesso restrito conforme suas atribuições por cargo;</w:t>
+      </w:r>
+    </w:p>
+    <w:p>
+      <w:pPr>
+        <w:spacing w:line="360" w:lineRule="auto"/>
+        <w:ind w:left="708"/>
+        <w:rPr>
+          <w:bCs/>
+          <w:szCs w:val="24"/>
+          <w:lang w:val="pt-BR"/>
+        </w:rPr>
+      </w:pPr>
+    </w:p>
+    <w:p>
+      <w:pPr>
+        <w:spacing w:line="360" w:lineRule="auto"/>
+        <w:ind w:left="708"/>
+        <w:rPr>
+          <w:b/>
+          <w:szCs w:val="24"/>
+          <w:lang w:val="pt-BR"/>
+        </w:rPr>
+      </w:pPr>
+      <w:r>
+        <w:rPr>
+          <w:b/>
+          <w:szCs w:val="24"/>
+          <w:lang w:val="pt-BR"/>
+        </w:rPr>
+        <w:t>Login</w:t>
+      </w:r>
+    </w:p>
+    <w:p>
+      <w:pPr>
+        <w:spacing w:line="360" w:lineRule="auto"/>
+        <w:ind w:left="708"/>
+        <w:rPr>
+          <w:bCs/>
+          <w:szCs w:val="24"/>
+          <w:lang w:val="pt-BR"/>
+        </w:rPr>
+      </w:pPr>
+      <w:r>
+        <w:rPr>
+          <w:bCs/>
+          <w:szCs w:val="24"/>
+          <w:lang w:val="pt-BR"/>
+        </w:rPr>
+        <w:t>RN08 – Funcionários não podem redefinir suas próprias senhas diretamente;</w:t>
+      </w:r>
+    </w:p>
+    <w:p>
+      <w:pPr>
+        <w:spacing w:line="360" w:lineRule="auto"/>
+        <w:ind w:left="708"/>
+        <w:rPr>
+          <w:bCs/>
+          <w:szCs w:val="24"/>
+          <w:lang w:val="pt-BR"/>
+        </w:rPr>
+      </w:pPr>
+      <w:r>
+        <w:rPr>
+          <w:bCs/>
+          <w:szCs w:val="24"/>
+          <w:lang w:val="pt-BR"/>
+        </w:rPr>
+        <w:t>RN09 – A redefinição de senha deve ser realizada por um administrador autorizado;</w:t>
+      </w:r>
+    </w:p>
+    <w:p>
+      <w:pPr>
+        <w:spacing w:line="360" w:lineRule="auto"/>
+        <w:ind w:left="708"/>
+        <w:rPr>
+          <w:bCs/>
+          <w:szCs w:val="24"/>
+          <w:lang w:val="pt-BR"/>
+        </w:rPr>
+      </w:pPr>
+      <w:r>
+        <w:rPr>
+          <w:bCs/>
+          <w:szCs w:val="24"/>
+          <w:lang w:val="pt-BR"/>
+        </w:rPr>
+        <w:t>RN10 – O administrador deve aprovar ou rejeitar solicitações de redefinição;</w:t>
+      </w:r>
+    </w:p>
+    <w:p>
+      <w:pPr>
+        <w:spacing w:line="360" w:lineRule="auto"/>
+        <w:ind w:left="708"/>
+        <w:rPr>
+          <w:bCs/>
+          <w:szCs w:val="24"/>
+          <w:lang w:val="pt-BR"/>
+        </w:rPr>
+      </w:pPr>
+      <w:r>
+        <w:rPr>
+          <w:bCs/>
+          <w:szCs w:val="24"/>
+          <w:lang w:val="pt-BR"/>
+        </w:rPr>
+        <w:t>RN11 – Todos os campos do login devem ser preenchidos antes do envio;</w:t>
+      </w:r>
+    </w:p>
+    <w:p>
+      <w:pPr>
+        <w:spacing w:line="360" w:lineRule="auto"/>
+        <w:ind w:left="708"/>
+        <w:rPr>
+          <w:bCs/>
+          <w:szCs w:val="24"/>
+          <w:lang w:val="pt-BR"/>
+        </w:rPr>
+      </w:pPr>
+    </w:p>
+    <w:p>
+      <w:pPr>
+        <w:spacing w:line="360" w:lineRule="auto"/>
+        <w:ind w:left="708"/>
+        <w:rPr>
+          <w:b/>
+          <w:szCs w:val="24"/>
+          <w:lang w:val="pt-BR"/>
+        </w:rPr>
+      </w:pPr>
+      <w:r>
+        <w:rPr>
+          <w:b/>
+          <w:szCs w:val="24"/>
+          <w:lang w:val="pt-BR"/>
+        </w:rPr>
+        <w:t>Registro de pedidos de entrada</w:t>
+      </w:r>
+    </w:p>
+    <w:p>
+      <w:pPr>
+        <w:spacing w:line="360" w:lineRule="auto"/>
+        <w:ind w:left="708"/>
+        <w:rPr>
+          <w:bCs/>
+          <w:szCs w:val="24"/>
+          <w:lang w:val="pt-BR"/>
+        </w:rPr>
+      </w:pPr>
+      <w:r>
+        <w:rPr>
+          <w:bCs/>
+          <w:szCs w:val="24"/>
+          <w:lang w:val="pt-BR"/>
+        </w:rPr>
+        <w:t>RN12 – Os pedidos devem ser classificados como PENDENTE, APROVADO, ADIADO ou NEGADO;</w:t>
+      </w:r>
+    </w:p>
+    <w:p>
+      <w:pPr>
+        <w:spacing w:line="360" w:lineRule="auto"/>
+        <w:ind w:left="708"/>
+        <w:rPr>
+          <w:bCs/>
+          <w:szCs w:val="24"/>
+          <w:lang w:val="pt-BR"/>
+        </w:rPr>
+      </w:pPr>
+      <w:r>
+        <w:rPr>
+          <w:bCs/>
+          <w:szCs w:val="24"/>
+          <w:lang w:val="pt-BR"/>
+        </w:rPr>
+        <w:t>RN13 – Todo pedido deve estar associado a um produto existente;</w:t>
+      </w:r>
+    </w:p>
+    <w:p>
+      <w:pPr>
+        <w:spacing w:line="360" w:lineRule="auto"/>
+        <w:ind w:left="708"/>
+        <w:rPr>
+          <w:bCs/>
+          <w:szCs w:val="24"/>
+          <w:lang w:val="pt-BR"/>
+        </w:rPr>
+      </w:pPr>
+    </w:p>
+    <w:p>
+      <w:pPr>
+        <w:spacing w:line="360" w:lineRule="auto"/>
+        <w:ind w:left="708"/>
+        <w:rPr>
+          <w:bCs/>
+          <w:szCs w:val="24"/>
+          <w:lang w:val="pt-BR"/>
+        </w:rPr>
+      </w:pPr>
+    </w:p>
+    <w:p>
+      <w:pPr>
+        <w:spacing w:line="360" w:lineRule="auto"/>
+        <w:ind w:left="708"/>
+        <w:rPr>
+          <w:b/>
+          <w:szCs w:val="24"/>
+          <w:lang w:val="pt-BR"/>
+        </w:rPr>
+      </w:pPr>
+      <w:r>
+        <w:rPr>
+          <w:b/>
           <w:szCs w:val="24"/>
           <w:lang w:val="pt-BR"/>
         </w:rPr>
         <w:lastRenderedPageBreak/>
-        <w:t>RNF05 – O sistema deve armazenar histórico de alterações;</w:t>
-      </w:r>
-    </w:p>
-    <w:p>
-      <w:pPr>
-        <w:spacing w:line="360" w:lineRule="auto"/>
-        <w:ind w:left="708"/>
-        <w:rPr>
-          <w:bCs/>
-          <w:szCs w:val="24"/>
-          <w:lang w:val="pt-BR"/>
-        </w:rPr>
-      </w:pPr>
-      <w:r>
-        <w:rPr>
-          <w:bCs/>
-          <w:szCs w:val="24"/>
-          <w:lang w:val="pt-BR"/>
-        </w:rPr>
-        <w:t xml:space="preserve">RNF06 – O sistema deve ser desenvolvido em Python com </w:t>
-      </w:r>
-      <w:proofErr w:type="spellStart"/>
-      <w:r>
-        <w:rPr>
-          <w:bCs/>
-          <w:szCs w:val="24"/>
-          <w:lang w:val="pt-BR"/>
-        </w:rPr>
-        <w:t>Flask</w:t>
-      </w:r>
-      <w:proofErr w:type="spellEnd"/>
-      <w:r>
-        <w:rPr>
-          <w:bCs/>
-          <w:szCs w:val="24"/>
-          <w:lang w:val="pt-BR"/>
-        </w:rPr>
-        <w:t>.</w:t>
-      </w:r>
-    </w:p>
-    <w:p>
-      <w:pPr>
-        <w:spacing w:line="360" w:lineRule="auto"/>
-        <w:ind w:left="708"/>
-        <w:rPr>
-          <w:bCs/>
-          <w:szCs w:val="24"/>
-          <w:lang w:val="pt-BR"/>
-        </w:rPr>
-      </w:pPr>
-      <w:r>
-        <w:rPr>
-          <w:bCs/>
-          <w:szCs w:val="24"/>
-          <w:lang w:val="pt-BR"/>
-        </w:rPr>
-        <w:t>RNF07 – O sistema deve utilizar MySQL como banco de dados.</w:t>
-      </w:r>
-    </w:p>
-    <w:p>
-      <w:pPr>
-        <w:spacing w:line="360" w:lineRule="auto"/>
-        <w:ind w:left="708"/>
-        <w:rPr>
-          <w:bCs/>
-          <w:szCs w:val="24"/>
-          <w:lang w:val="pt-BR"/>
-        </w:rPr>
-      </w:pPr>
-      <w:r>
-        <w:rPr>
-          <w:bCs/>
-          <w:szCs w:val="24"/>
-          <w:lang w:val="pt-BR"/>
-        </w:rPr>
-        <w:t>RNF08 – O sistema deve ser estruturado com Programação Orientada a Objetos.</w:t>
-      </w:r>
-    </w:p>
-    <w:p>
-      <w:pPr>
-        <w:spacing w:line="360" w:lineRule="auto"/>
-        <w:ind w:left="708"/>
-        <w:rPr>
-          <w:bCs/>
-          <w:szCs w:val="24"/>
-          <w:lang w:val="pt-BR"/>
-        </w:rPr>
-      </w:pPr>
-      <w:r>
-        <w:rPr>
-          <w:bCs/>
-          <w:szCs w:val="24"/>
-          <w:lang w:val="pt-BR"/>
-        </w:rPr>
-        <w:t>RNF09 – O código deve ser modular e reutilizável.</w:t>
-      </w:r>
-    </w:p>
-    <w:p>
-      <w:pPr>
-        <w:spacing w:line="360" w:lineRule="auto"/>
-        <w:ind w:left="708"/>
-        <w:rPr>
-          <w:bCs/>
-          <w:szCs w:val="24"/>
-          <w:lang w:val="pt-BR"/>
-        </w:rPr>
-      </w:pPr>
-      <w:r>
-        <w:rPr>
-          <w:bCs/>
-          <w:szCs w:val="24"/>
-          <w:lang w:val="pt-BR"/>
-        </w:rPr>
-        <w:t>RNF10 – As validações devem ser centralizadas.</w:t>
-      </w:r>
-    </w:p>
-    <w:p>
-      <w:pPr>
-        <w:spacing w:line="360" w:lineRule="auto"/>
-        <w:ind w:left="708"/>
-        <w:rPr>
-          <w:bCs/>
-          <w:szCs w:val="24"/>
-          <w:lang w:val="pt-BR"/>
-        </w:rPr>
-      </w:pPr>
-      <w:r>
-        <w:rPr>
-          <w:bCs/>
-          <w:szCs w:val="24"/>
-          <w:lang w:val="pt-BR"/>
-        </w:rPr>
-        <w:t>RNF11 – A interface deve ser simples e compreensível de acordo cm o planejamento.</w:t>
-      </w:r>
-    </w:p>
-    <w:p>
-      <w:pPr>
-        <w:spacing w:line="360" w:lineRule="auto"/>
-        <w:ind w:left="708"/>
-        <w:rPr>
-          <w:bCs/>
-          <w:szCs w:val="24"/>
-          <w:lang w:val="pt-BR"/>
-        </w:rPr>
-      </w:pPr>
-      <w:r>
-        <w:rPr>
-          <w:bCs/>
-          <w:szCs w:val="24"/>
-          <w:lang w:val="pt-BR"/>
-        </w:rPr>
-        <w:t>RNF12 – O sistema deve ser executável em ambiente local.</w:t>
-      </w:r>
-    </w:p>
-    <w:p>
-      <w:pPr>
-        <w:spacing w:line="360" w:lineRule="auto"/>
-        <w:ind w:left="708"/>
-        <w:rPr>
-          <w:bCs/>
-          <w:szCs w:val="24"/>
-          <w:lang w:val="pt-BR"/>
-        </w:rPr>
-      </w:pPr>
-      <w:r>
-        <w:rPr>
-          <w:bCs/>
-          <w:szCs w:val="24"/>
-          <w:lang w:val="pt-BR"/>
-        </w:rPr>
-        <w:t>RNF13 – O projeto deve ser de fácil manutenção utilizando a documentação de código.</w:t>
-      </w:r>
-    </w:p>
-    <w:p>
-      <w:pPr>
-        <w:spacing w:line="360" w:lineRule="auto"/>
-        <w:ind w:left="708"/>
-        <w:rPr>
-          <w:bCs/>
-          <w:szCs w:val="24"/>
-          <w:lang w:val="pt-BR"/>
-        </w:rPr>
-      </w:pPr>
-      <w:r>
-        <w:rPr>
-          <w:bCs/>
-          <w:szCs w:val="24"/>
-          <w:lang w:val="pt-BR"/>
-        </w:rPr>
-        <w:t>RNF14 – A estrutura deve permitir futuras atualizações.</w:t>
-      </w:r>
-    </w:p>
-    <w:p>
-      <w:pPr>
-        <w:spacing w:line="360" w:lineRule="auto"/>
-        <w:ind w:left="708"/>
-        <w:rPr>
-          <w:bCs/>
-          <w:szCs w:val="24"/>
-          <w:lang w:val="pt-BR"/>
-        </w:rPr>
-      </w:pPr>
-      <w:r>
-        <w:rPr>
-          <w:bCs/>
-          <w:szCs w:val="24"/>
-          <w:lang w:val="pt-BR"/>
-        </w:rPr>
-        <w:t>RNF15 – A documentação deve acompanhar a evolução do sistema.</w:t>
-      </w:r>
-    </w:p>
-    <w:p>
-      <w:pPr>
-        <w:spacing w:line="360" w:lineRule="auto"/>
-        <w:ind w:left="708"/>
-        <w:rPr>
-          <w:bCs/>
-          <w:szCs w:val="24"/>
-          <w:lang w:val="pt-BR"/>
-        </w:rPr>
-      </w:pPr>
-      <w:r>
-        <w:rPr>
-          <w:bCs/>
-          <w:szCs w:val="24"/>
-          <w:lang w:val="pt-BR"/>
-        </w:rPr>
-        <w:t>RNF16 – O retorno da validação dos campos deve ser no máximo 1 segundo após preenchido</w:t>
-      </w:r>
-    </w:p>
-    <w:p>
-      <w:pPr>
-        <w:spacing w:line="360" w:lineRule="auto"/>
-        <w:ind w:left="708"/>
-        <w:rPr>
-          <w:bCs/>
-          <w:szCs w:val="24"/>
-          <w:lang w:val="pt-BR"/>
-        </w:rPr>
-      </w:pPr>
-      <w:r>
-        <w:rPr>
-          <w:bCs/>
-          <w:szCs w:val="24"/>
-          <w:lang w:val="pt-BR"/>
-        </w:rPr>
-        <w:t>RNF17 – O sistema deve registrar logs de uso</w:t>
-      </w:r>
-    </w:p>
-    <w:p>
-      <w:pPr>
-        <w:spacing w:line="360" w:lineRule="auto"/>
-        <w:ind w:left="708"/>
-        <w:rPr>
-          <w:bCs/>
-          <w:szCs w:val="24"/>
-          <w:lang w:val="pt-BR"/>
-        </w:rPr>
-      </w:pPr>
-    </w:p>
-    <w:p>
-      <w:pPr>
-        <w:pStyle w:val="Ttulo2"/>
-        <w:spacing w:line="360" w:lineRule="auto"/>
-        <w:ind w:left="708"/>
-      </w:pPr>
-      <w:r>
-        <w:t xml:space="preserve">3.3 </w:t>
-      </w:r>
-      <w:r>
-        <w:t>REGRAS DE NEGÓCIO (RN)</w:t>
-      </w:r>
-    </w:p>
-    <w:p>
-      <w:pPr>
-        <w:spacing w:line="360" w:lineRule="auto"/>
-        <w:rPr>
-          <w:lang w:val="pt-BR"/>
-        </w:rPr>
-      </w:pPr>
-    </w:p>
-    <w:p>
-      <w:pPr>
-        <w:spacing w:line="360" w:lineRule="auto"/>
-        <w:ind w:left="708"/>
-        <w:rPr>
-          <w:b/>
-          <w:szCs w:val="24"/>
-          <w:lang w:val="pt-BR"/>
-        </w:rPr>
-      </w:pPr>
-      <w:r>
-        <w:rPr>
-          <w:b/>
-          <w:szCs w:val="24"/>
-          <w:lang w:val="pt-BR"/>
-        </w:rPr>
-        <w:t>Controle de usuários</w:t>
-      </w:r>
-    </w:p>
-    <w:p>
-      <w:pPr>
-        <w:spacing w:line="360" w:lineRule="auto"/>
-        <w:ind w:left="708"/>
-        <w:rPr>
-          <w:bCs/>
-          <w:szCs w:val="24"/>
-          <w:lang w:val="pt-BR"/>
-        </w:rPr>
-      </w:pPr>
-      <w:r>
-        <w:rPr>
-          <w:bCs/>
-          <w:szCs w:val="24"/>
-          <w:lang w:val="pt-BR"/>
-        </w:rPr>
-        <w:t>RN01 – O sistema deve ter os perfis: administrador e funcionário;</w:t>
-      </w:r>
-    </w:p>
-    <w:p>
-      <w:pPr>
-        <w:spacing w:line="360" w:lineRule="auto"/>
-        <w:ind w:left="708"/>
-        <w:rPr>
-          <w:bCs/>
-          <w:szCs w:val="24"/>
-          <w:lang w:val="pt-BR"/>
-        </w:rPr>
-      </w:pPr>
-      <w:r>
-        <w:rPr>
-          <w:bCs/>
-          <w:szCs w:val="24"/>
-          <w:lang w:val="pt-BR"/>
-        </w:rPr>
-        <w:t>RN02 – As permissões de acesso às funcionalidades devem variar de acordo com o perfil do usuário;</w:t>
-      </w:r>
-    </w:p>
-    <w:p>
-      <w:pPr>
-        <w:spacing w:line="360" w:lineRule="auto"/>
-        <w:ind w:left="708"/>
-        <w:rPr>
-          <w:bCs/>
-          <w:szCs w:val="24"/>
-          <w:lang w:val="pt-BR"/>
-        </w:rPr>
-      </w:pPr>
-      <w:r>
-        <w:rPr>
-          <w:bCs/>
-          <w:szCs w:val="24"/>
-          <w:lang w:val="pt-BR"/>
-        </w:rPr>
-        <w:t>RN03 – Cada funcionalidade do sistema deve respeitar o nível de permissão do usuário;</w:t>
-      </w:r>
-    </w:p>
-    <w:p>
-      <w:pPr>
-        <w:spacing w:line="360" w:lineRule="auto"/>
-        <w:ind w:left="708"/>
-        <w:rPr>
-          <w:bCs/>
-          <w:szCs w:val="24"/>
-          <w:lang w:val="pt-BR"/>
-        </w:rPr>
-      </w:pPr>
-      <w:r>
-        <w:rPr>
-          <w:bCs/>
-          <w:szCs w:val="24"/>
-          <w:lang w:val="pt-BR"/>
-        </w:rPr>
-        <w:t>RN04 – Administradores possuem acesso total ao sistema;</w:t>
-      </w:r>
-    </w:p>
-    <w:p>
-      <w:pPr>
-        <w:spacing w:line="360" w:lineRule="auto"/>
-        <w:ind w:left="708"/>
-        <w:rPr>
-          <w:bCs/>
-          <w:szCs w:val="24"/>
-          <w:lang w:val="pt-BR"/>
-        </w:rPr>
-      </w:pPr>
-      <w:r>
-        <w:rPr>
-          <w:bCs/>
-          <w:szCs w:val="24"/>
-          <w:lang w:val="pt-BR"/>
-        </w:rPr>
-        <w:t>RN05 – Apenas administradores podem gerenciar usuários;</w:t>
-      </w:r>
-    </w:p>
-    <w:p>
-      <w:pPr>
-        <w:spacing w:line="360" w:lineRule="auto"/>
-        <w:ind w:left="708"/>
-        <w:rPr>
-          <w:bCs/>
-          <w:szCs w:val="24"/>
-          <w:lang w:val="pt-BR"/>
-        </w:rPr>
-      </w:pPr>
-      <w:r>
-        <w:rPr>
-          <w:bCs/>
-          <w:szCs w:val="24"/>
-          <w:lang w:val="pt-BR"/>
-        </w:rPr>
-        <w:t>RN06 – Apenas administradores podem redefinir senhas;</w:t>
-      </w:r>
-    </w:p>
-    <w:p>
-      <w:pPr>
-        <w:spacing w:line="360" w:lineRule="auto"/>
-        <w:ind w:left="708"/>
-        <w:rPr>
-          <w:bCs/>
-          <w:szCs w:val="24"/>
-          <w:lang w:val="pt-BR"/>
-        </w:rPr>
-      </w:pPr>
-      <w:r>
-        <w:rPr>
-          <w:bCs/>
-          <w:szCs w:val="24"/>
-          <w:lang w:val="pt-BR"/>
-        </w:rPr>
-        <w:t>RN07 – Funcionários possuem acesso restrito conforme suas atribuições por cargo;</w:t>
-      </w:r>
-    </w:p>
-    <w:p>
-      <w:pPr>
-        <w:spacing w:line="360" w:lineRule="auto"/>
-        <w:ind w:left="708"/>
-        <w:rPr>
-          <w:bCs/>
-          <w:szCs w:val="24"/>
-          <w:lang w:val="pt-BR"/>
-        </w:rPr>
-      </w:pPr>
-    </w:p>
-    <w:p>
-      <w:pPr>
-        <w:spacing w:line="360" w:lineRule="auto"/>
-        <w:ind w:left="708"/>
-        <w:rPr>
-          <w:b/>
-          <w:szCs w:val="24"/>
-          <w:lang w:val="pt-BR"/>
-        </w:rPr>
-      </w:pPr>
-      <w:r>
-        <w:rPr>
-          <w:b/>
-          <w:szCs w:val="24"/>
-          <w:lang w:val="pt-BR"/>
-        </w:rPr>
-        <w:t>Login</w:t>
-      </w:r>
-    </w:p>
-    <w:p>
-      <w:pPr>
-        <w:spacing w:line="360" w:lineRule="auto"/>
-        <w:ind w:left="708"/>
-        <w:rPr>
-          <w:bCs/>
-          <w:szCs w:val="24"/>
-          <w:lang w:val="pt-BR"/>
-        </w:rPr>
-      </w:pPr>
-      <w:r>
-        <w:rPr>
-          <w:bCs/>
-          <w:szCs w:val="24"/>
-          <w:lang w:val="pt-BR"/>
-        </w:rPr>
-        <w:t>RN08 – Funcionários não podem redefinir suas próprias senhas diretamente;</w:t>
-      </w:r>
-    </w:p>
-    <w:p>
-      <w:pPr>
-        <w:spacing w:line="360" w:lineRule="auto"/>
-        <w:ind w:left="708"/>
-        <w:rPr>
-          <w:bCs/>
-          <w:szCs w:val="24"/>
-          <w:lang w:val="pt-BR"/>
-        </w:rPr>
-      </w:pPr>
-      <w:r>
-        <w:rPr>
-          <w:bCs/>
-          <w:szCs w:val="24"/>
-          <w:lang w:val="pt-BR"/>
-        </w:rPr>
-        <w:t>RN09 – A redefinição de senha deve ser realizada por um administrador autorizado;</w:t>
-      </w:r>
-    </w:p>
-    <w:p>
-      <w:pPr>
-        <w:spacing w:line="360" w:lineRule="auto"/>
-        <w:ind w:left="708"/>
-        <w:rPr>
-          <w:bCs/>
-          <w:szCs w:val="24"/>
-          <w:lang w:val="pt-BR"/>
-        </w:rPr>
-      </w:pPr>
-      <w:r>
-        <w:rPr>
-          <w:bCs/>
-          <w:szCs w:val="24"/>
-          <w:lang w:val="pt-BR"/>
-        </w:rPr>
-        <w:t>RN10 – O administrador deve aprovar ou rejeitar solicitações de redefinição;</w:t>
-      </w:r>
-    </w:p>
-    <w:p>
-      <w:pPr>
-        <w:spacing w:line="360" w:lineRule="auto"/>
-        <w:ind w:left="708"/>
-        <w:rPr>
-          <w:bCs/>
-          <w:szCs w:val="24"/>
-          <w:lang w:val="pt-BR"/>
-        </w:rPr>
-      </w:pPr>
-      <w:r>
-        <w:rPr>
-          <w:bCs/>
-          <w:szCs w:val="24"/>
-          <w:lang w:val="pt-BR"/>
-        </w:rPr>
-        <w:t>RN11 – Todos os campos do login devem ser preenchidos antes do envio;</w:t>
-      </w:r>
-    </w:p>
-    <w:p>
-      <w:pPr>
-        <w:spacing w:line="360" w:lineRule="auto"/>
-        <w:ind w:left="708"/>
-        <w:rPr>
-          <w:bCs/>
-          <w:szCs w:val="24"/>
-          <w:lang w:val="pt-BR"/>
-        </w:rPr>
-      </w:pPr>
-    </w:p>
-    <w:p>
-      <w:pPr>
-        <w:spacing w:line="360" w:lineRule="auto"/>
-        <w:ind w:left="708"/>
-        <w:rPr>
-          <w:b/>
-          <w:szCs w:val="24"/>
-          <w:lang w:val="pt-BR"/>
-        </w:rPr>
-      </w:pPr>
-      <w:r>
-        <w:rPr>
-          <w:b/>
-          <w:szCs w:val="24"/>
-          <w:lang w:val="pt-BR"/>
-        </w:rPr>
-        <w:t>Registro de pedidos de entrada</w:t>
-      </w:r>
-    </w:p>
-    <w:p>
-      <w:pPr>
-        <w:spacing w:line="360" w:lineRule="auto"/>
-        <w:ind w:left="708"/>
-        <w:rPr>
-          <w:bCs/>
-          <w:szCs w:val="24"/>
-          <w:lang w:val="pt-BR"/>
-        </w:rPr>
-      </w:pPr>
-      <w:r>
-        <w:rPr>
-          <w:bCs/>
-          <w:szCs w:val="24"/>
-          <w:lang w:val="pt-BR"/>
-        </w:rPr>
-        <w:t>RN12 – Os pedidos devem ser classificados como PENDENTE, APROVADO, ADIADO ou NEGADO;</w:t>
-      </w:r>
-    </w:p>
-    <w:p>
-      <w:pPr>
-        <w:spacing w:line="360" w:lineRule="auto"/>
-        <w:ind w:left="708"/>
-        <w:rPr>
-          <w:bCs/>
-          <w:szCs w:val="24"/>
-          <w:lang w:val="pt-BR"/>
-        </w:rPr>
-      </w:pPr>
-      <w:r>
-        <w:rPr>
-          <w:bCs/>
-          <w:szCs w:val="24"/>
-          <w:lang w:val="pt-BR"/>
-        </w:rPr>
-        <w:t>RN13 – Todo pedido deve estar associado a um produto existente;</w:t>
-      </w:r>
-    </w:p>
-    <w:p>
-      <w:pPr>
-        <w:spacing w:line="360" w:lineRule="auto"/>
-        <w:ind w:left="708"/>
-        <w:rPr>
-          <w:bCs/>
-          <w:szCs w:val="24"/>
-          <w:lang w:val="pt-BR"/>
-        </w:rPr>
-      </w:pPr>
-    </w:p>
-    <w:p>
-      <w:pPr>
-        <w:spacing w:line="360" w:lineRule="auto"/>
-        <w:ind w:left="708"/>
-        <w:rPr>
-          <w:b/>
-          <w:szCs w:val="24"/>
-          <w:lang w:val="pt-BR"/>
-        </w:rPr>
-      </w:pPr>
-      <w:r>
-        <w:rPr>
-          <w:b/>
-          <w:szCs w:val="24"/>
-          <w:lang w:val="pt-BR"/>
-        </w:rPr>
         <w:t>Dashboard</w:t>
       </w:r>
     </w:p>
@@ -7074,151 +7455,151 @@
           <w:szCs w:val="24"/>
           <w:lang w:val="pt-BR"/>
         </w:rPr>
+        <w:t>RN27 – Apenas usuários autorizados podem aprovar pedidos de saída;</w:t>
+      </w:r>
+    </w:p>
+    <w:p>
+      <w:pPr>
+        <w:spacing w:line="360" w:lineRule="auto"/>
+        <w:ind w:left="708"/>
+        <w:rPr>
+          <w:bCs/>
+          <w:szCs w:val="24"/>
+          <w:lang w:val="pt-BR"/>
+        </w:rPr>
+      </w:pPr>
+      <w:r>
+        <w:rPr>
+          <w:bCs/>
+          <w:szCs w:val="24"/>
+          <w:lang w:val="pt-BR"/>
+        </w:rPr>
+        <w:t>RN28 – O sistema deve impedir a saída de produtos do estoque sem aprovação;</w:t>
+      </w:r>
+    </w:p>
+    <w:p>
+      <w:pPr>
+        <w:spacing w:line="360" w:lineRule="auto"/>
+        <w:ind w:left="708"/>
+        <w:rPr>
+          <w:bCs/>
+          <w:szCs w:val="24"/>
+          <w:lang w:val="pt-BR"/>
+        </w:rPr>
+      </w:pPr>
+      <w:r>
+        <w:rPr>
+          <w:bCs/>
+          <w:szCs w:val="24"/>
+          <w:lang w:val="pt-BR"/>
+        </w:rPr>
+        <w:t>RN29 – Pedidos com status “ADIADO” devem aguardar reavaliação manual;</w:t>
+      </w:r>
+    </w:p>
+    <w:p>
+      <w:pPr>
+        <w:spacing w:line="360" w:lineRule="auto"/>
+        <w:ind w:left="708"/>
+        <w:rPr>
+          <w:bCs/>
+          <w:szCs w:val="24"/>
+          <w:lang w:val="pt-BR"/>
+        </w:rPr>
+      </w:pPr>
+      <w:r>
+        <w:rPr>
+          <w:bCs/>
+          <w:szCs w:val="24"/>
+          <w:lang w:val="pt-BR"/>
+        </w:rPr>
+        <w:t>RN30 – Apenas usuários autorizados podem reavaliar pedidos adiados;</w:t>
+      </w:r>
+    </w:p>
+    <w:p>
+      <w:pPr>
+        <w:spacing w:line="360" w:lineRule="auto"/>
+        <w:ind w:left="708"/>
+        <w:rPr>
+          <w:bCs/>
+          <w:szCs w:val="24"/>
+          <w:lang w:val="pt-BR"/>
+        </w:rPr>
+      </w:pPr>
+      <w:r>
+        <w:rPr>
+          <w:bCs/>
+          <w:szCs w:val="24"/>
+          <w:lang w:val="pt-BR"/>
+        </w:rPr>
+        <w:t>RN31 – O sistema deve registrar o usuário responsável por aprovar o pedido de saída;</w:t>
+      </w:r>
+    </w:p>
+    <w:p>
+      <w:pPr>
+        <w:spacing w:line="360" w:lineRule="auto"/>
+        <w:ind w:left="708"/>
+        <w:rPr>
+          <w:bCs/>
+          <w:szCs w:val="24"/>
+          <w:lang w:val="pt-BR"/>
+        </w:rPr>
+      </w:pPr>
+    </w:p>
+    <w:p>
+      <w:pPr>
+        <w:spacing w:line="360" w:lineRule="auto"/>
+        <w:ind w:left="708"/>
+        <w:rPr>
+          <w:b/>
+          <w:szCs w:val="24"/>
+          <w:lang w:val="pt-BR"/>
+        </w:rPr>
+      </w:pPr>
+      <w:r>
+        <w:rPr>
+          <w:b/>
+          <w:szCs w:val="24"/>
+          <w:lang w:val="pt-BR"/>
+        </w:rPr>
+        <w:t>Empilhadeiras</w:t>
+      </w:r>
+    </w:p>
+    <w:p>
+      <w:pPr>
+        <w:spacing w:line="360" w:lineRule="auto"/>
+        <w:ind w:left="708"/>
+        <w:rPr>
+          <w:bCs/>
+          <w:szCs w:val="24"/>
+          <w:lang w:val="pt-BR"/>
+        </w:rPr>
+      </w:pPr>
+      <w:r>
+        <w:rPr>
+          <w:bCs/>
+          <w:szCs w:val="24"/>
+          <w:lang w:val="pt-BR"/>
+        </w:rPr>
+        <w:t>RN32 – Apenas usuários autorizados podem utilizar as empilhadeiras</w:t>
+      </w:r>
+    </w:p>
+    <w:p>
+      <w:pPr>
+        <w:spacing w:line="360" w:lineRule="auto"/>
+        <w:ind w:left="708"/>
+        <w:rPr>
+          <w:bCs/>
+          <w:szCs w:val="24"/>
+          <w:lang w:val="pt-BR"/>
+        </w:rPr>
+      </w:pPr>
+      <w:r>
+        <w:rPr>
+          <w:bCs/>
+          <w:szCs w:val="24"/>
+          <w:lang w:val="pt-BR"/>
+        </w:rPr>
         <w:lastRenderedPageBreak/>
-        <w:t>RN27 – Apenas usuários autorizados podem aprovar pedidos de saída;</w:t>
-      </w:r>
-    </w:p>
-    <w:p>
-      <w:pPr>
-        <w:spacing w:line="360" w:lineRule="auto"/>
-        <w:ind w:left="708"/>
-        <w:rPr>
-          <w:bCs/>
-          <w:szCs w:val="24"/>
-          <w:lang w:val="pt-BR"/>
-        </w:rPr>
-      </w:pPr>
-      <w:r>
-        <w:rPr>
-          <w:bCs/>
-          <w:szCs w:val="24"/>
-          <w:lang w:val="pt-BR"/>
-        </w:rPr>
-        <w:t>RN28 – O sistema deve impedir a saída de produtos do estoque sem aprovação;</w:t>
-      </w:r>
-    </w:p>
-    <w:p>
-      <w:pPr>
-        <w:spacing w:line="360" w:lineRule="auto"/>
-        <w:ind w:left="708"/>
-        <w:rPr>
-          <w:bCs/>
-          <w:szCs w:val="24"/>
-          <w:lang w:val="pt-BR"/>
-        </w:rPr>
-      </w:pPr>
-      <w:r>
-        <w:rPr>
-          <w:bCs/>
-          <w:szCs w:val="24"/>
-          <w:lang w:val="pt-BR"/>
-        </w:rPr>
-        <w:t>RN29 – Pedidos com status “ADIADO” devem aguardar reavaliação manual;</w:t>
-      </w:r>
-    </w:p>
-    <w:p>
-      <w:pPr>
-        <w:spacing w:line="360" w:lineRule="auto"/>
-        <w:ind w:left="708"/>
-        <w:rPr>
-          <w:bCs/>
-          <w:szCs w:val="24"/>
-          <w:lang w:val="pt-BR"/>
-        </w:rPr>
-      </w:pPr>
-      <w:r>
-        <w:rPr>
-          <w:bCs/>
-          <w:szCs w:val="24"/>
-          <w:lang w:val="pt-BR"/>
-        </w:rPr>
-        <w:t>RN30 – Apenas usuários autorizados podem reavaliar pedidos adiados;</w:t>
-      </w:r>
-    </w:p>
-    <w:p>
-      <w:pPr>
-        <w:spacing w:line="360" w:lineRule="auto"/>
-        <w:ind w:left="708"/>
-        <w:rPr>
-          <w:bCs/>
-          <w:szCs w:val="24"/>
-          <w:lang w:val="pt-BR"/>
-        </w:rPr>
-      </w:pPr>
-      <w:r>
-        <w:rPr>
-          <w:bCs/>
-          <w:szCs w:val="24"/>
-          <w:lang w:val="pt-BR"/>
-        </w:rPr>
-        <w:t>RN31 – O sistema deve registrar o usuário responsável por aprovar o pedido de saída;</w:t>
-      </w:r>
-    </w:p>
-    <w:p>
-      <w:pPr>
-        <w:spacing w:line="360" w:lineRule="auto"/>
-        <w:ind w:left="708"/>
-        <w:rPr>
-          <w:bCs/>
-          <w:szCs w:val="24"/>
-          <w:lang w:val="pt-BR"/>
-        </w:rPr>
-      </w:pPr>
-    </w:p>
-    <w:p>
-      <w:pPr>
-        <w:spacing w:line="360" w:lineRule="auto"/>
-        <w:ind w:left="708"/>
-        <w:rPr>
-          <w:b/>
-          <w:szCs w:val="24"/>
-          <w:lang w:val="pt-BR"/>
-        </w:rPr>
-      </w:pPr>
-      <w:r>
-        <w:rPr>
-          <w:b/>
-          <w:szCs w:val="24"/>
-          <w:lang w:val="pt-BR"/>
-        </w:rPr>
-        <w:t>Empilhadeiras</w:t>
-      </w:r>
-    </w:p>
-    <w:p>
-      <w:pPr>
-        <w:spacing w:line="360" w:lineRule="auto"/>
-        <w:ind w:left="708"/>
-        <w:rPr>
-          <w:bCs/>
-          <w:szCs w:val="24"/>
-          <w:lang w:val="pt-BR"/>
-        </w:rPr>
-      </w:pPr>
-      <w:r>
-        <w:rPr>
-          <w:bCs/>
-          <w:szCs w:val="24"/>
-          <w:lang w:val="pt-BR"/>
-        </w:rPr>
-        <w:t>RN32 – Apenas usuários autorizados podem utilizar as empilhadeiras</w:t>
-      </w:r>
-    </w:p>
-    <w:p>
-      <w:pPr>
-        <w:spacing w:line="360" w:lineRule="auto"/>
-        <w:ind w:left="708"/>
-        <w:rPr>
-          <w:bCs/>
-          <w:szCs w:val="24"/>
-          <w:lang w:val="pt-BR"/>
-        </w:rPr>
-      </w:pPr>
-      <w:r>
-        <w:rPr>
-          <w:bCs/>
-          <w:szCs w:val="24"/>
-          <w:lang w:val="pt-BR"/>
-        </w:rPr>
         <w:t>RN33 – Uma empilhadeira só pode ser utilizada se estiver com status ATIVA  </w:t>
       </w:r>
     </w:p>
@@ -7799,8 +8180,1006 @@
         </w:drawing>
       </w:r>
     </w:p>
+    <w:p>
+      <w:pPr>
+        <w:spacing w:line="360" w:lineRule="auto"/>
+        <w:ind w:left="708"/>
+        <w:rPr>
+          <w:b/>
+          <w:bCs/>
+          <w:lang w:val="pt-BR"/>
+        </w:rPr>
+      </w:pPr>
+    </w:p>
+    <w:p>
+      <w:pPr>
+        <w:widowControl/>
+        <w:autoSpaceDE/>
+        <w:autoSpaceDN/>
+        <w:spacing w:after="160" w:line="278" w:lineRule="auto"/>
+        <w:jc w:val="left"/>
+        <w:rPr>
+          <w:b/>
+          <w:bCs/>
+          <w:lang w:val="pt-BR"/>
+        </w:rPr>
+      </w:pPr>
+      <w:r>
+        <w:rPr>
+          <w:b/>
+          <w:bCs/>
+          <w:lang w:val="pt-BR"/>
+        </w:rPr>
+        <w:br w:type="page"/>
+      </w:r>
+    </w:p>
+    <w:p>
+      <w:pPr>
+        <w:spacing w:line="360" w:lineRule="auto"/>
+        <w:ind w:left="708"/>
+        <w:rPr>
+          <w:b/>
+          <w:bCs/>
+          <w:lang w:val="pt-BR"/>
+        </w:rPr>
+      </w:pPr>
+      <w:r>
+        <w:rPr>
+          <w:b/>
+          <w:bCs/>
+          <w:lang w:val="pt-BR"/>
+        </w:rPr>
+        <w:lastRenderedPageBreak/>
+        <w:t>4.2 Tela de cadastro de funcionário</w:t>
+      </w:r>
+    </w:p>
+    <w:p>
+      <w:pPr>
+        <w:spacing w:line="360" w:lineRule="auto"/>
+        <w:ind w:left="708"/>
+        <w:rPr>
+          <w:lang w:val="pt-BR"/>
+        </w:rPr>
+      </w:pPr>
+      <w:r>
+        <w:rPr>
+          <w:lang w:val="pt-BR"/>
+        </w:rPr>
+        <w:t>A tela de Cadastro de Funcionários tem como objetivo registrar e gerenciar os colaboradores da empresa no sistema, permitindo que cada funcionário tenha acesso às funcionalidades de acordo com seu cargo e nível de permissão. As informações cadastradas serão utilizadas para identificação dos usuários, controle administrativo e utilização dos recursos disponíveis no sistema.</w:t>
+      </w:r>
+    </w:p>
+    <w:p>
+      <w:pPr>
+        <w:spacing w:line="360" w:lineRule="auto"/>
+        <w:ind w:left="708"/>
+        <w:rPr>
+          <w:lang w:val="pt-BR"/>
+        </w:rPr>
+      </w:pPr>
+      <w:r>
+        <w:rPr>
+          <w:lang w:val="pt-BR"/>
+        </w:rPr>
+        <w:t>Para o cadastro, deverão ser informados os seguintes dados: nome completo, e-mail, senha, telefone, CEP, CPF e cargo do funcionário. Esses dados serão armazenados e validados pelo sistema, garantindo a integridade e a consistência das informações registradas.</w:t>
+      </w:r>
+    </w:p>
+    <w:p>
+      <w:pPr>
+        <w:spacing w:line="360" w:lineRule="auto"/>
+        <w:ind w:left="708"/>
+        <w:rPr>
+          <w:lang w:val="pt-BR"/>
+        </w:rPr>
+      </w:pPr>
+    </w:p>
+    <w:p>
+      <w:pPr>
+        <w:spacing w:line="360" w:lineRule="auto"/>
+        <w:ind w:left="708"/>
+        <w:rPr>
+          <w:b/>
+          <w:bCs/>
+          <w:lang w:val="pt-BR"/>
+        </w:rPr>
+      </w:pPr>
+      <w:proofErr w:type="spellStart"/>
+      <w:r>
+        <w:rPr>
+          <w:b/>
+          <w:bCs/>
+          <w:lang w:val="pt-BR"/>
+        </w:rPr>
+        <w:t>Wireframe</w:t>
+      </w:r>
+      <w:proofErr w:type="spellEnd"/>
+    </w:p>
+    <w:p>
+      <w:pPr>
+        <w:spacing w:line="360" w:lineRule="auto"/>
+        <w:ind w:left="708"/>
+        <w:rPr>
+          <w:b/>
+          <w:bCs/>
+          <w:lang w:val="pt-BR"/>
+        </w:rPr>
+      </w:pPr>
+      <w:r>
+        <w:rPr>
+          <w:b/>
+          <w:bCs/>
+          <w:lang w:val="pt-BR"/>
+        </w:rPr>
+        <w:drawing>
+          <wp:inline distT="0" distB="0" distL="0" distR="0" wp14:anchorId="6E981C62" wp14:editId="13C1FCD8">
+            <wp:extent cx="4352261" cy="2419418"/>
+            <wp:effectExtent l="0" t="0" r="0" b="0"/>
+            <wp:docPr id="1437957243" name="Imagem 1"/>
+            <wp:cNvGraphicFramePr>
+              <a:graphicFrameLocks xmlns:a="http://schemas.openxmlformats.org/drawingml/2006/main" noChangeAspect="1"/>
+            </wp:cNvGraphicFramePr>
+            <a:graphic xmlns:a="http://schemas.openxmlformats.org/drawingml/2006/main">
+              <a:graphicData uri="http://schemas.openxmlformats.org/drawingml/2006/picture">
+                <pic:pic xmlns:pic="http://schemas.openxmlformats.org/drawingml/2006/picture">
+                  <pic:nvPicPr>
+                    <pic:cNvPr id="1437957243" name=""/>
+                    <pic:cNvPicPr/>
+                  </pic:nvPicPr>
+                  <pic:blipFill rotWithShape="1">
+                    <a:blip r:embed="rId10"/>
+                    <a:srcRect t="3485" b="6195"/>
+                    <a:stretch>
+                      <a:fillRect/>
+                    </a:stretch>
+                  </pic:blipFill>
+                  <pic:spPr bwMode="auto">
+                    <a:xfrm>
+                      <a:off x="0" y="0"/>
+                      <a:ext cx="4437050" cy="2466552"/>
+                    </a:xfrm>
+                    <a:prstGeom prst="rect">
+                      <a:avLst/>
+                    </a:prstGeom>
+                    <a:ln>
+                      <a:noFill/>
+                    </a:ln>
+                    <a:extLst>
+                      <a:ext uri="{53640926-AAD7-44D8-BBD7-CCE9431645EC}">
+                        <a14:shadowObscured xmlns:a14="http://schemas.microsoft.com/office/drawing/2010/main"/>
+                      </a:ext>
+                    </a:extLst>
+                  </pic:spPr>
+                </pic:pic>
+              </a:graphicData>
+            </a:graphic>
+          </wp:inline>
+        </w:drawing>
+      </w:r>
+    </w:p>
+    <w:p>
+      <w:pPr>
+        <w:spacing w:line="360" w:lineRule="auto"/>
+        <w:ind w:left="708"/>
+        <w:rPr>
+          <w:b/>
+          <w:bCs/>
+          <w:lang w:val="pt-BR"/>
+        </w:rPr>
+      </w:pPr>
+    </w:p>
+    <w:p>
+      <w:pPr>
+        <w:spacing w:line="360" w:lineRule="auto"/>
+        <w:ind w:left="708"/>
+        <w:rPr>
+          <w:b/>
+          <w:bCs/>
+          <w:lang w:val="pt-BR"/>
+        </w:rPr>
+      </w:pPr>
+      <w:r>
+        <w:rPr>
+          <w:b/>
+          <w:bCs/>
+          <w:lang w:val="pt-BR"/>
+        </w:rPr>
+        <w:t>Interface real</w:t>
+      </w:r>
+    </w:p>
+    <w:p>
+      <w:pPr>
+        <w:spacing w:line="360" w:lineRule="auto"/>
+        <w:ind w:left="708"/>
+        <w:rPr>
+          <w:b/>
+          <w:bCs/>
+          <w:lang w:val="pt-BR"/>
+        </w:rPr>
+      </w:pPr>
+      <w:r>
+        <w:rPr>
+          <w:b/>
+          <w:bCs/>
+          <w:lang w:val="pt-BR"/>
+        </w:rPr>
+        <w:drawing>
+          <wp:inline distT="0" distB="0" distL="0" distR="0" wp14:anchorId="2E96515F" wp14:editId="653A69AB">
+            <wp:extent cx="4779964" cy="2643963"/>
+            <wp:effectExtent l="0" t="0" r="1905" b="4445"/>
+            <wp:docPr id="83687646" name="Imagem 1"/>
+            <wp:cNvGraphicFramePr>
+              <a:graphicFrameLocks xmlns:a="http://schemas.openxmlformats.org/drawingml/2006/main" noChangeAspect="1"/>
+            </wp:cNvGraphicFramePr>
+            <a:graphic xmlns:a="http://schemas.openxmlformats.org/drawingml/2006/main">
+              <a:graphicData uri="http://schemas.openxmlformats.org/drawingml/2006/picture">
+                <pic:pic xmlns:pic="http://schemas.openxmlformats.org/drawingml/2006/picture">
+                  <pic:nvPicPr>
+                    <pic:cNvPr id="83687646" name=""/>
+                    <pic:cNvPicPr/>
+                  </pic:nvPicPr>
+                  <pic:blipFill rotWithShape="1">
+                    <a:blip r:embed="rId11"/>
+                    <a:srcRect l="16293"/>
+                    <a:stretch>
+                      <a:fillRect/>
+                    </a:stretch>
+                  </pic:blipFill>
+                  <pic:spPr bwMode="auto">
+                    <a:xfrm>
+                      <a:off x="0" y="0"/>
+                      <a:ext cx="4860145" cy="2688314"/>
+                    </a:xfrm>
+                    <a:prstGeom prst="rect">
+                      <a:avLst/>
+                    </a:prstGeom>
+                    <a:ln>
+                      <a:noFill/>
+                    </a:ln>
+                    <a:extLst>
+                      <a:ext uri="{53640926-AAD7-44D8-BBD7-CCE9431645EC}">
+                        <a14:shadowObscured xmlns:a14="http://schemas.microsoft.com/office/drawing/2010/main"/>
+                      </a:ext>
+                    </a:extLst>
+                  </pic:spPr>
+                </pic:pic>
+              </a:graphicData>
+            </a:graphic>
+          </wp:inline>
+        </w:drawing>
+      </w:r>
+    </w:p>
+    <w:p>
+      <w:pPr>
+        <w:spacing w:line="360" w:lineRule="auto"/>
+        <w:ind w:left="708"/>
+        <w:rPr>
+          <w:b/>
+          <w:bCs/>
+          <w:lang w:val="pt-BR"/>
+        </w:rPr>
+      </w:pPr>
+      <w:r>
+        <w:rPr>
+          <w:b/>
+          <w:bCs/>
+          <w:lang w:val="pt-BR"/>
+        </w:rPr>
+        <w:lastRenderedPageBreak/>
+        <w:t>4.2 Tela de cadastro de f</w:t>
+      </w:r>
+      <w:r>
+        <w:rPr>
+          <w:b/>
+          <w:bCs/>
+          <w:lang w:val="pt-BR"/>
+        </w:rPr>
+        <w:t>ornecedor</w:t>
+      </w:r>
+    </w:p>
+    <w:p>
+      <w:pPr>
+        <w:spacing w:line="360" w:lineRule="auto"/>
+        <w:ind w:left="708"/>
+        <w:rPr>
+          <w:lang w:val="pt-BR"/>
+        </w:rPr>
+      </w:pPr>
+      <w:r>
+        <w:rPr>
+          <w:lang w:val="pt-BR"/>
+        </w:rPr>
+        <w:t>A tela de Cadastro de Fornecedor tem como objetivo registrar e gerenciar as empresas ou pessoas responsáveis pelo fornecimento de produtos para a empresa. Esse cadastro permitirá manter um controle organizado dos fornecedores vinculados às operações de entrada de mercadorias, contribuindo para a rastreabilidade dos produtos e para uma gestão mais eficiente do estoque.</w:t>
+      </w:r>
+    </w:p>
+    <w:p>
+      <w:pPr>
+        <w:spacing w:line="360" w:lineRule="auto"/>
+        <w:ind w:left="708"/>
+        <w:rPr>
+          <w:lang w:val="pt-BR"/>
+        </w:rPr>
+      </w:pPr>
+      <w:r>
+        <w:rPr>
+          <w:lang w:val="pt-BR"/>
+        </w:rPr>
+        <w:t>Por meio dessa funcionalidade, serão armazenadas informações essenciais para identificação e contato dos fornecedores, bem como dados que auxiliem no gerenciamento do relacionamento comercial. Para realizar o cadastro, deverão ser informados os campos de nome, CNPJ, CEP, e-mail, DDI, DDD, telefone e descrição.</w:t>
+      </w:r>
+    </w:p>
+    <w:p>
+      <w:pPr>
+        <w:spacing w:line="360" w:lineRule="auto"/>
+        <w:ind w:left="708"/>
+        <w:rPr>
+          <w:lang w:val="pt-BR"/>
+        </w:rPr>
+      </w:pPr>
+    </w:p>
+    <w:p>
+      <w:pPr>
+        <w:spacing w:line="360" w:lineRule="auto"/>
+        <w:ind w:left="708"/>
+        <w:rPr>
+          <w:b/>
+          <w:bCs/>
+          <w:lang w:val="pt-BR"/>
+        </w:rPr>
+      </w:pPr>
+      <w:proofErr w:type="spellStart"/>
+      <w:r>
+        <w:rPr>
+          <w:b/>
+          <w:bCs/>
+          <w:lang w:val="pt-BR"/>
+        </w:rPr>
+        <w:t>Wireframe</w:t>
+      </w:r>
+      <w:proofErr w:type="spellEnd"/>
+    </w:p>
+    <w:p>
+      <w:pPr>
+        <w:spacing w:line="360" w:lineRule="auto"/>
+        <w:ind w:left="708"/>
+        <w:rPr>
+          <w:b/>
+          <w:bCs/>
+          <w:lang w:val="pt-BR"/>
+        </w:rPr>
+      </w:pPr>
+      <w:r>
+        <w:rPr>
+          <w:b/>
+          <w:bCs/>
+          <w:lang w:val="pt-BR"/>
+        </w:rPr>
+        <w:drawing>
+          <wp:inline distT="0" distB="0" distL="0" distR="0" wp14:anchorId="598CEFA0" wp14:editId="4018B8F8">
+            <wp:extent cx="4055952" cy="2237011"/>
+            <wp:effectExtent l="0" t="0" r="1905" b="0"/>
+            <wp:docPr id="429699086" name="Imagem 1"/>
+            <wp:cNvGraphicFramePr>
+              <a:graphicFrameLocks xmlns:a="http://schemas.openxmlformats.org/drawingml/2006/main" noChangeAspect="1"/>
+            </wp:cNvGraphicFramePr>
+            <a:graphic xmlns:a="http://schemas.openxmlformats.org/drawingml/2006/main">
+              <a:graphicData uri="http://schemas.openxmlformats.org/drawingml/2006/picture">
+                <pic:pic xmlns:pic="http://schemas.openxmlformats.org/drawingml/2006/picture">
+                  <pic:nvPicPr>
+                    <pic:cNvPr id="429699086" name=""/>
+                    <pic:cNvPicPr/>
+                  </pic:nvPicPr>
+                  <pic:blipFill>
+                    <a:blip r:embed="rId12"/>
+                    <a:stretch>
+                      <a:fillRect/>
+                    </a:stretch>
+                  </pic:blipFill>
+                  <pic:spPr>
+                    <a:xfrm>
+                      <a:off x="0" y="0"/>
+                      <a:ext cx="4094630" cy="2258343"/>
+                    </a:xfrm>
+                    <a:prstGeom prst="rect">
+                      <a:avLst/>
+                    </a:prstGeom>
+                  </pic:spPr>
+                </pic:pic>
+              </a:graphicData>
+            </a:graphic>
+          </wp:inline>
+        </w:drawing>
+      </w:r>
+    </w:p>
+    <w:p>
+      <w:pPr>
+        <w:spacing w:line="360" w:lineRule="auto"/>
+        <w:ind w:left="708"/>
+        <w:rPr>
+          <w:b/>
+          <w:bCs/>
+          <w:lang w:val="pt-BR"/>
+        </w:rPr>
+      </w:pPr>
+    </w:p>
+    <w:p>
+      <w:pPr>
+        <w:spacing w:line="360" w:lineRule="auto"/>
+        <w:ind w:left="708"/>
+        <w:rPr>
+          <w:b/>
+          <w:bCs/>
+          <w:lang w:val="pt-BR"/>
+        </w:rPr>
+      </w:pPr>
+      <w:r>
+        <w:rPr>
+          <w:b/>
+          <w:bCs/>
+          <w:lang w:val="pt-BR"/>
+        </w:rPr>
+        <w:t>Interface real</w:t>
+      </w:r>
+    </w:p>
+    <w:p>
+      <w:pPr>
+        <w:spacing w:line="360" w:lineRule="auto"/>
+        <w:ind w:left="708"/>
+        <w:rPr>
+          <w:b/>
+          <w:bCs/>
+          <w:lang w:val="pt-BR"/>
+        </w:rPr>
+      </w:pPr>
+      <w:r>
+        <w:rPr>
+          <w:b/>
+          <w:bCs/>
+          <w:lang w:val="pt-BR"/>
+        </w:rPr>
+        <w:drawing>
+          <wp:inline distT="0" distB="0" distL="0" distR="0" wp14:anchorId="71BED27B" wp14:editId="39915BC3">
+            <wp:extent cx="4640875" cy="2589291"/>
+            <wp:effectExtent l="0" t="0" r="7620" b="1905"/>
+            <wp:docPr id="1099369752" name="Imagem 1"/>
+            <wp:cNvGraphicFramePr>
+              <a:graphicFrameLocks xmlns:a="http://schemas.openxmlformats.org/drawingml/2006/main" noChangeAspect="1"/>
+            </wp:cNvGraphicFramePr>
+            <a:graphic xmlns:a="http://schemas.openxmlformats.org/drawingml/2006/main">
+              <a:graphicData uri="http://schemas.openxmlformats.org/drawingml/2006/picture">
+                <pic:pic xmlns:pic="http://schemas.openxmlformats.org/drawingml/2006/picture">
+                  <pic:nvPicPr>
+                    <pic:cNvPr id="1099369752" name=""/>
+                    <pic:cNvPicPr/>
+                  </pic:nvPicPr>
+                  <pic:blipFill>
+                    <a:blip r:embed="rId13"/>
+                    <a:stretch>
+                      <a:fillRect/>
+                    </a:stretch>
+                  </pic:blipFill>
+                  <pic:spPr>
+                    <a:xfrm>
+                      <a:off x="0" y="0"/>
+                      <a:ext cx="4700162" cy="2622369"/>
+                    </a:xfrm>
+                    <a:prstGeom prst="rect">
+                      <a:avLst/>
+                    </a:prstGeom>
+                  </pic:spPr>
+                </pic:pic>
+              </a:graphicData>
+            </a:graphic>
+          </wp:inline>
+        </w:drawing>
+      </w:r>
+    </w:p>
+    <w:p>
+      <w:pPr>
+        <w:spacing w:line="360" w:lineRule="auto"/>
+        <w:ind w:left="708"/>
+        <w:rPr>
+          <w:b/>
+          <w:bCs/>
+          <w:lang w:val="pt-BR"/>
+        </w:rPr>
+      </w:pPr>
+    </w:p>
+    <w:p>
+      <w:pPr>
+        <w:spacing w:line="360" w:lineRule="auto"/>
+        <w:ind w:left="708"/>
+        <w:rPr>
+          <w:b/>
+          <w:bCs/>
+          <w:lang w:val="pt-BR"/>
+        </w:rPr>
+      </w:pPr>
+      <w:r>
+        <w:rPr>
+          <w:b/>
+          <w:bCs/>
+          <w:lang w:val="pt-BR"/>
+        </w:rPr>
+        <w:lastRenderedPageBreak/>
+        <w:t>4.3 Tela de cadastro de cliente</w:t>
+      </w:r>
+    </w:p>
+    <w:p>
+      <w:pPr>
+        <w:spacing w:line="360" w:lineRule="auto"/>
+        <w:ind w:left="708"/>
+        <w:rPr>
+          <w:lang w:val="pt-BR"/>
+        </w:rPr>
+      </w:pPr>
+      <w:r>
+        <w:rPr>
+          <w:lang w:val="pt-BR"/>
+        </w:rPr>
+        <w:t>A tela de Cadastro de Cliente tem como objetivo registrar e gerenciar os clientes da empresa no sistema, permitindo a organização das informações necessárias para o controle de pedidos de saída de produtos e o acompanhamento do histórico de relacionamento comercial. O cadastro centralizado dos clientes contribui para uma gestão mais eficiente das vendas, facilitando a consulta de dados e o acompanhamento das operações realizadas.</w:t>
+      </w:r>
+    </w:p>
+    <w:p>
+      <w:pPr>
+        <w:spacing w:line="360" w:lineRule="auto"/>
+        <w:ind w:left="708"/>
+        <w:rPr>
+          <w:lang w:val="pt-BR"/>
+        </w:rPr>
+      </w:pPr>
+      <w:r>
+        <w:rPr>
+          <w:lang w:val="pt-BR"/>
+        </w:rPr>
+        <w:t>Para efetuar o cadastro, deverão ser informado</w:t>
+      </w:r>
+      <w:r>
+        <w:rPr>
+          <w:lang w:val="pt-BR"/>
+        </w:rPr>
+        <w:t>s</w:t>
+      </w:r>
+      <w:r>
+        <w:rPr>
+          <w:lang w:val="pt-BR"/>
+        </w:rPr>
+        <w:t>: nome, e-mail, CNPJ, CEP, DDI, DDD, telefone e descrição. Essas informações serão armazenadas no sistema para fins de identificação, contato e controle dos processos relacionados aos clientes.</w:t>
+      </w:r>
+    </w:p>
+    <w:p>
+      <w:pPr>
+        <w:spacing w:line="360" w:lineRule="auto"/>
+        <w:ind w:left="708"/>
+        <w:rPr>
+          <w:lang w:val="pt-BR"/>
+        </w:rPr>
+      </w:pPr>
+    </w:p>
+    <w:p>
+      <w:pPr>
+        <w:spacing w:line="360" w:lineRule="auto"/>
+        <w:ind w:left="708"/>
+        <w:rPr>
+          <w:b/>
+          <w:bCs/>
+          <w:lang w:val="pt-BR"/>
+        </w:rPr>
+      </w:pPr>
+      <w:proofErr w:type="spellStart"/>
+      <w:r>
+        <w:rPr>
+          <w:b/>
+          <w:bCs/>
+          <w:lang w:val="pt-BR"/>
+        </w:rPr>
+        <w:t>Wireframe</w:t>
+      </w:r>
+      <w:proofErr w:type="spellEnd"/>
+    </w:p>
+    <w:p>
+      <w:pPr>
+        <w:spacing w:line="360" w:lineRule="auto"/>
+        <w:ind w:left="708"/>
+        <w:rPr>
+          <w:b/>
+          <w:bCs/>
+          <w:lang w:val="pt-BR"/>
+        </w:rPr>
+      </w:pPr>
+      <w:r>
+        <w:rPr>
+          <w:b/>
+          <w:bCs/>
+          <w:lang w:val="pt-BR"/>
+        </w:rPr>
+        <w:drawing>
+          <wp:inline distT="0" distB="0" distL="0" distR="0" wp14:anchorId="65157F8E" wp14:editId="16C856FE">
+            <wp:extent cx="4282289" cy="2267899"/>
+            <wp:effectExtent l="0" t="0" r="4445" b="0"/>
+            <wp:docPr id="1159368303" name="Imagem 1"/>
+            <wp:cNvGraphicFramePr>
+              <a:graphicFrameLocks xmlns:a="http://schemas.openxmlformats.org/drawingml/2006/main" noChangeAspect="1"/>
+            </wp:cNvGraphicFramePr>
+            <a:graphic xmlns:a="http://schemas.openxmlformats.org/drawingml/2006/main">
+              <a:graphicData uri="http://schemas.openxmlformats.org/drawingml/2006/picture">
+                <pic:pic xmlns:pic="http://schemas.openxmlformats.org/drawingml/2006/picture">
+                  <pic:nvPicPr>
+                    <pic:cNvPr id="1159368303" name=""/>
+                    <pic:cNvPicPr/>
+                  </pic:nvPicPr>
+                  <pic:blipFill>
+                    <a:blip r:embed="rId14"/>
+                    <a:stretch>
+                      <a:fillRect/>
+                    </a:stretch>
+                  </pic:blipFill>
+                  <pic:spPr>
+                    <a:xfrm>
+                      <a:off x="0" y="0"/>
+                      <a:ext cx="4320278" cy="2288018"/>
+                    </a:xfrm>
+                    <a:prstGeom prst="rect">
+                      <a:avLst/>
+                    </a:prstGeom>
+                  </pic:spPr>
+                </pic:pic>
+              </a:graphicData>
+            </a:graphic>
+          </wp:inline>
+        </w:drawing>
+      </w:r>
+    </w:p>
+    <w:p>
+      <w:pPr>
+        <w:spacing w:line="360" w:lineRule="auto"/>
+        <w:ind w:left="708"/>
+        <w:rPr>
+          <w:b/>
+          <w:bCs/>
+          <w:lang w:val="pt-BR"/>
+        </w:rPr>
+      </w:pPr>
+    </w:p>
+    <w:p>
+      <w:pPr>
+        <w:spacing w:line="360" w:lineRule="auto"/>
+        <w:ind w:left="708"/>
+        <w:rPr>
+          <w:b/>
+          <w:bCs/>
+          <w:lang w:val="pt-BR"/>
+        </w:rPr>
+      </w:pPr>
+      <w:r>
+        <w:rPr>
+          <w:b/>
+          <w:bCs/>
+          <w:lang w:val="pt-BR"/>
+        </w:rPr>
+        <w:t>Interface real</w:t>
+      </w:r>
+    </w:p>
+    <w:p>
+      <w:pPr>
+        <w:spacing w:line="360" w:lineRule="auto"/>
+        <w:ind w:left="708"/>
+        <w:rPr>
+          <w:b/>
+          <w:bCs/>
+          <w:lang w:val="pt-BR"/>
+        </w:rPr>
+      </w:pPr>
+      <w:r>
+        <w:rPr>
+          <w:b/>
+          <w:bCs/>
+          <w:lang w:val="pt-BR"/>
+        </w:rPr>
+        <w:drawing>
+          <wp:inline distT="0" distB="0" distL="0" distR="0" wp14:anchorId="4C4864D9" wp14:editId="6A4FF687">
+            <wp:extent cx="4846497" cy="2634558"/>
+            <wp:effectExtent l="0" t="0" r="0" b="0"/>
+            <wp:docPr id="977616330" name="Imagem 1"/>
+            <wp:cNvGraphicFramePr>
+              <a:graphicFrameLocks xmlns:a="http://schemas.openxmlformats.org/drawingml/2006/main" noChangeAspect="1"/>
+            </wp:cNvGraphicFramePr>
+            <a:graphic xmlns:a="http://schemas.openxmlformats.org/drawingml/2006/main">
+              <a:graphicData uri="http://schemas.openxmlformats.org/drawingml/2006/picture">
+                <pic:pic xmlns:pic="http://schemas.openxmlformats.org/drawingml/2006/picture">
+                  <pic:nvPicPr>
+                    <pic:cNvPr id="977616330" name=""/>
+                    <pic:cNvPicPr/>
+                  </pic:nvPicPr>
+                  <pic:blipFill>
+                    <a:blip r:embed="rId15"/>
+                    <a:stretch>
+                      <a:fillRect/>
+                    </a:stretch>
+                  </pic:blipFill>
+                  <pic:spPr>
+                    <a:xfrm>
+                      <a:off x="0" y="0"/>
+                      <a:ext cx="4873672" cy="2649330"/>
+                    </a:xfrm>
+                    <a:prstGeom prst="rect">
+                      <a:avLst/>
+                    </a:prstGeom>
+                  </pic:spPr>
+                </pic:pic>
+              </a:graphicData>
+            </a:graphic>
+          </wp:inline>
+        </w:drawing>
+      </w:r>
+    </w:p>
+    <w:p>
+      <w:pPr>
+        <w:pStyle w:val="Ttulo2"/>
+        <w:ind w:firstLine="708"/>
+      </w:pPr>
+      <w:r>
+        <w:lastRenderedPageBreak/>
+        <w:t xml:space="preserve">4.4 </w:t>
+      </w:r>
+      <w:r>
+        <w:t>Tela de cadastro de empilhadeira</w:t>
+      </w:r>
+    </w:p>
+    <w:p>
+      <w:pPr>
+        <w:spacing w:line="360" w:lineRule="auto"/>
+        <w:ind w:left="708"/>
+        <w:rPr>
+          <w:lang w:val="pt-BR"/>
+        </w:rPr>
+      </w:pPr>
+      <w:r>
+        <w:rPr>
+          <w:lang w:val="pt-BR"/>
+        </w:rPr>
+        <w:t>A tela de Cadastro de Empilhadeira tem como objetivo registrar e gerenciar todas as empilhadeiras pertencentes à empresa, permitindo o controle e a identificação dos equipamentos utilizados nas operações de movimentação de produtos e atividades de estoque. O cadastro dessas informações contribuirá para uma gestão mais eficiente dos recursos operacionais, facilitando o acompanhamento dos equipamentos disponíveis e seu uso dentro da organização.</w:t>
+      </w:r>
+    </w:p>
+    <w:p>
+      <w:pPr>
+        <w:spacing w:line="360" w:lineRule="auto"/>
+        <w:ind w:left="708"/>
+        <w:rPr>
+          <w:lang w:val="pt-BR"/>
+        </w:rPr>
+      </w:pPr>
+      <w:r>
+        <w:rPr>
+          <w:lang w:val="pt-BR"/>
+        </w:rPr>
+        <w:t>Para realizar o cadastro, deverão ser informados os seguintes dados: número de chassi, marca e modelo da empilhadeira. Essas informações serão armazenadas no sistema para possibilitar a identificação individual de cada equipamento e auxiliar nos processos de controle e rastreabilidade.</w:t>
+      </w:r>
+    </w:p>
+    <w:p>
+      <w:pPr>
+        <w:spacing w:line="360" w:lineRule="auto"/>
+        <w:ind w:left="708"/>
+        <w:rPr>
+          <w:b/>
+          <w:bCs/>
+          <w:lang w:val="pt-BR"/>
+        </w:rPr>
+      </w:pPr>
+    </w:p>
+    <w:p>
+      <w:pPr>
+        <w:spacing w:line="360" w:lineRule="auto"/>
+        <w:ind w:left="708"/>
+        <w:rPr>
+          <w:b/>
+          <w:bCs/>
+          <w:lang w:val="pt-BR"/>
+        </w:rPr>
+      </w:pPr>
+      <w:proofErr w:type="spellStart"/>
+      <w:r>
+        <w:rPr>
+          <w:b/>
+          <w:bCs/>
+          <w:lang w:val="pt-BR"/>
+        </w:rPr>
+        <w:t>Wireframe</w:t>
+      </w:r>
+      <w:proofErr w:type="spellEnd"/>
+    </w:p>
+    <w:p>
+      <w:pPr>
+        <w:spacing w:line="360" w:lineRule="auto"/>
+        <w:ind w:left="708"/>
+        <w:rPr>
+          <w:b/>
+          <w:bCs/>
+          <w:lang w:val="pt-BR"/>
+        </w:rPr>
+      </w:pPr>
+      <w:r>
+        <w:rPr>
+          <w:b/>
+          <w:bCs/>
+          <w:lang w:val="pt-BR"/>
+        </w:rPr>
+        <w:drawing>
+          <wp:inline distT="0" distB="0" distL="0" distR="0" wp14:anchorId="5FE8FDF8" wp14:editId="346AF6A4">
+            <wp:extent cx="4689695" cy="2408876"/>
+            <wp:effectExtent l="0" t="0" r="0" b="0"/>
+            <wp:docPr id="2031581898" name="Imagem 1"/>
+            <wp:cNvGraphicFramePr>
+              <a:graphicFrameLocks xmlns:a="http://schemas.openxmlformats.org/drawingml/2006/main" noChangeAspect="1"/>
+            </wp:cNvGraphicFramePr>
+            <a:graphic xmlns:a="http://schemas.openxmlformats.org/drawingml/2006/main">
+              <a:graphicData uri="http://schemas.openxmlformats.org/drawingml/2006/picture">
+                <pic:pic xmlns:pic="http://schemas.openxmlformats.org/drawingml/2006/picture">
+                  <pic:nvPicPr>
+                    <pic:cNvPr id="2031581898" name=""/>
+                    <pic:cNvPicPr/>
+                  </pic:nvPicPr>
+                  <pic:blipFill rotWithShape="1">
+                    <a:blip r:embed="rId16"/>
+                    <a:srcRect l="5030"/>
+                    <a:stretch>
+                      <a:fillRect/>
+                    </a:stretch>
+                  </pic:blipFill>
+                  <pic:spPr bwMode="auto">
+                    <a:xfrm>
+                      <a:off x="0" y="0"/>
+                      <a:ext cx="4699222" cy="2413770"/>
+                    </a:xfrm>
+                    <a:prstGeom prst="rect">
+                      <a:avLst/>
+                    </a:prstGeom>
+                    <a:ln>
+                      <a:noFill/>
+                    </a:ln>
+                    <a:extLst>
+                      <a:ext uri="{53640926-AAD7-44D8-BBD7-CCE9431645EC}">
+                        <a14:shadowObscured xmlns:a14="http://schemas.microsoft.com/office/drawing/2010/main"/>
+                      </a:ext>
+                    </a:extLst>
+                  </pic:spPr>
+                </pic:pic>
+              </a:graphicData>
+            </a:graphic>
+          </wp:inline>
+        </w:drawing>
+      </w:r>
+    </w:p>
+    <w:p>
+      <w:pPr>
+        <w:spacing w:line="360" w:lineRule="auto"/>
+        <w:ind w:left="708"/>
+        <w:rPr>
+          <w:b/>
+          <w:bCs/>
+          <w:lang w:val="pt-BR"/>
+        </w:rPr>
+      </w:pPr>
+    </w:p>
+    <w:p>
+      <w:pPr>
+        <w:spacing w:line="360" w:lineRule="auto"/>
+        <w:ind w:left="708"/>
+        <w:rPr>
+          <w:b/>
+          <w:bCs/>
+          <w:lang w:val="pt-BR"/>
+        </w:rPr>
+      </w:pPr>
+    </w:p>
+    <w:p>
+      <w:pPr>
+        <w:spacing w:line="360" w:lineRule="auto"/>
+        <w:ind w:left="708"/>
+        <w:rPr>
+          <w:b/>
+          <w:bCs/>
+          <w:lang w:val="pt-BR"/>
+        </w:rPr>
+      </w:pPr>
+    </w:p>
+    <w:p>
+      <w:pPr>
+        <w:spacing w:line="360" w:lineRule="auto"/>
+        <w:ind w:left="708"/>
+        <w:rPr>
+          <w:b/>
+          <w:bCs/>
+          <w:lang w:val="pt-BR"/>
+        </w:rPr>
+      </w:pPr>
+    </w:p>
+    <w:p>
+      <w:pPr>
+        <w:spacing w:line="360" w:lineRule="auto"/>
+        <w:ind w:left="708"/>
+        <w:rPr>
+          <w:b/>
+          <w:bCs/>
+          <w:lang w:val="pt-BR"/>
+        </w:rPr>
+      </w:pPr>
+    </w:p>
+    <w:p>
+      <w:pPr>
+        <w:spacing w:line="360" w:lineRule="auto"/>
+        <w:ind w:left="708"/>
+        <w:rPr>
+          <w:b/>
+          <w:bCs/>
+          <w:lang w:val="pt-BR"/>
+        </w:rPr>
+      </w:pPr>
+    </w:p>
+    <w:p>
+      <w:pPr>
+        <w:spacing w:line="360" w:lineRule="auto"/>
+        <w:ind w:left="708"/>
+        <w:rPr>
+          <w:b/>
+          <w:bCs/>
+          <w:lang w:val="pt-BR"/>
+        </w:rPr>
+      </w:pPr>
+    </w:p>
+    <w:p>
+      <w:pPr>
+        <w:spacing w:line="360" w:lineRule="auto"/>
+        <w:ind w:left="708"/>
+        <w:rPr>
+          <w:b/>
+          <w:bCs/>
+          <w:lang w:val="pt-BR"/>
+        </w:rPr>
+      </w:pPr>
+    </w:p>
+    <w:p>
+      <w:pPr>
+        <w:spacing w:line="360" w:lineRule="auto"/>
+        <w:ind w:left="708"/>
+        <w:rPr>
+          <w:b/>
+          <w:bCs/>
+          <w:lang w:val="pt-BR"/>
+        </w:rPr>
+      </w:pPr>
+    </w:p>
+    <w:p>
+      <w:pPr>
+        <w:spacing w:line="360" w:lineRule="auto"/>
+        <w:ind w:left="708"/>
+        <w:rPr>
+          <w:b/>
+          <w:bCs/>
+          <w:lang w:val="pt-BR"/>
+        </w:rPr>
+      </w:pPr>
+    </w:p>
+    <w:p>
+      <w:pPr>
+        <w:spacing w:line="360" w:lineRule="auto"/>
+        <w:ind w:left="708"/>
+        <w:rPr>
+          <w:b/>
+          <w:bCs/>
+          <w:lang w:val="pt-BR"/>
+        </w:rPr>
+      </w:pPr>
+    </w:p>
+    <w:p>
+      <w:pPr>
+        <w:spacing w:line="360" w:lineRule="auto"/>
+        <w:ind w:left="708"/>
+        <w:rPr>
+          <w:b/>
+          <w:bCs/>
+          <w:lang w:val="pt-BR"/>
+        </w:rPr>
+      </w:pPr>
+    </w:p>
     <w:sectPr>
-      <w:footerReference w:type="default" r:id="rId10"/>
       <w:pgSz w:w="11906" w:h="16838"/>
       <w:pgMar w:top="1701" w:right="1134" w:bottom="1134" w:left="1701" w:header="709" w:footer="709" w:gutter="0"/>
       <w:cols w:space="708"/>
@@ -7827,195 +9206,6 @@
     </w:p>
   </w:endnote>
 </w:endnotes>
-</file>
-
-<file path=word/footer1.xml><?xml version="1.0" encoding="utf-8"?>
-<w:ftr xmlns:wpc="http://schemas.microsoft.com/office/word/2010/wordprocessingCanvas" xmlns:cx="http://schemas.microsoft.com/office/drawing/2014/chartex" xmlns:cx1="http://schemas.microsoft.com/office/drawing/2015/9/8/chartex" xmlns:cx2="http://schemas.microsoft.com/office/drawing/2015/10/21/chartex" xmlns:cx3="http://schemas.microsoft.com/office/drawing/2016/5/9/chartex" xmlns:cx4="http://schemas.microsoft.com/office/drawing/2016/5/10/chartex" xmlns:cx5="http://schemas.microsoft.com/office/drawing/2016/5/11/chartex" xmlns:cx6="http://schemas.microsoft.com/office/drawing/2016/5/12/chartex" xmlns:cx7="http://schemas.microsoft.com/office/drawing/2016/5/13/chartex" xmlns:cx8="http://schemas.microsoft.com/office/drawing/2016/5/14/chartex" xmlns:mc="http://schemas.openxmlformats.org/markup-compatibility/2006" xmlns:aink="http://schemas.microsoft.com/office/drawing/2016/ink" xmlns:am3d="http://schemas.microsoft.com/office/drawing/2017/model3d" xmlns:o="urn:schemas-microsoft-com:office:office" xmlns:oel="http://schemas.microsoft.com/office/2019/extlst" xmlns:r="http://schemas.openxmlformats.org/officeDocument/2006/relationships" xmlns:m="http://schemas.openxmlformats.org/officeDocument/2006/math" xmlns:v="urn:schemas-microsoft-com:vml" xmlns:wp14="http://schemas.microsoft.com/office/word/2010/wordprocessingDrawing" xmlns:wp="http://schemas.openxmlformats.org/drawingml/2006/wordprocessingDrawing" xmlns:w10="urn:schemas-microsoft-com:office:word" xmlns:w="http://schemas.openxmlformats.org/wordprocessingml/2006/main" xmlns:w14="http://schemas.microsoft.com/office/word/2010/wordml" xmlns:w15="http://schemas.microsoft.com/office/word/2012/wordml" xmlns:w16cex="http://schemas.microsoft.com/office/word/2018/wordml/cex" xmlns:w16cid="http://schemas.microsoft.com/office/word/2016/wordml/cid" xmlns:w16="http://schemas.microsoft.com/office/word/2018/wordml" xmlns:w16du="http://schemas.microsoft.com/office/word/2023/wordml/word16du" xmlns:w16sdtdh="http://schemas.microsoft.com/office/word/2020/wordml/sdtdatahash" xmlns:w16sdtfl="http://schemas.microsoft.com/office/word/2024/wordml/sdtformatlock" xmlns:w16se="http://schemas.microsoft.com/office/word/2015/wordml/symex" xmlns:wpg="http://schemas.microsoft.com/office/word/2010/wordprocessingGroup" xmlns:wpi="http://schemas.microsoft.com/office/word/2010/wordprocessingInk" xmlns:wne="http://schemas.microsoft.com/office/word/2006/wordml" xmlns:wps="http://schemas.microsoft.com/office/word/2010/wordprocessingShape" mc:Ignorable="w14 w15 w16se w16cid w16 w16cex w16sdtdh w16sdtfl w16du wp14">
-  <w:tbl>
-    <w:tblPr>
-      <w:tblW w:w="5000" w:type="pct"/>
-      <w:jc w:val="center"/>
-      <w:tblCellMar>
-        <w:top w:w="144" w:type="dxa"/>
-        <w:left w:w="115" w:type="dxa"/>
-        <w:bottom w:w="144" w:type="dxa"/>
-        <w:right w:w="115" w:type="dxa"/>
-      </w:tblCellMar>
-      <w:tblLook w:val="04A0" w:firstRow="1" w:lastRow="0" w:firstColumn="1" w:lastColumn="0" w:noHBand="0" w:noVBand="1"/>
-    </w:tblPr>
-    <w:tblGrid>
-      <w:gridCol w:w="4574"/>
-      <w:gridCol w:w="4497"/>
-    </w:tblGrid>
-    <w:tr>
-      <w:trPr>
-        <w:trHeight w:hRule="exact" w:val="115"/>
-        <w:jc w:val="center"/>
-      </w:trPr>
-      <w:tc>
-        <w:tcPr>
-          <w:tcW w:w="4686" w:type="dxa"/>
-          <w:shd w:val="clear" w:color="auto" w:fill="156082" w:themeFill="accent1"/>
-          <w:tcMar>
-            <w:top w:w="0" w:type="dxa"/>
-            <w:bottom w:w="0" w:type="dxa"/>
-          </w:tcMar>
-        </w:tcPr>
-        <w:p>
-          <w:pPr>
-            <w:pStyle w:val="Cabealho"/>
-            <w:rPr>
-              <w:caps/>
-              <w:sz w:val="18"/>
-            </w:rPr>
-          </w:pPr>
-        </w:p>
-      </w:tc>
-      <w:tc>
-        <w:tcPr>
-          <w:tcW w:w="4674" w:type="dxa"/>
-          <w:shd w:val="clear" w:color="auto" w:fill="156082" w:themeFill="accent1"/>
-          <w:tcMar>
-            <w:top w:w="0" w:type="dxa"/>
-            <w:bottom w:w="0" w:type="dxa"/>
-          </w:tcMar>
-        </w:tcPr>
-        <w:p>
-          <w:pPr>
-            <w:pStyle w:val="Cabealho"/>
-            <w:jc w:val="center"/>
-            <w:rPr>
-              <w:caps/>
-              <w:sz w:val="18"/>
-            </w:rPr>
-          </w:pPr>
-        </w:p>
-      </w:tc>
-    </w:tr>
-    <w:tr>
-      <w:trPr>
-        <w:jc w:val="center"/>
-      </w:trPr>
-      <w:tc>
-        <w:tcPr>
-          <w:tcW w:w="4686" w:type="dxa"/>
-          <w:vAlign w:val="center"/>
-        </w:tcPr>
-        <w:p>
-          <w:pPr>
-            <w:pStyle w:val="Rodap"/>
-            <w:rPr>
-              <w:caps/>
-              <w:color w:val="808080" w:themeColor="background1" w:themeShade="80"/>
-              <w:sz w:val="20"/>
-              <w:szCs w:val="20"/>
-              <w:lang w:val="pt-BR"/>
-            </w:rPr>
-          </w:pPr>
-          <w:r>
-            <w:rPr>
-              <w:caps/>
-              <w:color w:val="808080" w:themeColor="background1" w:themeShade="80"/>
-              <w:sz w:val="20"/>
-              <w:szCs w:val="20"/>
-              <w:lang w:val="pt-BR"/>
-            </w:rPr>
-            <w:t xml:space="preserve">DOCUMENTAÇÃO </w:t>
-          </w:r>
-          <w:r>
-            <w:rPr>
-              <w:caps/>
-              <w:color w:val="808080" w:themeColor="background1" w:themeShade="80"/>
-              <w:sz w:val="20"/>
-              <w:szCs w:val="20"/>
-              <w:lang w:val="pt-BR"/>
-            </w:rPr>
-            <w:t xml:space="preserve">técnica </w:t>
-          </w:r>
-          <w:r>
-            <w:rPr>
-              <w:caps/>
-              <w:color w:val="808080" w:themeColor="background1" w:themeShade="80"/>
-              <w:sz w:val="20"/>
-              <w:szCs w:val="20"/>
-              <w:lang w:val="pt-BR"/>
-            </w:rPr>
-            <w:t xml:space="preserve">VOITURE </w:t>
-          </w:r>
-        </w:p>
-      </w:tc>
-      <w:tc>
-        <w:tcPr>
-          <w:tcW w:w="4674" w:type="dxa"/>
-          <w:vAlign w:val="center"/>
-        </w:tcPr>
-        <w:p>
-          <w:pPr>
-            <w:pStyle w:val="Rodap"/>
-            <w:jc w:val="right"/>
-            <w:rPr>
-              <w:caps/>
-              <w:color w:val="808080" w:themeColor="background1" w:themeShade="80"/>
-              <w:sz w:val="18"/>
-              <w:szCs w:val="18"/>
-            </w:rPr>
-          </w:pPr>
-          <w:r>
-            <w:rPr>
-              <w:caps/>
-              <w:color w:val="808080" w:themeColor="background1" w:themeShade="80"/>
-              <w:sz w:val="18"/>
-              <w:szCs w:val="18"/>
-            </w:rPr>
-            <w:fldChar w:fldCharType="begin"/>
-          </w:r>
-          <w:r>
-            <w:rPr>
-              <w:caps/>
-              <w:color w:val="808080" w:themeColor="background1" w:themeShade="80"/>
-              <w:sz w:val="18"/>
-              <w:szCs w:val="18"/>
-            </w:rPr>
-            <w:instrText>PAGE   \* MERGEFORMAT</w:instrText>
-          </w:r>
-          <w:r>
-            <w:rPr>
-              <w:caps/>
-              <w:color w:val="808080" w:themeColor="background1" w:themeShade="80"/>
-              <w:sz w:val="18"/>
-              <w:szCs w:val="18"/>
-            </w:rPr>
-            <w:fldChar w:fldCharType="separate"/>
-          </w:r>
-          <w:r>
-            <w:rPr>
-              <w:caps/>
-              <w:color w:val="808080" w:themeColor="background1" w:themeShade="80"/>
-              <w:sz w:val="18"/>
-              <w:szCs w:val="18"/>
-              <w:lang w:val="pt-BR"/>
-            </w:rPr>
-            <w:t>2</w:t>
-          </w:r>
-          <w:r>
-            <w:rPr>
-              <w:caps/>
-              <w:color w:val="808080" w:themeColor="background1" w:themeShade="80"/>
-              <w:sz w:val="18"/>
-              <w:szCs w:val="18"/>
-            </w:rPr>
-            <w:fldChar w:fldCharType="end"/>
-          </w:r>
-        </w:p>
-      </w:tc>
-    </w:tr>
-  </w:tbl>
-  <w:p>
-    <w:pPr>
-      <w:pStyle w:val="Rodap"/>
-    </w:pPr>
-  </w:p>
-</w:ftr>
 </file>
 
 <file path=word/footnotes.xml><?xml version="1.0" encoding="utf-8"?>

--- a/Voiture_documento_atualizado.docx
+++ b/Voiture_documento_atualizado.docx
@@ -169,9 +169,11 @@
         <w:spacing w:line="360" w:lineRule="auto"/>
         <w:jc w:val="center"/>
       </w:pPr>
+      <w:bookmarkStart w:id="0" w:name="_Toc231915652"/>
       <w:r>
         <w:t>DOCUMENTAÇÃO TÉCNICA</w:t>
       </w:r>
+      <w:bookmarkEnd w:id="0"/>
     </w:p>
     <w:p>
       <w:pPr>
@@ -179,6 +181,7 @@
         <w:spacing w:line="360" w:lineRule="auto"/>
         <w:jc w:val="center"/>
       </w:pPr>
+      <w:bookmarkStart w:id="1" w:name="_Toc231915653"/>
       <w:r>
         <w:t>VOITURE</w:t>
       </w:r>
@@ -188,6 +191,7 @@
       <w:r>
         <w:t xml:space="preserve"> GESTÃO DE ESTOQUE</w:t>
       </w:r>
+      <w:bookmarkEnd w:id="1"/>
     </w:p>
     <w:p>
       <w:pPr>
@@ -649,11 +653,13 @@
             <w:tabs>
               <w:tab w:val="right" w:leader="dot" w:pos="9061"/>
             </w:tabs>
-            <w:spacing w:line="360" w:lineRule="auto"/>
             <w:rPr>
-              <w:rFonts w:cs="Times New Roman"/>
+              <w:rFonts w:asciiTheme="minorHAnsi" w:eastAsiaTheme="minorEastAsia" w:hAnsiTheme="minorHAnsi"/>
               <w:noProof/>
+              <w:kern w:val="2"/>
               <w:szCs w:val="24"/>
+              <w:lang w:val="pt-BR" w:eastAsia="pt-BR"/>
+              <w14:ligatures w14:val="standardContextual"/>
             </w:rPr>
           </w:pPr>
           <w:r>
@@ -677,75 +683,59 @@
             </w:rPr>
             <w:fldChar w:fldCharType="separate"/>
           </w:r>
-          <w:hyperlink w:anchor="_Toc226471481" w:history="1">
+          <w:hyperlink w:anchor="_Toc231915652" w:history="1">
             <w:r>
               <w:rPr>
                 <w:rStyle w:val="Hyperlink"/>
-                <w:rFonts w:eastAsia="Arial" w:cs="Times New Roman"/>
                 <w:noProof/>
-                <w:szCs w:val="24"/>
               </w:rPr>
-              <w:t>1 Introdução</w:t>
+              <w:t>DOCUMENTAÇÃO TÉCNICA</w:t>
             </w:r>
             <w:r>
               <w:rPr>
-                <w:rFonts w:cs="Times New Roman"/>
                 <w:noProof/>
                 <w:webHidden/>
-                <w:szCs w:val="24"/>
               </w:rPr>
               <w:tab/>
             </w:r>
             <w:r>
               <w:rPr>
-                <w:rFonts w:cs="Times New Roman"/>
                 <w:noProof/>
                 <w:webHidden/>
-                <w:szCs w:val="24"/>
               </w:rPr>
               <w:fldChar w:fldCharType="begin"/>
             </w:r>
             <w:r>
               <w:rPr>
-                <w:rFonts w:cs="Times New Roman"/>
                 <w:noProof/>
                 <w:webHidden/>
-                <w:szCs w:val="24"/>
               </w:rPr>
-              <w:instrText xml:space="preserve"> PAGEREF _Toc226471481 \h </w:instrText>
+              <w:instrText xml:space="preserve"> PAGEREF _Toc231915652 \h </w:instrText>
             </w:r>
             <w:r>
               <w:rPr>
-                <w:rFonts w:cs="Times New Roman"/>
                 <w:noProof/>
                 <w:webHidden/>
-                <w:szCs w:val="24"/>
               </w:rPr>
             </w:r>
             <w:r>
               <w:rPr>
-                <w:rFonts w:cs="Times New Roman"/>
                 <w:noProof/>
                 <w:webHidden/>
-                <w:szCs w:val="24"/>
               </w:rPr>
               <w:fldChar w:fldCharType="separate"/>
             </w:r>
             <w:r>
               <w:rPr>
-                <w:rFonts w:cs="Times New Roman"/>
                 <w:noProof/>
                 <w:webHidden/>
-                <w:szCs w:val="24"/>
               </w:rPr>
-              <w:t>3</w:t>
+              <w:t>1</w:t>
             </w:r>
             <w:r>
               <w:rPr>
-                <w:rFonts w:cs="Times New Roman"/>
                 <w:noProof/>
                 <w:webHidden/>
-                <w:szCs w:val="24"/>
               </w:rPr>
               <w:fldChar w:fldCharType="end"/>
             </w:r>
@@ -757,82 +747,68 @@
             <w:tabs>
               <w:tab w:val="right" w:leader="dot" w:pos="9061"/>
             </w:tabs>
-            <w:spacing w:line="360" w:lineRule="auto"/>
             <w:rPr>
-              <w:rFonts w:cs="Times New Roman"/>
+              <w:rFonts w:asciiTheme="minorHAnsi" w:eastAsiaTheme="minorEastAsia" w:hAnsiTheme="minorHAnsi"/>
               <w:noProof/>
+              <w:kern w:val="2"/>
               <w:szCs w:val="24"/>
+              <w:lang w:val="pt-BR" w:eastAsia="pt-BR"/>
+              <w14:ligatures w14:val="standardContextual"/>
             </w:rPr>
           </w:pPr>
-          <w:hyperlink w:anchor="_Toc226471482" w:history="1">
+          <w:hyperlink w:anchor="_Toc231915653" w:history="1">
             <w:r>
               <w:rPr>
                 <w:rStyle w:val="Hyperlink"/>
-                <w:rFonts w:cs="Times New Roman"/>
                 <w:noProof/>
-                <w:szCs w:val="24"/>
               </w:rPr>
-              <w:t>2. Banco de dados</w:t>
+              <w:t>VOITURE - GESTÃO DE ESTOQUE</w:t>
             </w:r>
             <w:r>
               <w:rPr>
-                <w:rFonts w:cs="Times New Roman"/>
                 <w:noProof/>
                 <w:webHidden/>
-                <w:szCs w:val="24"/>
               </w:rPr>
               <w:tab/>
             </w:r>
             <w:r>
               <w:rPr>
-                <w:rFonts w:cs="Times New Roman"/>
                 <w:noProof/>
                 <w:webHidden/>
-                <w:szCs w:val="24"/>
               </w:rPr>
               <w:fldChar w:fldCharType="begin"/>
             </w:r>
             <w:r>
               <w:rPr>
-                <w:rFonts w:cs="Times New Roman"/>
                 <w:noProof/>
                 <w:webHidden/>
-                <w:szCs w:val="24"/>
               </w:rPr>
-              <w:instrText xml:space="preserve"> PAGEREF _Toc226471482 \h </w:instrText>
+              <w:instrText xml:space="preserve"> PAGEREF _Toc231915653 \h </w:instrText>
             </w:r>
             <w:r>
               <w:rPr>
-                <w:rFonts w:cs="Times New Roman"/>
                 <w:noProof/>
                 <w:webHidden/>
-                <w:szCs w:val="24"/>
               </w:rPr>
             </w:r>
             <w:r>
               <w:rPr>
-                <w:rFonts w:cs="Times New Roman"/>
                 <w:noProof/>
                 <w:webHidden/>
-                <w:szCs w:val="24"/>
               </w:rPr>
               <w:fldChar w:fldCharType="separate"/>
             </w:r>
             <w:r>
               <w:rPr>
-                <w:rFonts w:cs="Times New Roman"/>
                 <w:noProof/>
                 <w:webHidden/>
-                <w:szCs w:val="24"/>
               </w:rPr>
-              <w:t>4</w:t>
+              <w:t>1</w:t>
             </w:r>
             <w:r>
               <w:rPr>
-                <w:rFonts w:cs="Times New Roman"/>
                 <w:noProof/>
                 <w:webHidden/>
-                <w:szCs w:val="24"/>
               </w:rPr>
               <w:fldChar w:fldCharType="end"/>
             </w:r>
@@ -842,85 +818,770 @@
           <w:pPr>
             <w:pStyle w:val="Sumrio1"/>
             <w:tabs>
-              <w:tab w:val="left" w:pos="480"/>
               <w:tab w:val="right" w:leader="dot" w:pos="9061"/>
             </w:tabs>
-            <w:spacing w:line="360" w:lineRule="auto"/>
             <w:rPr>
-              <w:rFonts w:cs="Times New Roman"/>
+              <w:rFonts w:asciiTheme="minorHAnsi" w:eastAsiaTheme="minorEastAsia" w:hAnsiTheme="minorHAnsi"/>
               <w:noProof/>
+              <w:kern w:val="2"/>
               <w:szCs w:val="24"/>
+              <w:lang w:val="pt-BR" w:eastAsia="pt-BR"/>
+              <w14:ligatures w14:val="standardContextual"/>
             </w:rPr>
           </w:pPr>
-          <w:hyperlink w:anchor="_Toc226471483" w:history="1">
+          <w:hyperlink w:anchor="_Toc231915654" w:history="1">
             <w:r>
               <w:rPr>
                 <w:rStyle w:val="Hyperlink"/>
-                <w:rFonts w:cs="Times New Roman"/>
                 <w:noProof/>
-                <w:szCs w:val="24"/>
               </w:rPr>
-              <w:t>3.Documento de Requisitos do Sistema</w:t>
+              <w:t>1. Introdução</w:t>
             </w:r>
             <w:r>
               <w:rPr>
-                <w:rFonts w:cs="Times New Roman"/>
                 <w:noProof/>
                 <w:webHidden/>
-                <w:szCs w:val="24"/>
               </w:rPr>
               <w:tab/>
             </w:r>
             <w:r>
               <w:rPr>
-                <w:rFonts w:cs="Times New Roman"/>
                 <w:noProof/>
                 <w:webHidden/>
-                <w:szCs w:val="24"/>
               </w:rPr>
               <w:fldChar w:fldCharType="begin"/>
             </w:r>
             <w:r>
               <w:rPr>
-                <w:rFonts w:cs="Times New Roman"/>
                 <w:noProof/>
                 <w:webHidden/>
-                <w:szCs w:val="24"/>
               </w:rPr>
-              <w:instrText xml:space="preserve"> PAGEREF _Toc226471483 \h </w:instrText>
+              <w:instrText xml:space="preserve"> PAGEREF _Toc231915654 \h </w:instrText>
             </w:r>
             <w:r>
               <w:rPr>
-                <w:rFonts w:cs="Times New Roman"/>
                 <w:noProof/>
                 <w:webHidden/>
-                <w:szCs w:val="24"/>
               </w:rPr>
             </w:r>
             <w:r>
               <w:rPr>
-                <w:rFonts w:cs="Times New Roman"/>
                 <w:noProof/>
                 <w:webHidden/>
-                <w:szCs w:val="24"/>
               </w:rPr>
               <w:fldChar w:fldCharType="separate"/>
             </w:r>
             <w:r>
               <w:rPr>
-                <w:rFonts w:cs="Times New Roman"/>
                 <w:noProof/>
                 <w:webHidden/>
-                <w:szCs w:val="24"/>
               </w:rPr>
-              <w:t>11</w:t>
+              <w:t>3</w:t>
             </w:r>
             <w:r>
               <w:rPr>
-                <w:rFonts w:cs="Times New Roman"/>
                 <w:noProof/>
                 <w:webHidden/>
-                <w:szCs w:val="24"/>
+              </w:rPr>
+              <w:fldChar w:fldCharType="end"/>
+            </w:r>
+          </w:hyperlink>
+        </w:p>
+        <w:p>
+          <w:pPr>
+            <w:pStyle w:val="Sumrio1"/>
+            <w:tabs>
+              <w:tab w:val="right" w:leader="dot" w:pos="9061"/>
+            </w:tabs>
+            <w:rPr>
+              <w:rFonts w:asciiTheme="minorHAnsi" w:eastAsiaTheme="minorEastAsia" w:hAnsiTheme="minorHAnsi"/>
+              <w:noProof/>
+              <w:kern w:val="2"/>
+              <w:szCs w:val="24"/>
+              <w:lang w:val="pt-BR" w:eastAsia="pt-BR"/>
+              <w14:ligatures w14:val="standardContextual"/>
+            </w:rPr>
+          </w:pPr>
+          <w:hyperlink w:anchor="_Toc231915655" w:history="1">
+            <w:r>
+              <w:rPr>
+                <w:rStyle w:val="Hyperlink"/>
+                <w:noProof/>
+              </w:rPr>
+              <w:t>2. Banco de dados</w:t>
+            </w:r>
+            <w:r>
+              <w:rPr>
+                <w:noProof/>
+                <w:webHidden/>
+              </w:rPr>
+              <w:tab/>
+            </w:r>
+            <w:r>
+              <w:rPr>
+                <w:noProof/>
+                <w:webHidden/>
+              </w:rPr>
+              <w:fldChar w:fldCharType="begin"/>
+            </w:r>
+            <w:r>
+              <w:rPr>
+                <w:noProof/>
+                <w:webHidden/>
+              </w:rPr>
+              <w:instrText xml:space="preserve"> PAGEREF _Toc231915655 \h </w:instrText>
+            </w:r>
+            <w:r>
+              <w:rPr>
+                <w:noProof/>
+                <w:webHidden/>
+              </w:rPr>
+            </w:r>
+            <w:r>
+              <w:rPr>
+                <w:noProof/>
+                <w:webHidden/>
+              </w:rPr>
+              <w:fldChar w:fldCharType="separate"/>
+            </w:r>
+            <w:r>
+              <w:rPr>
+                <w:noProof/>
+                <w:webHidden/>
+              </w:rPr>
+              <w:t>4</w:t>
+            </w:r>
+            <w:r>
+              <w:rPr>
+                <w:noProof/>
+                <w:webHidden/>
+              </w:rPr>
+              <w:fldChar w:fldCharType="end"/>
+            </w:r>
+          </w:hyperlink>
+        </w:p>
+        <w:p>
+          <w:pPr>
+            <w:pStyle w:val="Sumrio1"/>
+            <w:tabs>
+              <w:tab w:val="right" w:leader="dot" w:pos="9061"/>
+            </w:tabs>
+            <w:rPr>
+              <w:rFonts w:asciiTheme="minorHAnsi" w:eastAsiaTheme="minorEastAsia" w:hAnsiTheme="minorHAnsi"/>
+              <w:noProof/>
+              <w:kern w:val="2"/>
+              <w:szCs w:val="24"/>
+              <w:lang w:val="pt-BR" w:eastAsia="pt-BR"/>
+              <w14:ligatures w14:val="standardContextual"/>
+            </w:rPr>
+          </w:pPr>
+          <w:hyperlink w:anchor="_Toc231915656" w:history="1">
+            <w:r>
+              <w:rPr>
+                <w:rStyle w:val="Hyperlink"/>
+                <w:noProof/>
+              </w:rPr>
+              <w:t>Diagrama</w:t>
+            </w:r>
+            <w:r>
+              <w:rPr>
+                <w:noProof/>
+                <w:webHidden/>
+              </w:rPr>
+              <w:tab/>
+            </w:r>
+            <w:r>
+              <w:rPr>
+                <w:noProof/>
+                <w:webHidden/>
+              </w:rPr>
+              <w:fldChar w:fldCharType="begin"/>
+            </w:r>
+            <w:r>
+              <w:rPr>
+                <w:noProof/>
+                <w:webHidden/>
+              </w:rPr>
+              <w:instrText xml:space="preserve"> PAGEREF _Toc231915656 \h </w:instrText>
+            </w:r>
+            <w:r>
+              <w:rPr>
+                <w:noProof/>
+                <w:webHidden/>
+              </w:rPr>
+            </w:r>
+            <w:r>
+              <w:rPr>
+                <w:noProof/>
+                <w:webHidden/>
+              </w:rPr>
+              <w:fldChar w:fldCharType="separate"/>
+            </w:r>
+            <w:r>
+              <w:rPr>
+                <w:noProof/>
+                <w:webHidden/>
+              </w:rPr>
+              <w:t>9</w:t>
+            </w:r>
+            <w:r>
+              <w:rPr>
+                <w:noProof/>
+                <w:webHidden/>
+              </w:rPr>
+              <w:fldChar w:fldCharType="end"/>
+            </w:r>
+          </w:hyperlink>
+        </w:p>
+        <w:p>
+          <w:pPr>
+            <w:pStyle w:val="Sumrio1"/>
+            <w:tabs>
+              <w:tab w:val="right" w:leader="dot" w:pos="9061"/>
+            </w:tabs>
+            <w:rPr>
+              <w:rFonts w:asciiTheme="minorHAnsi" w:eastAsiaTheme="minorEastAsia" w:hAnsiTheme="minorHAnsi"/>
+              <w:noProof/>
+              <w:kern w:val="2"/>
+              <w:szCs w:val="24"/>
+              <w:lang w:val="pt-BR" w:eastAsia="pt-BR"/>
+              <w14:ligatures w14:val="standardContextual"/>
+            </w:rPr>
+          </w:pPr>
+          <w:hyperlink w:anchor="_Toc231915657" w:history="1">
+            <w:r>
+              <w:rPr>
+                <w:rStyle w:val="Hyperlink"/>
+                <w:noProof/>
+              </w:rPr>
+              <w:t>3. Documento de Requisitos do Sistema</w:t>
+            </w:r>
+            <w:r>
+              <w:rPr>
+                <w:noProof/>
+                <w:webHidden/>
+              </w:rPr>
+              <w:tab/>
+            </w:r>
+            <w:r>
+              <w:rPr>
+                <w:noProof/>
+                <w:webHidden/>
+              </w:rPr>
+              <w:fldChar w:fldCharType="begin"/>
+            </w:r>
+            <w:r>
+              <w:rPr>
+                <w:noProof/>
+                <w:webHidden/>
+              </w:rPr>
+              <w:instrText xml:space="preserve"> PAGEREF _Toc231915657 \h </w:instrText>
+            </w:r>
+            <w:r>
+              <w:rPr>
+                <w:noProof/>
+                <w:webHidden/>
+              </w:rPr>
+            </w:r>
+            <w:r>
+              <w:rPr>
+                <w:noProof/>
+                <w:webHidden/>
+              </w:rPr>
+              <w:fldChar w:fldCharType="separate"/>
+            </w:r>
+            <w:r>
+              <w:rPr>
+                <w:noProof/>
+                <w:webHidden/>
+              </w:rPr>
+              <w:t>10</w:t>
+            </w:r>
+            <w:r>
+              <w:rPr>
+                <w:noProof/>
+                <w:webHidden/>
+              </w:rPr>
+              <w:fldChar w:fldCharType="end"/>
+            </w:r>
+          </w:hyperlink>
+        </w:p>
+        <w:p>
+          <w:pPr>
+            <w:pStyle w:val="Sumrio2"/>
+            <w:tabs>
+              <w:tab w:val="right" w:leader="dot" w:pos="9061"/>
+            </w:tabs>
+            <w:rPr>
+              <w:noProof/>
+            </w:rPr>
+          </w:pPr>
+          <w:hyperlink w:anchor="_Toc231915658" w:history="1">
+            <w:r>
+              <w:rPr>
+                <w:rStyle w:val="Hyperlink"/>
+                <w:noProof/>
+              </w:rPr>
+              <w:t>3.1 REQUISITOS FUNCIONAIS (RF)</w:t>
+            </w:r>
+            <w:r>
+              <w:rPr>
+                <w:noProof/>
+                <w:webHidden/>
+              </w:rPr>
+              <w:tab/>
+            </w:r>
+            <w:r>
+              <w:rPr>
+                <w:noProof/>
+                <w:webHidden/>
+              </w:rPr>
+              <w:fldChar w:fldCharType="begin"/>
+            </w:r>
+            <w:r>
+              <w:rPr>
+                <w:noProof/>
+                <w:webHidden/>
+              </w:rPr>
+              <w:instrText xml:space="preserve"> PAGEREF _Toc231915658 \h </w:instrText>
+            </w:r>
+            <w:r>
+              <w:rPr>
+                <w:noProof/>
+                <w:webHidden/>
+              </w:rPr>
+            </w:r>
+            <w:r>
+              <w:rPr>
+                <w:noProof/>
+                <w:webHidden/>
+              </w:rPr>
+              <w:fldChar w:fldCharType="separate"/>
+            </w:r>
+            <w:r>
+              <w:rPr>
+                <w:noProof/>
+                <w:webHidden/>
+              </w:rPr>
+              <w:t>10</w:t>
+            </w:r>
+            <w:r>
+              <w:rPr>
+                <w:noProof/>
+                <w:webHidden/>
+              </w:rPr>
+              <w:fldChar w:fldCharType="end"/>
+            </w:r>
+          </w:hyperlink>
+        </w:p>
+        <w:p>
+          <w:pPr>
+            <w:pStyle w:val="Sumrio2"/>
+            <w:tabs>
+              <w:tab w:val="right" w:leader="dot" w:pos="9061"/>
+            </w:tabs>
+            <w:rPr>
+              <w:noProof/>
+            </w:rPr>
+          </w:pPr>
+          <w:hyperlink w:anchor="_Toc231915659" w:history="1">
+            <w:r>
+              <w:rPr>
+                <w:rStyle w:val="Hyperlink"/>
+                <w:noProof/>
+              </w:rPr>
+              <w:t>3.2 REQUISITOS NÃO FUNCIONAIS (RNF)</w:t>
+            </w:r>
+            <w:r>
+              <w:rPr>
+                <w:noProof/>
+                <w:webHidden/>
+              </w:rPr>
+              <w:tab/>
+            </w:r>
+            <w:r>
+              <w:rPr>
+                <w:noProof/>
+                <w:webHidden/>
+              </w:rPr>
+              <w:fldChar w:fldCharType="begin"/>
+            </w:r>
+            <w:r>
+              <w:rPr>
+                <w:noProof/>
+                <w:webHidden/>
+              </w:rPr>
+              <w:instrText xml:space="preserve"> PAGEREF _Toc231915659 \h </w:instrText>
+            </w:r>
+            <w:r>
+              <w:rPr>
+                <w:noProof/>
+                <w:webHidden/>
+              </w:rPr>
+            </w:r>
+            <w:r>
+              <w:rPr>
+                <w:noProof/>
+                <w:webHidden/>
+              </w:rPr>
+              <w:fldChar w:fldCharType="separate"/>
+            </w:r>
+            <w:r>
+              <w:rPr>
+                <w:noProof/>
+                <w:webHidden/>
+              </w:rPr>
+              <w:t>13</w:t>
+            </w:r>
+            <w:r>
+              <w:rPr>
+                <w:noProof/>
+                <w:webHidden/>
+              </w:rPr>
+              <w:fldChar w:fldCharType="end"/>
+            </w:r>
+          </w:hyperlink>
+        </w:p>
+        <w:p>
+          <w:pPr>
+            <w:pStyle w:val="Sumrio2"/>
+            <w:tabs>
+              <w:tab w:val="right" w:leader="dot" w:pos="9061"/>
+            </w:tabs>
+            <w:rPr>
+              <w:noProof/>
+            </w:rPr>
+          </w:pPr>
+          <w:hyperlink w:anchor="_Toc231915660" w:history="1">
+            <w:r>
+              <w:rPr>
+                <w:rStyle w:val="Hyperlink"/>
+                <w:noProof/>
+              </w:rPr>
+              <w:t>3.3 REGRAS DE NEGÓCIO (RN)</w:t>
+            </w:r>
+            <w:r>
+              <w:rPr>
+                <w:noProof/>
+                <w:webHidden/>
+              </w:rPr>
+              <w:tab/>
+            </w:r>
+            <w:r>
+              <w:rPr>
+                <w:noProof/>
+                <w:webHidden/>
+              </w:rPr>
+              <w:fldChar w:fldCharType="begin"/>
+            </w:r>
+            <w:r>
+              <w:rPr>
+                <w:noProof/>
+                <w:webHidden/>
+              </w:rPr>
+              <w:instrText xml:space="preserve"> PAGEREF _Toc231915660 \h </w:instrText>
+            </w:r>
+            <w:r>
+              <w:rPr>
+                <w:noProof/>
+                <w:webHidden/>
+              </w:rPr>
+            </w:r>
+            <w:r>
+              <w:rPr>
+                <w:noProof/>
+                <w:webHidden/>
+              </w:rPr>
+              <w:fldChar w:fldCharType="separate"/>
+            </w:r>
+            <w:r>
+              <w:rPr>
+                <w:noProof/>
+                <w:webHidden/>
+              </w:rPr>
+              <w:t>14</w:t>
+            </w:r>
+            <w:r>
+              <w:rPr>
+                <w:noProof/>
+                <w:webHidden/>
+              </w:rPr>
+              <w:fldChar w:fldCharType="end"/>
+            </w:r>
+          </w:hyperlink>
+        </w:p>
+        <w:p>
+          <w:pPr>
+            <w:pStyle w:val="Sumrio1"/>
+            <w:tabs>
+              <w:tab w:val="right" w:leader="dot" w:pos="9061"/>
+            </w:tabs>
+            <w:rPr>
+              <w:rFonts w:asciiTheme="minorHAnsi" w:eastAsiaTheme="minorEastAsia" w:hAnsiTheme="minorHAnsi"/>
+              <w:noProof/>
+              <w:kern w:val="2"/>
+              <w:szCs w:val="24"/>
+              <w:lang w:val="pt-BR" w:eastAsia="pt-BR"/>
+              <w14:ligatures w14:val="standardContextual"/>
+            </w:rPr>
+          </w:pPr>
+          <w:hyperlink w:anchor="_Toc231915661" w:history="1">
+            <w:r>
+              <w:rPr>
+                <w:rStyle w:val="Hyperlink"/>
+                <w:noProof/>
+              </w:rPr>
+              <w:t>4. Interface gráfica</w:t>
+            </w:r>
+            <w:r>
+              <w:rPr>
+                <w:noProof/>
+                <w:webHidden/>
+              </w:rPr>
+              <w:tab/>
+            </w:r>
+            <w:r>
+              <w:rPr>
+                <w:noProof/>
+                <w:webHidden/>
+              </w:rPr>
+              <w:fldChar w:fldCharType="begin"/>
+            </w:r>
+            <w:r>
+              <w:rPr>
+                <w:noProof/>
+                <w:webHidden/>
+              </w:rPr>
+              <w:instrText xml:space="preserve"> PAGEREF _Toc231915661 \h </w:instrText>
+            </w:r>
+            <w:r>
+              <w:rPr>
+                <w:noProof/>
+                <w:webHidden/>
+              </w:rPr>
+            </w:r>
+            <w:r>
+              <w:rPr>
+                <w:noProof/>
+                <w:webHidden/>
+              </w:rPr>
+              <w:fldChar w:fldCharType="separate"/>
+            </w:r>
+            <w:r>
+              <w:rPr>
+                <w:noProof/>
+                <w:webHidden/>
+              </w:rPr>
+              <w:t>17</w:t>
+            </w:r>
+            <w:r>
+              <w:rPr>
+                <w:noProof/>
+                <w:webHidden/>
+              </w:rPr>
+              <w:fldChar w:fldCharType="end"/>
+            </w:r>
+          </w:hyperlink>
+        </w:p>
+        <w:p>
+          <w:pPr>
+            <w:pStyle w:val="Sumrio2"/>
+            <w:tabs>
+              <w:tab w:val="right" w:leader="dot" w:pos="9061"/>
+            </w:tabs>
+            <w:rPr>
+              <w:noProof/>
+            </w:rPr>
+          </w:pPr>
+          <w:hyperlink w:anchor="_Toc231915662" w:history="1">
+            <w:r>
+              <w:rPr>
+                <w:rStyle w:val="Hyperlink"/>
+                <w:noProof/>
+              </w:rPr>
+              <w:t>4.1 Tela de Login</w:t>
+            </w:r>
+            <w:r>
+              <w:rPr>
+                <w:noProof/>
+                <w:webHidden/>
+              </w:rPr>
+              <w:tab/>
+            </w:r>
+            <w:r>
+              <w:rPr>
+                <w:noProof/>
+                <w:webHidden/>
+              </w:rPr>
+              <w:fldChar w:fldCharType="begin"/>
+            </w:r>
+            <w:r>
+              <w:rPr>
+                <w:noProof/>
+                <w:webHidden/>
+              </w:rPr>
+              <w:instrText xml:space="preserve"> PAGEREF _Toc231915662 \h </w:instrText>
+            </w:r>
+            <w:r>
+              <w:rPr>
+                <w:noProof/>
+                <w:webHidden/>
+              </w:rPr>
+            </w:r>
+            <w:r>
+              <w:rPr>
+                <w:noProof/>
+                <w:webHidden/>
+              </w:rPr>
+              <w:fldChar w:fldCharType="separate"/>
+            </w:r>
+            <w:r>
+              <w:rPr>
+                <w:noProof/>
+                <w:webHidden/>
+              </w:rPr>
+              <w:t>17</w:t>
+            </w:r>
+            <w:r>
+              <w:rPr>
+                <w:noProof/>
+                <w:webHidden/>
+              </w:rPr>
+              <w:fldChar w:fldCharType="end"/>
+            </w:r>
+          </w:hyperlink>
+        </w:p>
+        <w:p>
+          <w:pPr>
+            <w:pStyle w:val="Sumrio2"/>
+            <w:tabs>
+              <w:tab w:val="right" w:leader="dot" w:pos="9061"/>
+            </w:tabs>
+            <w:rPr>
+              <w:noProof/>
+            </w:rPr>
+          </w:pPr>
+          <w:hyperlink w:anchor="_Toc231915663" w:history="1">
+            <w:r>
+              <w:rPr>
+                <w:rStyle w:val="Hyperlink"/>
+                <w:noProof/>
+              </w:rPr>
+              <w:t>4.4 Tela de cadastro de empilhadeira</w:t>
+            </w:r>
+            <w:r>
+              <w:rPr>
+                <w:noProof/>
+                <w:webHidden/>
+              </w:rPr>
+              <w:tab/>
+            </w:r>
+            <w:r>
+              <w:rPr>
+                <w:noProof/>
+                <w:webHidden/>
+              </w:rPr>
+              <w:fldChar w:fldCharType="begin"/>
+            </w:r>
+            <w:r>
+              <w:rPr>
+                <w:noProof/>
+                <w:webHidden/>
+              </w:rPr>
+              <w:instrText xml:space="preserve"> PAGEREF _Toc231915663 \h </w:instrText>
+            </w:r>
+            <w:r>
+              <w:rPr>
+                <w:noProof/>
+                <w:webHidden/>
+              </w:rPr>
+            </w:r>
+            <w:r>
+              <w:rPr>
+                <w:noProof/>
+                <w:webHidden/>
+              </w:rPr>
+              <w:fldChar w:fldCharType="separate"/>
+            </w:r>
+            <w:r>
+              <w:rPr>
+                <w:noProof/>
+                <w:webHidden/>
+              </w:rPr>
+              <w:t>21</w:t>
+            </w:r>
+            <w:r>
+              <w:rPr>
+                <w:noProof/>
+                <w:webHidden/>
+              </w:rPr>
+              <w:fldChar w:fldCharType="end"/>
+            </w:r>
+          </w:hyperlink>
+        </w:p>
+        <w:p>
+          <w:pPr>
+            <w:pStyle w:val="Sumrio2"/>
+            <w:tabs>
+              <w:tab w:val="right" w:leader="dot" w:pos="9061"/>
+            </w:tabs>
+            <w:rPr>
+              <w:noProof/>
+            </w:rPr>
+          </w:pPr>
+          <w:hyperlink w:anchor="_Toc231915664" w:history="1">
+            <w:r>
+              <w:rPr>
+                <w:rStyle w:val="Hyperlink"/>
+                <w:noProof/>
+              </w:rPr>
+              <w:t>4.6 Tela de cadastro de pedido de entrada</w:t>
+            </w:r>
+            <w:r>
+              <w:rPr>
+                <w:noProof/>
+                <w:webHidden/>
+              </w:rPr>
+              <w:tab/>
+            </w:r>
+            <w:r>
+              <w:rPr>
+                <w:noProof/>
+                <w:webHidden/>
+              </w:rPr>
+              <w:fldChar w:fldCharType="begin"/>
+            </w:r>
+            <w:r>
+              <w:rPr>
+                <w:noProof/>
+                <w:webHidden/>
+              </w:rPr>
+              <w:instrText xml:space="preserve"> PAGEREF _Toc231915664 \h </w:instrText>
+            </w:r>
+            <w:r>
+              <w:rPr>
+                <w:noProof/>
+                <w:webHidden/>
+              </w:rPr>
+            </w:r>
+            <w:r>
+              <w:rPr>
+                <w:noProof/>
+                <w:webHidden/>
+              </w:rPr>
+              <w:fldChar w:fldCharType="separate"/>
+            </w:r>
+            <w:r>
+              <w:rPr>
+                <w:noProof/>
+                <w:webHidden/>
+              </w:rPr>
+              <w:t>23</w:t>
+            </w:r>
+            <w:r>
+              <w:rPr>
+                <w:noProof/>
+                <w:webHidden/>
               </w:rPr>
               <w:fldChar w:fldCharType="end"/>
             </w:r>
@@ -1197,154 +1858,10 @@
     </w:p>
     <w:p>
       <w:pPr>
-        <w:rPr>
-          <w:rFonts w:ascii="Arial" w:eastAsia="Arial" w:hAnsi="Arial" w:cs="Arial"/>
-          <w:b/>
-          <w:bCs/>
-          <w:color w:val="000000" w:themeColor="text1"/>
-          <w:sz w:val="28"/>
-          <w:szCs w:val="28"/>
-          <w:lang w:val="pt-BR"/>
-        </w:rPr>
-      </w:pPr>
-    </w:p>
-    <w:p>
-      <w:pPr>
-        <w:rPr>
-          <w:rFonts w:ascii="Arial" w:eastAsia="Arial" w:hAnsi="Arial" w:cs="Arial"/>
-          <w:b/>
-          <w:bCs/>
-          <w:color w:val="000000" w:themeColor="text1"/>
-          <w:sz w:val="28"/>
-          <w:szCs w:val="28"/>
-          <w:lang w:val="pt-BR"/>
-        </w:rPr>
-      </w:pPr>
-    </w:p>
-    <w:p>
-      <w:pPr>
-        <w:rPr>
-          <w:rFonts w:ascii="Arial" w:eastAsia="Arial" w:hAnsi="Arial" w:cs="Arial"/>
-          <w:b/>
-          <w:bCs/>
-          <w:color w:val="000000" w:themeColor="text1"/>
-          <w:sz w:val="28"/>
-          <w:szCs w:val="28"/>
-          <w:lang w:val="pt-BR"/>
-        </w:rPr>
-      </w:pPr>
-    </w:p>
-    <w:p>
-      <w:pPr>
-        <w:rPr>
-          <w:rFonts w:ascii="Arial" w:eastAsia="Arial" w:hAnsi="Arial" w:cs="Arial"/>
-          <w:b/>
-          <w:bCs/>
-          <w:color w:val="000000" w:themeColor="text1"/>
-          <w:sz w:val="28"/>
-          <w:szCs w:val="28"/>
-          <w:lang w:val="pt-BR"/>
-        </w:rPr>
-      </w:pPr>
-    </w:p>
-    <w:p>
-      <w:pPr>
-        <w:rPr>
-          <w:rFonts w:ascii="Arial" w:eastAsia="Arial" w:hAnsi="Arial" w:cs="Arial"/>
-          <w:b/>
-          <w:bCs/>
-          <w:color w:val="000000" w:themeColor="text1"/>
-          <w:sz w:val="28"/>
-          <w:szCs w:val="28"/>
-          <w:lang w:val="pt-BR"/>
-        </w:rPr>
-      </w:pPr>
-    </w:p>
-    <w:p>
-      <w:pPr>
-        <w:rPr>
-          <w:rFonts w:ascii="Arial" w:eastAsia="Arial" w:hAnsi="Arial" w:cs="Arial"/>
-          <w:b/>
-          <w:bCs/>
-          <w:color w:val="000000" w:themeColor="text1"/>
-          <w:sz w:val="28"/>
-          <w:szCs w:val="28"/>
-          <w:lang w:val="pt-BR"/>
-        </w:rPr>
-      </w:pPr>
-    </w:p>
-    <w:p>
-      <w:pPr>
-        <w:rPr>
-          <w:rFonts w:ascii="Arial" w:eastAsia="Arial" w:hAnsi="Arial" w:cs="Arial"/>
-          <w:b/>
-          <w:bCs/>
-          <w:color w:val="000000" w:themeColor="text1"/>
-          <w:sz w:val="28"/>
-          <w:szCs w:val="28"/>
-          <w:lang w:val="pt-BR"/>
-        </w:rPr>
-      </w:pPr>
-    </w:p>
-    <w:p>
-      <w:pPr>
-        <w:rPr>
-          <w:rFonts w:ascii="Arial" w:eastAsia="Arial" w:hAnsi="Arial" w:cs="Arial"/>
-          <w:b/>
-          <w:bCs/>
-          <w:color w:val="000000" w:themeColor="text1"/>
-          <w:sz w:val="28"/>
-          <w:szCs w:val="28"/>
-          <w:lang w:val="pt-BR"/>
-        </w:rPr>
-      </w:pPr>
-    </w:p>
-    <w:p>
-      <w:pPr>
-        <w:rPr>
-          <w:rFonts w:ascii="Arial" w:eastAsia="Arial" w:hAnsi="Arial" w:cs="Arial"/>
-          <w:b/>
-          <w:bCs/>
-          <w:color w:val="000000" w:themeColor="text1"/>
-          <w:sz w:val="28"/>
-          <w:szCs w:val="28"/>
-          <w:lang w:val="pt-BR"/>
-        </w:rPr>
-      </w:pPr>
-    </w:p>
-    <w:p>
-      <w:pPr>
-        <w:rPr>
-          <w:rFonts w:ascii="Arial" w:eastAsia="Arial" w:hAnsi="Arial" w:cs="Arial"/>
-          <w:b/>
-          <w:bCs/>
-          <w:color w:val="000000" w:themeColor="text1"/>
-          <w:sz w:val="28"/>
-          <w:szCs w:val="28"/>
-          <w:lang w:val="pt-BR"/>
-        </w:rPr>
-      </w:pPr>
-    </w:p>
-    <w:p>
-      <w:pPr>
-        <w:spacing w:line="360" w:lineRule="auto"/>
-        <w:rPr>
-          <w:rFonts w:ascii="Arial" w:eastAsia="Arial" w:hAnsi="Arial" w:cs="Arial"/>
-          <w:b/>
-          <w:bCs/>
-          <w:color w:val="000000" w:themeColor="text1"/>
-          <w:sz w:val="28"/>
-          <w:szCs w:val="28"/>
-          <w:lang w:val="pt-BR"/>
-        </w:rPr>
-      </w:pPr>
-    </w:p>
-    <w:p>
-      <w:pPr>
         <w:pStyle w:val="Ttulo1"/>
         <w:spacing w:line="360" w:lineRule="auto"/>
       </w:pPr>
-      <w:bookmarkStart w:id="0" w:name="_Toc226471481"/>
+      <w:bookmarkStart w:id="2" w:name="_Toc231915654"/>
       <w:r>
         <w:lastRenderedPageBreak/>
         <w:t>1</w:t>
@@ -1355,7 +1872,7 @@
       <w:r>
         <w:t xml:space="preserve"> Introdução</w:t>
       </w:r>
-      <w:bookmarkEnd w:id="0"/>
+      <w:bookmarkEnd w:id="2"/>
     </w:p>
     <w:p>
       <w:pPr>
@@ -1518,7 +2035,7 @@
       <w:pPr>
         <w:pStyle w:val="Ttulo1"/>
       </w:pPr>
-      <w:bookmarkStart w:id="1" w:name="_Toc226471482"/>
+      <w:bookmarkStart w:id="3" w:name="_Toc231915655"/>
       <w:r>
         <w:lastRenderedPageBreak/>
         <w:t>2</w:t>
@@ -1532,7 +2049,7 @@
       <w:r>
         <w:t>anco de dados</w:t>
       </w:r>
-      <w:bookmarkEnd w:id="1"/>
+      <w:bookmarkEnd w:id="3"/>
     </w:p>
     <w:p>
       <w:pPr>
@@ -4515,6 +5032,7 @@
           <w:szCs w:val="24"/>
         </w:rPr>
       </w:pPr>
+      <w:bookmarkStart w:id="4" w:name="_Toc231915656"/>
       <w:r>
         <w:rPr>
           <w:sz w:val="24"/>
@@ -4522,6 +5040,7 @@
         </w:rPr>
         <w:t>Diagrama</w:t>
       </w:r>
+      <w:bookmarkEnd w:id="4"/>
       <w:r>
         <w:rPr>
           <w:sz w:val="24"/>
@@ -4535,7 +5054,7 @@
         <w:pStyle w:val="Ttulo1"/>
         <w:spacing w:line="360" w:lineRule="auto"/>
       </w:pPr>
-      <w:bookmarkStart w:id="2" w:name="_Toc226471483"/>
+      <w:bookmarkStart w:id="5" w:name="_Toc231915657"/>
       <w:r>
         <w:lastRenderedPageBreak/>
         <w:t xml:space="preserve">3. </w:t>
@@ -4543,7 +5062,7 @@
       <w:r>
         <w:t>Documento de Requisitos do Sistema</w:t>
       </w:r>
-      <w:bookmarkEnd w:id="2"/>
+      <w:bookmarkEnd w:id="5"/>
     </w:p>
     <w:p>
       <w:pPr>
@@ -4551,12 +5070,14 @@
         <w:spacing w:line="360" w:lineRule="auto"/>
         <w:ind w:firstLine="708"/>
       </w:pPr>
+      <w:bookmarkStart w:id="6" w:name="_Toc231915658"/>
       <w:r>
         <w:t xml:space="preserve">3.1 </w:t>
       </w:r>
       <w:r>
         <w:t>REQUISITOS FUNCIONAIS (RF)</w:t>
       </w:r>
+      <w:bookmarkEnd w:id="6"/>
     </w:p>
     <w:p>
       <w:pPr>
@@ -6320,6 +6841,7 @@
         <w:spacing w:line="360" w:lineRule="auto"/>
         <w:ind w:firstLine="708"/>
       </w:pPr>
+      <w:bookmarkStart w:id="7" w:name="_Toc231915659"/>
       <w:r>
         <w:t>3</w:t>
       </w:r>
@@ -6329,6 +6851,7 @@
       <w:r>
         <w:t>REQUISITOS NÃO FUNCIONAIS (RNF)</w:t>
       </w:r>
+      <w:bookmarkEnd w:id="7"/>
     </w:p>
     <w:p>
       <w:pPr>
@@ -6689,12 +7212,14 @@
         <w:spacing w:line="360" w:lineRule="auto"/>
         <w:ind w:left="708"/>
       </w:pPr>
+      <w:bookmarkStart w:id="8" w:name="_Toc231915660"/>
       <w:r>
         <w:t xml:space="preserve">3.3 </w:t>
       </w:r>
       <w:r>
         <w:t>REGRAS DE NEGÓCIO (RN)</w:t>
       </w:r>
+      <w:bookmarkEnd w:id="8"/>
     </w:p>
     <w:p>
       <w:pPr>
@@ -7930,10 +8455,12 @@
       <w:pPr>
         <w:pStyle w:val="Ttulo1"/>
       </w:pPr>
+      <w:bookmarkStart w:id="9" w:name="_Toc231915661"/>
       <w:r>
         <w:lastRenderedPageBreak/>
         <w:t>4. Interface gráfica</w:t>
       </w:r>
+      <w:bookmarkEnd w:id="9"/>
     </w:p>
     <w:p>
       <w:pPr>
@@ -7941,6 +8468,7 @@
         <w:spacing w:line="360" w:lineRule="auto"/>
         <w:ind w:firstLine="708"/>
       </w:pPr>
+      <w:bookmarkStart w:id="10" w:name="_Toc231915662"/>
       <w:r>
         <w:t xml:space="preserve">4.1 Tela de </w:t>
       </w:r>
@@ -7950,6 +8478,7 @@
       <w:r>
         <w:t>ogin</w:t>
       </w:r>
+      <w:bookmarkEnd w:id="10"/>
     </w:p>
     <w:p>
       <w:pPr>
@@ -8915,6 +9444,7 @@
         <w:pStyle w:val="Ttulo2"/>
         <w:ind w:firstLine="708"/>
       </w:pPr>
+      <w:bookmarkStart w:id="11" w:name="_Toc231915663"/>
       <w:r>
         <w:lastRenderedPageBreak/>
         <w:t xml:space="preserve">4.4 </w:t>
@@ -8922,6 +9452,7 @@
       <w:r>
         <w:t>Tela de cadastro de empilhadeira</w:t>
       </w:r>
+      <w:bookmarkEnd w:id="11"/>
     </w:p>
     <w:p>
       <w:pPr>
@@ -9068,116 +9599,1158 @@
           <w:lang w:val="pt-BR"/>
         </w:rPr>
       </w:pPr>
-    </w:p>
-    <w:p>
-      <w:pPr>
-        <w:spacing w:line="360" w:lineRule="auto"/>
-        <w:ind w:left="708"/>
-        <w:rPr>
-          <w:b/>
-          <w:bCs/>
-          <w:lang w:val="pt-BR"/>
-        </w:rPr>
-      </w:pPr>
-    </w:p>
-    <w:p>
-      <w:pPr>
-        <w:spacing w:line="360" w:lineRule="auto"/>
-        <w:ind w:left="708"/>
-        <w:rPr>
-          <w:b/>
-          <w:bCs/>
-          <w:lang w:val="pt-BR"/>
-        </w:rPr>
-      </w:pPr>
-    </w:p>
-    <w:p>
-      <w:pPr>
-        <w:spacing w:line="360" w:lineRule="auto"/>
-        <w:ind w:left="708"/>
-        <w:rPr>
-          <w:b/>
-          <w:bCs/>
-          <w:lang w:val="pt-BR"/>
-        </w:rPr>
-      </w:pPr>
-    </w:p>
-    <w:p>
-      <w:pPr>
-        <w:spacing w:line="360" w:lineRule="auto"/>
-        <w:ind w:left="708"/>
-        <w:rPr>
-          <w:b/>
-          <w:bCs/>
-          <w:lang w:val="pt-BR"/>
-        </w:rPr>
-      </w:pPr>
-    </w:p>
-    <w:p>
-      <w:pPr>
-        <w:spacing w:line="360" w:lineRule="auto"/>
-        <w:ind w:left="708"/>
-        <w:rPr>
-          <w:b/>
-          <w:bCs/>
-          <w:lang w:val="pt-BR"/>
-        </w:rPr>
-      </w:pPr>
-    </w:p>
-    <w:p>
-      <w:pPr>
-        <w:spacing w:line="360" w:lineRule="auto"/>
-        <w:ind w:left="708"/>
-        <w:rPr>
-          <w:b/>
-          <w:bCs/>
-          <w:lang w:val="pt-BR"/>
-        </w:rPr>
-      </w:pPr>
-    </w:p>
-    <w:p>
-      <w:pPr>
-        <w:spacing w:line="360" w:lineRule="auto"/>
-        <w:ind w:left="708"/>
-        <w:rPr>
-          <w:b/>
-          <w:bCs/>
-          <w:lang w:val="pt-BR"/>
-        </w:rPr>
-      </w:pPr>
-    </w:p>
-    <w:p>
-      <w:pPr>
-        <w:spacing w:line="360" w:lineRule="auto"/>
-        <w:ind w:left="708"/>
-        <w:rPr>
-          <w:b/>
-          <w:bCs/>
-          <w:lang w:val="pt-BR"/>
-        </w:rPr>
-      </w:pPr>
-    </w:p>
-    <w:p>
-      <w:pPr>
-        <w:spacing w:line="360" w:lineRule="auto"/>
-        <w:ind w:left="708"/>
-        <w:rPr>
-          <w:b/>
-          <w:bCs/>
-          <w:lang w:val="pt-BR"/>
-        </w:rPr>
-      </w:pPr>
-    </w:p>
-    <w:p>
-      <w:pPr>
-        <w:spacing w:line="360" w:lineRule="auto"/>
-        <w:ind w:left="708"/>
-        <w:rPr>
-          <w:b/>
-          <w:bCs/>
-          <w:lang w:val="pt-BR"/>
-        </w:rPr>
-      </w:pPr>
+      <w:r>
+        <w:rPr>
+          <w:b/>
+          <w:bCs/>
+          <w:lang w:val="pt-BR"/>
+        </w:rPr>
+        <w:t>Interface real</w:t>
+      </w:r>
+    </w:p>
+    <w:p>
+      <w:pPr>
+        <w:spacing w:line="360" w:lineRule="auto"/>
+        <w:ind w:left="708"/>
+        <w:rPr>
+          <w:b/>
+          <w:bCs/>
+          <w:lang w:val="pt-BR"/>
+        </w:rPr>
+      </w:pPr>
+    </w:p>
+    <w:p>
+      <w:pPr>
+        <w:spacing w:line="360" w:lineRule="auto"/>
+        <w:ind w:left="708"/>
+        <w:rPr>
+          <w:b/>
+          <w:bCs/>
+          <w:lang w:val="pt-BR"/>
+        </w:rPr>
+      </w:pPr>
+    </w:p>
+    <w:p>
+      <w:pPr>
+        <w:spacing w:line="360" w:lineRule="auto"/>
+        <w:ind w:left="708"/>
+        <w:rPr>
+          <w:b/>
+          <w:bCs/>
+          <w:lang w:val="pt-BR"/>
+        </w:rPr>
+      </w:pPr>
+    </w:p>
+    <w:p>
+      <w:pPr>
+        <w:spacing w:line="360" w:lineRule="auto"/>
+        <w:ind w:left="708"/>
+        <w:rPr>
+          <w:b/>
+          <w:bCs/>
+          <w:lang w:val="pt-BR"/>
+        </w:rPr>
+      </w:pPr>
+    </w:p>
+    <w:p>
+      <w:pPr>
+        <w:spacing w:line="360" w:lineRule="auto"/>
+        <w:ind w:left="708"/>
+        <w:rPr>
+          <w:b/>
+          <w:bCs/>
+          <w:lang w:val="pt-BR"/>
+        </w:rPr>
+      </w:pPr>
+    </w:p>
+    <w:p>
+      <w:pPr>
+        <w:spacing w:line="360" w:lineRule="auto"/>
+        <w:ind w:left="708"/>
+        <w:rPr>
+          <w:b/>
+          <w:bCs/>
+          <w:lang w:val="pt-BR"/>
+        </w:rPr>
+      </w:pPr>
+    </w:p>
+    <w:p>
+      <w:pPr>
+        <w:spacing w:line="360" w:lineRule="auto"/>
+        <w:ind w:left="708"/>
+        <w:rPr>
+          <w:b/>
+          <w:bCs/>
+          <w:lang w:val="pt-BR"/>
+        </w:rPr>
+      </w:pPr>
+    </w:p>
+    <w:p>
+      <w:pPr>
+        <w:spacing w:line="360" w:lineRule="auto"/>
+        <w:rPr>
+          <w:b/>
+          <w:bCs/>
+          <w:lang w:val="pt-BR"/>
+        </w:rPr>
+      </w:pPr>
+    </w:p>
+    <w:p>
+      <w:pPr>
+        <w:widowControl/>
+        <w:autoSpaceDE/>
+        <w:autoSpaceDN/>
+        <w:spacing w:after="160" w:line="278" w:lineRule="auto"/>
+        <w:jc w:val="left"/>
+        <w:rPr>
+          <w:b/>
+          <w:bCs/>
+          <w:lang w:val="pt-BR"/>
+        </w:rPr>
+      </w:pPr>
+      <w:r>
+        <w:rPr>
+          <w:b/>
+          <w:bCs/>
+          <w:lang w:val="pt-BR"/>
+        </w:rPr>
+        <w:br w:type="page"/>
+      </w:r>
+    </w:p>
+    <w:p>
+      <w:pPr>
+        <w:spacing w:line="360" w:lineRule="auto"/>
+        <w:ind w:left="708"/>
+        <w:rPr>
+          <w:b/>
+          <w:bCs/>
+          <w:lang w:val="pt-BR"/>
+        </w:rPr>
+      </w:pPr>
+      <w:r>
+        <w:rPr>
+          <w:b/>
+          <w:bCs/>
+          <w:lang w:val="pt-BR"/>
+        </w:rPr>
+        <w:lastRenderedPageBreak/>
+        <w:t xml:space="preserve">4.5 </w:t>
+      </w:r>
+      <w:r>
+        <w:rPr>
+          <w:b/>
+          <w:bCs/>
+          <w:lang w:val="pt-BR"/>
+        </w:rPr>
+        <w:t>Tela de cadastro de produto</w:t>
+      </w:r>
+    </w:p>
+    <w:p>
+      <w:pPr>
+        <w:spacing w:line="360" w:lineRule="auto"/>
+        <w:ind w:left="708"/>
+        <w:rPr>
+          <w:lang w:val="pt-BR"/>
+        </w:rPr>
+      </w:pPr>
+      <w:r>
+        <w:rPr>
+          <w:lang w:val="pt-BR"/>
+        </w:rPr>
+        <w:t>A tela de Cadastro de Produto tem como objetivo registrar e gerenciar todos os produtos armazenados no estoque da empresa. Por meio dessa funcionalidade, os usuários poderão cadastrar informações detalhadas sobre cada item, permitindo um controle mais eficiente do estoque, das movimentações de entrada e saída de mercadorias e dos processos relacionados à gestão de produtos.</w:t>
+      </w:r>
+    </w:p>
+    <w:p>
+      <w:pPr>
+        <w:spacing w:line="360" w:lineRule="auto"/>
+        <w:ind w:left="708"/>
+        <w:rPr>
+          <w:lang w:val="pt-BR"/>
+        </w:rPr>
+      </w:pPr>
+      <w:r>
+        <w:rPr>
+          <w:lang w:val="pt-BR"/>
+        </w:rPr>
+        <w:t>Para realizar o cadastro, deverão ser informados os seguintes dados: nome do produto, categoria, localização, quantidade, peso, preço de custo, preço de venda e descrição. Essas informações serão utilizadas para identificar os produtos, controlar a disponibilidade em estoque e auxiliar nos processos operacionais e administrativos da empresa.</w:t>
+      </w:r>
+    </w:p>
+    <w:p>
+      <w:pPr>
+        <w:spacing w:line="360" w:lineRule="auto"/>
+        <w:ind w:left="708"/>
+        <w:rPr>
+          <w:b/>
+          <w:bCs/>
+          <w:lang w:val="pt-BR"/>
+        </w:rPr>
+      </w:pPr>
+    </w:p>
+    <w:p>
+      <w:pPr>
+        <w:spacing w:line="360" w:lineRule="auto"/>
+        <w:ind w:left="708"/>
+        <w:rPr>
+          <w:b/>
+          <w:bCs/>
+          <w:lang w:val="pt-BR"/>
+        </w:rPr>
+      </w:pPr>
+      <w:proofErr w:type="spellStart"/>
+      <w:r>
+        <w:rPr>
+          <w:b/>
+          <w:bCs/>
+          <w:lang w:val="pt-BR"/>
+        </w:rPr>
+        <w:t>Wireframe</w:t>
+      </w:r>
+      <w:proofErr w:type="spellEnd"/>
+    </w:p>
+    <w:p>
+      <w:pPr>
+        <w:spacing w:line="360" w:lineRule="auto"/>
+        <w:ind w:left="708"/>
+        <w:rPr>
+          <w:b/>
+          <w:bCs/>
+          <w:lang w:val="pt-BR"/>
+        </w:rPr>
+      </w:pPr>
+      <w:r>
+        <w:rPr>
+          <w:b/>
+          <w:bCs/>
+          <w:lang w:val="pt-BR"/>
+        </w:rPr>
+        <w:drawing>
+          <wp:inline distT="0" distB="0" distL="0" distR="0" wp14:anchorId="2A30B30D" wp14:editId="26C71EF7">
+            <wp:extent cx="4140820" cy="2348184"/>
+            <wp:effectExtent l="0" t="0" r="0" b="0"/>
+            <wp:docPr id="1765443734" name="Imagem 1"/>
+            <wp:cNvGraphicFramePr>
+              <a:graphicFrameLocks xmlns:a="http://schemas.openxmlformats.org/drawingml/2006/main" noChangeAspect="1"/>
+            </wp:cNvGraphicFramePr>
+            <a:graphic xmlns:a="http://schemas.openxmlformats.org/drawingml/2006/main">
+              <a:graphicData uri="http://schemas.openxmlformats.org/drawingml/2006/picture">
+                <pic:pic xmlns:pic="http://schemas.openxmlformats.org/drawingml/2006/picture">
+                  <pic:nvPicPr>
+                    <pic:cNvPr id="1765443734" name=""/>
+                    <pic:cNvPicPr/>
+                  </pic:nvPicPr>
+                  <pic:blipFill>
+                    <a:blip r:embed="rId17"/>
+                    <a:stretch>
+                      <a:fillRect/>
+                    </a:stretch>
+                  </pic:blipFill>
+                  <pic:spPr>
+                    <a:xfrm>
+                      <a:off x="0" y="0"/>
+                      <a:ext cx="4155975" cy="2356778"/>
+                    </a:xfrm>
+                    <a:prstGeom prst="rect">
+                      <a:avLst/>
+                    </a:prstGeom>
+                  </pic:spPr>
+                </pic:pic>
+              </a:graphicData>
+            </a:graphic>
+          </wp:inline>
+        </w:drawing>
+      </w:r>
+    </w:p>
+    <w:p>
+      <w:pPr>
+        <w:spacing w:line="360" w:lineRule="auto"/>
+        <w:ind w:left="708"/>
+        <w:rPr>
+          <w:b/>
+          <w:bCs/>
+          <w:lang w:val="pt-BR"/>
+        </w:rPr>
+      </w:pPr>
+    </w:p>
+    <w:p>
+      <w:pPr>
+        <w:spacing w:line="360" w:lineRule="auto"/>
+        <w:ind w:left="708"/>
+        <w:rPr>
+          <w:b/>
+          <w:bCs/>
+          <w:lang w:val="pt-BR"/>
+        </w:rPr>
+      </w:pPr>
+      <w:r>
+        <w:rPr>
+          <w:b/>
+          <w:bCs/>
+          <w:lang w:val="pt-BR"/>
+        </w:rPr>
+        <w:t>Interface real</w:t>
+      </w:r>
+    </w:p>
+    <w:p>
+      <w:pPr>
+        <w:spacing w:line="360" w:lineRule="auto"/>
+        <w:ind w:left="708"/>
+        <w:rPr>
+          <w:b/>
+          <w:bCs/>
+          <w:lang w:val="pt-BR"/>
+        </w:rPr>
+      </w:pPr>
+    </w:p>
+    <w:p>
+      <w:pPr>
+        <w:spacing w:line="360" w:lineRule="auto"/>
+        <w:ind w:left="708"/>
+        <w:rPr>
+          <w:b/>
+          <w:bCs/>
+          <w:lang w:val="pt-BR"/>
+        </w:rPr>
+      </w:pPr>
+    </w:p>
+    <w:p>
+      <w:pPr>
+        <w:spacing w:line="360" w:lineRule="auto"/>
+        <w:ind w:left="708"/>
+        <w:rPr>
+          <w:b/>
+          <w:bCs/>
+          <w:lang w:val="pt-BR"/>
+        </w:rPr>
+      </w:pPr>
+    </w:p>
+    <w:p>
+      <w:pPr>
+        <w:spacing w:line="360" w:lineRule="auto"/>
+        <w:ind w:left="708"/>
+        <w:rPr>
+          <w:b/>
+          <w:bCs/>
+          <w:lang w:val="pt-BR"/>
+        </w:rPr>
+      </w:pPr>
+    </w:p>
+    <w:p>
+      <w:pPr>
+        <w:spacing w:line="360" w:lineRule="auto"/>
+        <w:ind w:left="708"/>
+        <w:rPr>
+          <w:b/>
+          <w:bCs/>
+          <w:lang w:val="pt-BR"/>
+        </w:rPr>
+      </w:pPr>
+    </w:p>
+    <w:p>
+      <w:pPr>
+        <w:spacing w:line="360" w:lineRule="auto"/>
+        <w:ind w:left="708"/>
+        <w:rPr>
+          <w:b/>
+          <w:bCs/>
+          <w:lang w:val="pt-BR"/>
+        </w:rPr>
+      </w:pPr>
+    </w:p>
+    <w:p>
+      <w:pPr>
+        <w:spacing w:line="360" w:lineRule="auto"/>
+        <w:ind w:left="708"/>
+        <w:rPr>
+          <w:b/>
+          <w:bCs/>
+          <w:lang w:val="pt-BR"/>
+        </w:rPr>
+      </w:pPr>
+    </w:p>
+    <w:p>
+      <w:pPr>
+        <w:spacing w:line="360" w:lineRule="auto"/>
+        <w:ind w:left="708"/>
+        <w:rPr>
+          <w:b/>
+          <w:bCs/>
+          <w:lang w:val="pt-BR"/>
+        </w:rPr>
+      </w:pPr>
+    </w:p>
+    <w:p>
+      <w:pPr>
+        <w:spacing w:line="360" w:lineRule="auto"/>
+        <w:ind w:left="708"/>
+        <w:rPr>
+          <w:b/>
+          <w:bCs/>
+          <w:lang w:val="pt-BR"/>
+        </w:rPr>
+      </w:pPr>
+    </w:p>
+    <w:p>
+      <w:pPr>
+        <w:pStyle w:val="Ttulo2"/>
+        <w:ind w:firstLine="708"/>
+      </w:pPr>
+      <w:bookmarkStart w:id="12" w:name="_Toc231915664"/>
+      <w:r>
+        <w:lastRenderedPageBreak/>
+        <w:t xml:space="preserve">4.6 </w:t>
+      </w:r>
+      <w:r>
+        <w:t>Tela de cadastro de pedido de entrada</w:t>
+      </w:r>
+      <w:bookmarkEnd w:id="12"/>
+      <w:r>
+        <w:t> </w:t>
+      </w:r>
+    </w:p>
+    <w:p>
+      <w:pPr>
+        <w:spacing w:line="360" w:lineRule="auto"/>
+        <w:ind w:left="708"/>
+        <w:rPr>
+          <w:lang w:val="pt-BR"/>
+        </w:rPr>
+      </w:pPr>
+      <w:r>
+        <w:rPr>
+          <w:lang w:val="pt-BR"/>
+        </w:rPr>
+        <w:t>A tela de Cadastro de Pedido de Entrada tem como objetivo registrar os produtos recebidos pela empresa por meio de seus fornecedores, permitindo o controle das mercadorias que serão incorporadas ao estoque. Essa funcionalidade é fundamental para manter a atualização das quantidades disponíveis e garantir a rastreabilidade das entradas de produtos.</w:t>
+      </w:r>
+    </w:p>
+    <w:p>
+      <w:pPr>
+        <w:spacing w:line="360" w:lineRule="auto"/>
+        <w:ind w:left="708"/>
+        <w:rPr>
+          <w:lang w:val="pt-BR"/>
+        </w:rPr>
+      </w:pPr>
+      <w:r>
+        <w:rPr>
+          <w:lang w:val="pt-BR"/>
+        </w:rPr>
+        <w:t>Para realizar o cadastro do pedido de entrada, deverão ser informados os seguintes dados: nome do produto, quantidade recebida e fornecedor responsável. Essas informações permitirão identificar os itens recebidos e associá-los ao respectivo fornecedor, facilitando o controle e a conferência das mercadorias.</w:t>
+      </w:r>
+    </w:p>
+    <w:p>
+      <w:pPr>
+        <w:spacing w:line="360" w:lineRule="auto"/>
+        <w:ind w:left="708"/>
+        <w:rPr>
+          <w:lang w:val="pt-BR"/>
+        </w:rPr>
+      </w:pPr>
+    </w:p>
+    <w:p>
+      <w:pPr>
+        <w:spacing w:line="360" w:lineRule="auto"/>
+        <w:ind w:left="708"/>
+        <w:rPr>
+          <w:b/>
+          <w:bCs/>
+          <w:lang w:val="pt-BR"/>
+        </w:rPr>
+      </w:pPr>
+      <w:proofErr w:type="spellStart"/>
+      <w:r>
+        <w:rPr>
+          <w:b/>
+          <w:bCs/>
+          <w:lang w:val="pt-BR"/>
+        </w:rPr>
+        <w:t>Wireframe</w:t>
+      </w:r>
+      <w:proofErr w:type="spellEnd"/>
+    </w:p>
+    <w:p>
+      <w:pPr>
+        <w:spacing w:line="360" w:lineRule="auto"/>
+        <w:ind w:left="708"/>
+        <w:rPr>
+          <w:lang w:val="pt-BR"/>
+        </w:rPr>
+      </w:pPr>
+      <w:r>
+        <w:rPr>
+          <w:lang w:val="pt-BR"/>
+        </w:rPr>
+        <w:drawing>
+          <wp:inline distT="0" distB="0" distL="0" distR="0" wp14:anchorId="6C7D09BE" wp14:editId="5272574F">
+            <wp:extent cx="4557132" cy="2204464"/>
+            <wp:effectExtent l="0" t="0" r="0" b="5715"/>
+            <wp:docPr id="1772672894" name="Imagem 1"/>
+            <wp:cNvGraphicFramePr>
+              <a:graphicFrameLocks xmlns:a="http://schemas.openxmlformats.org/drawingml/2006/main" noChangeAspect="1"/>
+            </wp:cNvGraphicFramePr>
+            <a:graphic xmlns:a="http://schemas.openxmlformats.org/drawingml/2006/main">
+              <a:graphicData uri="http://schemas.openxmlformats.org/drawingml/2006/picture">
+                <pic:pic xmlns:pic="http://schemas.openxmlformats.org/drawingml/2006/picture">
+                  <pic:nvPicPr>
+                    <pic:cNvPr id="1772672894" name=""/>
+                    <pic:cNvPicPr/>
+                  </pic:nvPicPr>
+                  <pic:blipFill>
+                    <a:blip r:embed="rId18"/>
+                    <a:stretch>
+                      <a:fillRect/>
+                    </a:stretch>
+                  </pic:blipFill>
+                  <pic:spPr>
+                    <a:xfrm>
+                      <a:off x="0" y="0"/>
+                      <a:ext cx="4569475" cy="2210435"/>
+                    </a:xfrm>
+                    <a:prstGeom prst="rect">
+                      <a:avLst/>
+                    </a:prstGeom>
+                  </pic:spPr>
+                </pic:pic>
+              </a:graphicData>
+            </a:graphic>
+          </wp:inline>
+        </w:drawing>
+      </w:r>
+    </w:p>
+    <w:p>
+      <w:pPr>
+        <w:rPr>
+          <w:b/>
+          <w:bCs/>
+          <w:lang w:val="pt-BR"/>
+        </w:rPr>
+      </w:pPr>
+    </w:p>
+    <w:p>
+      <w:pPr>
+        <w:rPr>
+          <w:b/>
+          <w:bCs/>
+          <w:lang w:val="pt-BR"/>
+        </w:rPr>
+      </w:pPr>
+      <w:r>
+        <w:rPr>
+          <w:b/>
+          <w:bCs/>
+          <w:lang w:val="pt-BR"/>
+        </w:rPr>
+        <w:tab/>
+        <w:t>Interface real</w:t>
+      </w:r>
+    </w:p>
+    <w:p>
+      <w:pPr>
+        <w:rPr>
+          <w:b/>
+          <w:bCs/>
+          <w:lang w:val="pt-BR"/>
+        </w:rPr>
+      </w:pPr>
+    </w:p>
+    <w:p>
+      <w:pPr>
+        <w:rPr>
+          <w:b/>
+          <w:bCs/>
+          <w:lang w:val="pt-BR"/>
+        </w:rPr>
+      </w:pPr>
+    </w:p>
+    <w:p>
+      <w:pPr>
+        <w:rPr>
+          <w:b/>
+          <w:bCs/>
+          <w:lang w:val="pt-BR"/>
+        </w:rPr>
+      </w:pPr>
+    </w:p>
+    <w:p>
+      <w:pPr>
+        <w:rPr>
+          <w:b/>
+          <w:bCs/>
+          <w:lang w:val="pt-BR"/>
+        </w:rPr>
+      </w:pPr>
+    </w:p>
+    <w:p>
+      <w:pPr>
+        <w:rPr>
+          <w:b/>
+          <w:bCs/>
+          <w:lang w:val="pt-BR"/>
+        </w:rPr>
+      </w:pPr>
+    </w:p>
+    <w:p>
+      <w:pPr>
+        <w:rPr>
+          <w:b/>
+          <w:bCs/>
+          <w:lang w:val="pt-BR"/>
+        </w:rPr>
+      </w:pPr>
+    </w:p>
+    <w:p>
+      <w:pPr>
+        <w:rPr>
+          <w:b/>
+          <w:bCs/>
+          <w:lang w:val="pt-BR"/>
+        </w:rPr>
+      </w:pPr>
+    </w:p>
+    <w:p>
+      <w:pPr>
+        <w:rPr>
+          <w:b/>
+          <w:bCs/>
+          <w:lang w:val="pt-BR"/>
+        </w:rPr>
+      </w:pPr>
+    </w:p>
+    <w:p>
+      <w:pPr>
+        <w:rPr>
+          <w:b/>
+          <w:bCs/>
+          <w:lang w:val="pt-BR"/>
+        </w:rPr>
+      </w:pPr>
+    </w:p>
+    <w:p>
+      <w:pPr>
+        <w:rPr>
+          <w:b/>
+          <w:bCs/>
+          <w:lang w:val="pt-BR"/>
+        </w:rPr>
+      </w:pPr>
+    </w:p>
+    <w:p>
+      <w:pPr>
+        <w:rPr>
+          <w:b/>
+          <w:bCs/>
+          <w:lang w:val="pt-BR"/>
+        </w:rPr>
+      </w:pPr>
+    </w:p>
+    <w:p>
+      <w:pPr>
+        <w:rPr>
+          <w:b/>
+          <w:bCs/>
+          <w:lang w:val="pt-BR"/>
+        </w:rPr>
+      </w:pPr>
+    </w:p>
+    <w:p>
+      <w:pPr>
+        <w:rPr>
+          <w:b/>
+          <w:bCs/>
+          <w:lang w:val="pt-BR"/>
+        </w:rPr>
+      </w:pPr>
+    </w:p>
+    <w:p>
+      <w:pPr>
+        <w:rPr>
+          <w:b/>
+          <w:bCs/>
+          <w:lang w:val="pt-BR"/>
+        </w:rPr>
+      </w:pPr>
+    </w:p>
+    <w:p>
+      <w:pPr>
+        <w:rPr>
+          <w:b/>
+          <w:bCs/>
+          <w:lang w:val="pt-BR"/>
+        </w:rPr>
+      </w:pPr>
+    </w:p>
+    <w:p>
+      <w:pPr>
+        <w:rPr>
+          <w:b/>
+          <w:bCs/>
+          <w:lang w:val="pt-BR"/>
+        </w:rPr>
+      </w:pPr>
+    </w:p>
+    <w:p>
+      <w:pPr>
+        <w:rPr>
+          <w:b/>
+          <w:bCs/>
+          <w:lang w:val="pt-BR"/>
+        </w:rPr>
+      </w:pPr>
+    </w:p>
+    <w:p>
+      <w:pPr>
+        <w:pStyle w:val="Ttulo2"/>
+        <w:ind w:firstLine="708"/>
+      </w:pPr>
+      <w:r>
+        <w:lastRenderedPageBreak/>
+        <w:t>4.7 Tela de dashboard</w:t>
+      </w:r>
+    </w:p>
+    <w:p>
+      <w:pPr>
+        <w:spacing w:line="360" w:lineRule="auto"/>
+        <w:ind w:left="708"/>
+        <w:rPr>
+          <w:lang w:val="pt-BR"/>
+        </w:rPr>
+      </w:pPr>
+      <w:r>
+        <w:rPr>
+          <w:lang w:val="pt-BR"/>
+        </w:rPr>
+        <w:t>A tela de Dashboard funcionará como a interface principal do sistema, atuando como um painel de controle para o usuário. Por meio dela, será possível acessar as demais funcionalidades do sistema através de uma barra lateral de navegação, facilitando a transição entre as diferentes telas e módulos.</w:t>
+      </w:r>
+    </w:p>
+    <w:p>
+      <w:pPr>
+        <w:spacing w:line="360" w:lineRule="auto"/>
+        <w:ind w:left="708"/>
+        <w:rPr>
+          <w:lang w:val="pt-BR"/>
+        </w:rPr>
+      </w:pPr>
+      <w:r>
+        <w:rPr>
+          <w:lang w:val="pt-BR"/>
+        </w:rPr>
+        <w:t>Além da navegação, o dashboard apresentará informações relevantes para o gerenciamento geral do sistema, proporcionando uma visão consolidada e atualizada das principais operações. Entre essas informações, estarão incluídos produtos com estoque baixo, pedidos realizados recentemente, gráficos demonstrativos e indicadores rápidos relacionados às movimentações do sistema.</w:t>
+      </w:r>
+    </w:p>
+    <w:p>
+      <w:pPr>
+        <w:spacing w:line="360" w:lineRule="auto"/>
+        <w:ind w:left="708"/>
+        <w:rPr>
+          <w:b/>
+          <w:bCs/>
+          <w:lang w:val="pt-BR"/>
+        </w:rPr>
+      </w:pPr>
+    </w:p>
+    <w:p>
+      <w:pPr>
+        <w:spacing w:line="360" w:lineRule="auto"/>
+        <w:ind w:left="708"/>
+        <w:rPr>
+          <w:b/>
+          <w:bCs/>
+          <w:lang w:val="pt-BR"/>
+        </w:rPr>
+      </w:pPr>
+      <w:proofErr w:type="spellStart"/>
+      <w:r>
+        <w:rPr>
+          <w:b/>
+          <w:bCs/>
+          <w:lang w:val="pt-BR"/>
+        </w:rPr>
+        <w:t>Wireframe</w:t>
+      </w:r>
+      <w:proofErr w:type="spellEnd"/>
+    </w:p>
+    <w:p>
+      <w:pPr>
+        <w:spacing w:line="360" w:lineRule="auto"/>
+        <w:ind w:left="708"/>
+        <w:rPr>
+          <w:lang w:val="pt-BR"/>
+        </w:rPr>
+      </w:pPr>
+      <w:r>
+        <w:rPr>
+          <w:lang w:val="pt-BR"/>
+        </w:rPr>
+        <w:drawing>
+          <wp:inline distT="0" distB="0" distL="0" distR="0" wp14:anchorId="6AC39C4B" wp14:editId="5BBF6923">
+            <wp:extent cx="4423317" cy="2439627"/>
+            <wp:effectExtent l="0" t="0" r="0" b="0"/>
+            <wp:docPr id="562888053" name="Imagem 1"/>
+            <wp:cNvGraphicFramePr>
+              <a:graphicFrameLocks xmlns:a="http://schemas.openxmlformats.org/drawingml/2006/main" noChangeAspect="1"/>
+            </wp:cNvGraphicFramePr>
+            <a:graphic xmlns:a="http://schemas.openxmlformats.org/drawingml/2006/main">
+              <a:graphicData uri="http://schemas.openxmlformats.org/drawingml/2006/picture">
+                <pic:pic xmlns:pic="http://schemas.openxmlformats.org/drawingml/2006/picture">
+                  <pic:nvPicPr>
+                    <pic:cNvPr id="562888053" name=""/>
+                    <pic:cNvPicPr/>
+                  </pic:nvPicPr>
+                  <pic:blipFill>
+                    <a:blip r:embed="rId19"/>
+                    <a:stretch>
+                      <a:fillRect/>
+                    </a:stretch>
+                  </pic:blipFill>
+                  <pic:spPr>
+                    <a:xfrm>
+                      <a:off x="0" y="0"/>
+                      <a:ext cx="4439476" cy="2448539"/>
+                    </a:xfrm>
+                    <a:prstGeom prst="rect">
+                      <a:avLst/>
+                    </a:prstGeom>
+                  </pic:spPr>
+                </pic:pic>
+              </a:graphicData>
+            </a:graphic>
+          </wp:inline>
+        </w:drawing>
+      </w:r>
+    </w:p>
+    <w:p>
+      <w:pPr>
+        <w:spacing w:line="360" w:lineRule="auto"/>
+        <w:ind w:left="708"/>
+        <w:rPr>
+          <w:lang w:val="pt-BR"/>
+        </w:rPr>
+      </w:pPr>
+    </w:p>
+    <w:p>
+      <w:pPr>
+        <w:spacing w:line="360" w:lineRule="auto"/>
+        <w:ind w:left="708"/>
+        <w:rPr>
+          <w:b/>
+          <w:bCs/>
+          <w:lang w:val="pt-BR"/>
+        </w:rPr>
+      </w:pPr>
+      <w:r>
+        <w:rPr>
+          <w:b/>
+          <w:bCs/>
+          <w:lang w:val="pt-BR"/>
+        </w:rPr>
+        <w:t>Interface real</w:t>
+      </w:r>
+    </w:p>
+    <w:p>
+      <w:pPr>
+        <w:spacing w:line="360" w:lineRule="auto"/>
+        <w:ind w:left="708"/>
+        <w:rPr>
+          <w:b/>
+          <w:bCs/>
+          <w:lang w:val="pt-BR"/>
+        </w:rPr>
+      </w:pPr>
+      <w:r>
+        <w:rPr>
+          <w:b/>
+          <w:bCs/>
+          <w:noProof/>
+          <w:lang w:val="pt-BR"/>
+        </w:rPr>
+        <w:drawing>
+          <wp:inline distT="0" distB="0" distL="0" distR="0" wp14:anchorId="1EB1B401" wp14:editId="3E4A9C37">
+            <wp:extent cx="4876800" cy="2628900"/>
+            <wp:effectExtent l="0" t="0" r="0" b="0"/>
+            <wp:docPr id="1504224036" name="Imagem 3"/>
+            <wp:cNvGraphicFramePr>
+              <a:graphicFrameLocks xmlns:a="http://schemas.openxmlformats.org/drawingml/2006/main" noChangeAspect="1"/>
+            </wp:cNvGraphicFramePr>
+            <a:graphic xmlns:a="http://schemas.openxmlformats.org/drawingml/2006/main">
+              <a:graphicData uri="http://schemas.openxmlformats.org/drawingml/2006/picture">
+                <pic:pic xmlns:pic="http://schemas.openxmlformats.org/drawingml/2006/picture">
+                  <pic:nvPicPr>
+                    <pic:cNvPr id="0" name="Picture 2"/>
+                    <pic:cNvPicPr>
+                      <a:picLocks noChangeAspect="1" noChangeArrowheads="1"/>
+                    </pic:cNvPicPr>
+                  </pic:nvPicPr>
+                  <pic:blipFill>
+                    <a:blip r:embed="rId20">
+                      <a:extLst>
+                        <a:ext uri="{28A0092B-C50C-407E-A947-70E740481C1C}">
+                          <a14:useLocalDpi xmlns:a14="http://schemas.microsoft.com/office/drawing/2010/main" val="0"/>
+                        </a:ext>
+                      </a:extLst>
+                    </a:blip>
+                    <a:srcRect/>
+                    <a:stretch>
+                      <a:fillRect/>
+                    </a:stretch>
+                  </pic:blipFill>
+                  <pic:spPr bwMode="auto">
+                    <a:xfrm>
+                      <a:off x="0" y="0"/>
+                      <a:ext cx="4876800" cy="2628900"/>
+                    </a:xfrm>
+                    <a:prstGeom prst="rect">
+                      <a:avLst/>
+                    </a:prstGeom>
+                    <a:noFill/>
+                  </pic:spPr>
+                </pic:pic>
+              </a:graphicData>
+            </a:graphic>
+          </wp:inline>
+        </w:drawing>
+      </w:r>
+    </w:p>
+    <w:p>
+      <w:pPr>
+        <w:spacing w:line="360" w:lineRule="auto"/>
+        <w:ind w:left="708"/>
+        <w:rPr>
+          <w:b/>
+          <w:bCs/>
+          <w:lang w:val="pt-BR"/>
+        </w:rPr>
+      </w:pPr>
+      <w:r>
+        <w:rPr>
+          <w:b/>
+          <w:bCs/>
+          <w:lang w:val="pt-BR"/>
+        </w:rPr>
+        <w:lastRenderedPageBreak/>
+        <w:t>4.8 Tela de estoque</w:t>
+      </w:r>
+    </w:p>
+    <w:p>
+      <w:pPr>
+        <w:spacing w:line="360" w:lineRule="auto"/>
+        <w:ind w:left="708"/>
+        <w:rPr>
+          <w:lang w:val="pt-BR"/>
+        </w:rPr>
+      </w:pPr>
+      <w:r>
+        <w:rPr>
+          <w:lang w:val="pt-BR"/>
+        </w:rPr>
+        <w:t>A tela de Estoque tem como objetivo exibir todos os produtos armazenados na empresa, permitindo ao usuário uma visualização clara e organizada das quantidades disponíveis. Nessa interface, serão apresentados os principais dados dos produtos de forma resumida, com a possibilidade de acesso a informações mais detalhadas quando necessário.</w:t>
+      </w:r>
+    </w:p>
+    <w:p>
+      <w:pPr>
+        <w:spacing w:line="360" w:lineRule="auto"/>
+        <w:ind w:left="708"/>
+        <w:rPr>
+          <w:lang w:val="pt-BR"/>
+        </w:rPr>
+      </w:pPr>
+      <w:r>
+        <w:rPr>
+          <w:lang w:val="pt-BR"/>
+        </w:rPr>
+        <w:t>Entre as funcionalidades disponíveis, destacam-se a visualização do nome dos produtos, a quantidade disponível em estoque, a pesquisa de produtos por meio de filtros ou busca e a visualização detalhada das informações cadastradas. Os detalhes completos poderão ser acessados por meio de uma janela modal, proporcionando uma navegação mais prática e eficiente.</w:t>
+      </w:r>
+    </w:p>
+    <w:p>
+      <w:pPr>
+        <w:spacing w:line="360" w:lineRule="auto"/>
+        <w:ind w:left="708"/>
+        <w:rPr>
+          <w:b/>
+          <w:bCs/>
+          <w:lang w:val="pt-BR"/>
+        </w:rPr>
+      </w:pPr>
+    </w:p>
+    <w:p>
+      <w:pPr>
+        <w:spacing w:line="360" w:lineRule="auto"/>
+        <w:ind w:left="708"/>
+        <w:rPr>
+          <w:b/>
+          <w:bCs/>
+          <w:lang w:val="pt-BR"/>
+        </w:rPr>
+      </w:pPr>
+    </w:p>
+    <w:p>
+      <w:pPr>
+        <w:spacing w:line="360" w:lineRule="auto"/>
+        <w:ind w:left="708"/>
+        <w:rPr>
+          <w:b/>
+          <w:bCs/>
+          <w:lang w:val="pt-BR"/>
+        </w:rPr>
+      </w:pPr>
+      <w:proofErr w:type="spellStart"/>
+      <w:r>
+        <w:rPr>
+          <w:b/>
+          <w:bCs/>
+          <w:lang w:val="pt-BR"/>
+        </w:rPr>
+        <w:t>Wireframe</w:t>
+      </w:r>
+      <w:proofErr w:type="spellEnd"/>
+    </w:p>
+    <w:p>
+      <w:pPr>
+        <w:spacing w:line="360" w:lineRule="auto"/>
+        <w:ind w:left="708"/>
+        <w:rPr>
+          <w:b/>
+          <w:bCs/>
+          <w:lang w:val="pt-BR"/>
+        </w:rPr>
+      </w:pPr>
+      <w:r>
+        <w:rPr>
+          <w:b/>
+          <w:bCs/>
+          <w:lang w:val="pt-BR"/>
+        </w:rPr>
+        <w:drawing>
+          <wp:inline distT="0" distB="0" distL="0" distR="0" wp14:anchorId="4AB35E4F" wp14:editId="7B37225F">
+            <wp:extent cx="4073912" cy="2271618"/>
+            <wp:effectExtent l="0" t="0" r="3175" b="0"/>
+            <wp:docPr id="632671859" name="Imagem 1"/>
+            <wp:cNvGraphicFramePr>
+              <a:graphicFrameLocks xmlns:a="http://schemas.openxmlformats.org/drawingml/2006/main" noChangeAspect="1"/>
+            </wp:cNvGraphicFramePr>
+            <a:graphic xmlns:a="http://schemas.openxmlformats.org/drawingml/2006/main">
+              <a:graphicData uri="http://schemas.openxmlformats.org/drawingml/2006/picture">
+                <pic:pic xmlns:pic="http://schemas.openxmlformats.org/drawingml/2006/picture">
+                  <pic:nvPicPr>
+                    <pic:cNvPr id="632671859" name=""/>
+                    <pic:cNvPicPr/>
+                  </pic:nvPicPr>
+                  <pic:blipFill>
+                    <a:blip r:embed="rId21"/>
+                    <a:stretch>
+                      <a:fillRect/>
+                    </a:stretch>
+                  </pic:blipFill>
+                  <pic:spPr>
+                    <a:xfrm>
+                      <a:off x="0" y="0"/>
+                      <a:ext cx="4109247" cy="2291321"/>
+                    </a:xfrm>
+                    <a:prstGeom prst="rect">
+                      <a:avLst/>
+                    </a:prstGeom>
+                  </pic:spPr>
+                </pic:pic>
+              </a:graphicData>
+            </a:graphic>
+          </wp:inline>
+        </w:drawing>
+      </w:r>
+    </w:p>
+    <w:p>
+      <w:pPr>
+        <w:rPr>
+          <w:lang w:val="pt-BR"/>
+        </w:rPr>
+      </w:pPr>
+    </w:p>
+    <w:p>
+      <w:pPr>
+        <w:rPr>
+          <w:b/>
+          <w:bCs/>
+          <w:lang w:val="pt-BR"/>
+        </w:rPr>
+      </w:pPr>
+      <w:r>
+        <w:rPr>
+          <w:b/>
+          <w:bCs/>
+          <w:lang w:val="pt-BR"/>
+        </w:rPr>
+        <w:tab/>
+        <w:t>Interface real</w:t>
+      </w:r>
+    </w:p>
+    <w:p>
+      <w:pPr>
+        <w:rPr>
+          <w:b/>
+          <w:bCs/>
+          <w:lang w:val="pt-BR"/>
+        </w:rPr>
+      </w:pPr>
+    </w:p>
+    <w:p>
+      <w:pPr>
+        <w:ind w:firstLine="708"/>
+        <w:rPr>
+          <w:b/>
+          <w:bCs/>
+          <w:lang w:val="pt-BR"/>
+        </w:rPr>
+      </w:pPr>
+      <w:r>
+        <w:rPr>
+          <w:b/>
+          <w:bCs/>
+          <w:noProof/>
+          <w:lang w:val="pt-BR"/>
+        </w:rPr>
+        <w:drawing>
+          <wp:inline distT="0" distB="0" distL="0" distR="0" wp14:anchorId="13749457" wp14:editId="4CB85D56">
+            <wp:extent cx="4586868" cy="2445732"/>
+            <wp:effectExtent l="0" t="0" r="4445" b="0"/>
+            <wp:docPr id="1394980385" name="Imagem 5"/>
+            <wp:cNvGraphicFramePr>
+              <a:graphicFrameLocks xmlns:a="http://schemas.openxmlformats.org/drawingml/2006/main" noChangeAspect="1"/>
+            </wp:cNvGraphicFramePr>
+            <a:graphic xmlns:a="http://schemas.openxmlformats.org/drawingml/2006/main">
+              <a:graphicData uri="http://schemas.openxmlformats.org/drawingml/2006/picture">
+                <pic:pic xmlns:pic="http://schemas.openxmlformats.org/drawingml/2006/picture">
+                  <pic:nvPicPr>
+                    <pic:cNvPr id="0" name="Picture 3"/>
+                    <pic:cNvPicPr>
+                      <a:picLocks noChangeAspect="1" noChangeArrowheads="1"/>
+                    </pic:cNvPicPr>
+                  </pic:nvPicPr>
+                  <pic:blipFill>
+                    <a:blip r:embed="rId22">
+                      <a:extLst>
+                        <a:ext uri="{28A0092B-C50C-407E-A947-70E740481C1C}">
+                          <a14:useLocalDpi xmlns:a14="http://schemas.microsoft.com/office/drawing/2010/main" val="0"/>
+                        </a:ext>
+                      </a:extLst>
+                    </a:blip>
+                    <a:srcRect/>
+                    <a:stretch>
+                      <a:fillRect/>
+                    </a:stretch>
+                  </pic:blipFill>
+                  <pic:spPr bwMode="auto">
+                    <a:xfrm>
+                      <a:off x="0" y="0"/>
+                      <a:ext cx="4605620" cy="2455730"/>
+                    </a:xfrm>
+                    <a:prstGeom prst="rect">
+                      <a:avLst/>
+                    </a:prstGeom>
+                    <a:noFill/>
+                  </pic:spPr>
+                </pic:pic>
+              </a:graphicData>
+            </a:graphic>
+          </wp:inline>
+        </w:drawing>
+      </w:r>
     </w:p>
     <w:sectPr>
       <w:pgSz w:w="11906" w:h="16838"/>
@@ -10837,6 +12410,19 @@
       <w:spacing w:after="100"/>
     </w:pPr>
   </w:style>
+  <w:style w:type="paragraph" w:styleId="Sumrio2">
+    <w:name w:val="toc 2"/>
+    <w:basedOn w:val="Normal"/>
+    <w:next w:val="Normal"/>
+    <w:autoRedefine/>
+    <w:uiPriority w:val="39"/>
+    <w:unhideWhenUsed/>
+    <w:rsid w:val="00035318"/>
+    <w:pPr>
+      <w:spacing w:after="100"/>
+      <w:ind w:left="240"/>
+    </w:pPr>
+  </w:style>
 </w:styles>
 </file>
 
